--- a/docs/memoria_EN.docx
+++ b/docs/memoria_EN.docx
@@ -403,7 +403,7 @@
     </w:p>
     <w:tbl>
       <w:tblPr>
-        <w:tblW w:type="pct" w:w="100%"/>
+        <w:tblW w:type="dxa" w:w="9026"/>
         <w:tblBorders>
           <w:top w:val="single" w:color="auto" w:sz="4"/>
           <w:left w:val="single" w:color="auto" w:sz="4"/>
@@ -414,12 +414,12 @@
         </w:tblBorders>
       </w:tblPr>
       <w:tblGrid>
-        <w:gridCol w:w="100"/>
-        <w:gridCol w:w="100"/>
-        <w:gridCol w:w="100"/>
-        <w:gridCol w:w="100"/>
-        <w:gridCol w:w="100"/>
-        <w:gridCol w:w="100"/>
+        <w:gridCol w:w="2200"/>
+        <w:gridCol w:w="1366"/>
+        <w:gridCol w:w="1365"/>
+        <w:gridCol w:w="1365"/>
+        <w:gridCol w:w="1365"/>
+        <w:gridCol w:w="1365"/>
       </w:tblGrid>
       <w:tr>
         <w:trPr>
@@ -427,12 +427,13 @@
         </w:trPr>
         <w:tc>
           <w:tcPr>
+            <w:tcW w:type="dxa" w:w="2200"/>
             <w:shd w:fill="2563EB" w:color="2563EB" w:val="solid"/>
             <w:tcMar>
               <w:top w:type="dxa" w:w="80"/>
-              <w:left w:type="dxa" w:w="80"/>
-              <w:bottom w:type="dxa" w:w="80"/>
-              <w:right w:type="dxa" w:w="80"/>
+              <w:left w:type="dxa" w:w="100"/>
+              <w:bottom w:type="dxa" w:w="80"/>
+              <w:right w:type="dxa" w:w="100"/>
             </w:tcMar>
           </w:tcPr>
           <w:p>
@@ -453,12 +454,13 @@
         </w:tc>
         <w:tc>
           <w:tcPr>
+            <w:tcW w:type="dxa" w:w="1366"/>
             <w:shd w:fill="2563EB" w:color="2563EB" w:val="solid"/>
             <w:tcMar>
               <w:top w:type="dxa" w:w="80"/>
-              <w:left w:type="dxa" w:w="80"/>
-              <w:bottom w:type="dxa" w:w="80"/>
-              <w:right w:type="dxa" w:w="80"/>
+              <w:left w:type="dxa" w:w="100"/>
+              <w:bottom w:type="dxa" w:w="80"/>
+              <w:right w:type="dxa" w:w="100"/>
             </w:tcMar>
           </w:tcPr>
           <w:p>
@@ -479,12 +481,13 @@
         </w:tc>
         <w:tc>
           <w:tcPr>
+            <w:tcW w:type="dxa" w:w="1365"/>
             <w:shd w:fill="2563EB" w:color="2563EB" w:val="solid"/>
             <w:tcMar>
               <w:top w:type="dxa" w:w="80"/>
-              <w:left w:type="dxa" w:w="80"/>
-              <w:bottom w:type="dxa" w:w="80"/>
-              <w:right w:type="dxa" w:w="80"/>
+              <w:left w:type="dxa" w:w="100"/>
+              <w:bottom w:type="dxa" w:w="80"/>
+              <w:right w:type="dxa" w:w="100"/>
             </w:tcMar>
           </w:tcPr>
           <w:p>
@@ -505,12 +508,13 @@
         </w:tc>
         <w:tc>
           <w:tcPr>
+            <w:tcW w:type="dxa" w:w="1365"/>
             <w:shd w:fill="2563EB" w:color="2563EB" w:val="solid"/>
             <w:tcMar>
               <w:top w:type="dxa" w:w="80"/>
-              <w:left w:type="dxa" w:w="80"/>
-              <w:bottom w:type="dxa" w:w="80"/>
-              <w:right w:type="dxa" w:w="80"/>
+              <w:left w:type="dxa" w:w="100"/>
+              <w:bottom w:type="dxa" w:w="80"/>
+              <w:right w:type="dxa" w:w="100"/>
             </w:tcMar>
           </w:tcPr>
           <w:p>
@@ -531,12 +535,13 @@
         </w:tc>
         <w:tc>
           <w:tcPr>
+            <w:tcW w:type="dxa" w:w="1365"/>
             <w:shd w:fill="2563EB" w:color="2563EB" w:val="solid"/>
             <w:tcMar>
               <w:top w:type="dxa" w:w="80"/>
-              <w:left w:type="dxa" w:w="80"/>
-              <w:bottom w:type="dxa" w:w="80"/>
-              <w:right w:type="dxa" w:w="80"/>
+              <w:left w:type="dxa" w:w="100"/>
+              <w:bottom w:type="dxa" w:w="80"/>
+              <w:right w:type="dxa" w:w="100"/>
             </w:tcMar>
           </w:tcPr>
           <w:p>
@@ -557,12 +562,13 @@
         </w:tc>
         <w:tc>
           <w:tcPr>
+            <w:tcW w:type="dxa" w:w="1365"/>
             <w:shd w:fill="2563EB" w:color="2563EB" w:val="solid"/>
             <w:tcMar>
               <w:top w:type="dxa" w:w="80"/>
-              <w:left w:type="dxa" w:w="80"/>
-              <w:bottom w:type="dxa" w:w="80"/>
-              <w:right w:type="dxa" w:w="80"/>
+              <w:left w:type="dxa" w:w="100"/>
+              <w:bottom w:type="dxa" w:w="80"/>
+              <w:right w:type="dxa" w:w="100"/>
             </w:tcMar>
           </w:tcPr>
           <w:p>
@@ -585,17 +591,24 @@
       <w:tr>
         <w:tc>
           <w:tcPr>
-            <w:shd w:fill="FFFFFF" w:color="FFFFFF" w:val="solid"/>
-            <w:tcMar>
-              <w:top w:type="dxa" w:w="60"/>
-              <w:left w:type="dxa" w:w="80"/>
-              <w:bottom w:type="dxa" w:w="60"/>
-              <w:right w:type="dxa" w:w="80"/>
-            </w:tcMar>
-          </w:tcPr>
-          <w:p>
-            <w:r>
-              <w:rPr>
+            <w:tcW w:type="dxa" w:w="2200"/>
+            <w:shd w:fill="FFFFFF" w:color="FFFFFF" w:val="solid"/>
+            <w:tcMar>
+              <w:top w:type="dxa" w:w="80"/>
+              <w:left w:type="dxa" w:w="100"/>
+              <w:bottom w:type="dxa" w:w="80"/>
+              <w:right w:type="dxa" w:w="100"/>
+            </w:tcMar>
+          </w:tcPr>
+          <w:p>
+            <w:pPr>
+              <w:jc w:val="left"/>
+            </w:pPr>
+            <w:r>
+              <w:rPr>
+                <w:b w:val="false"/>
+                <w:bCs w:val="false"/>
+                <w:color w:val="000000"/>
                 <w:sz w:val="19"/>
                 <w:szCs w:val="19"/>
               </w:rPr>
@@ -605,17 +618,24 @@
         </w:tc>
         <w:tc>
           <w:tcPr>
-            <w:shd w:fill="FFFFFF" w:color="FFFFFF" w:val="solid"/>
-            <w:tcMar>
-              <w:top w:type="dxa" w:w="60"/>
-              <w:left w:type="dxa" w:w="80"/>
-              <w:bottom w:type="dxa" w:w="60"/>
-              <w:right w:type="dxa" w:w="80"/>
-            </w:tcMar>
-          </w:tcPr>
-          <w:p>
-            <w:r>
-              <w:rPr>
+            <w:tcW w:type="dxa" w:w="1366"/>
+            <w:shd w:fill="FFFFFF" w:color="FFFFFF" w:val="solid"/>
+            <w:tcMar>
+              <w:top w:type="dxa" w:w="80"/>
+              <w:left w:type="dxa" w:w="100"/>
+              <w:bottom w:type="dxa" w:w="80"/>
+              <w:right w:type="dxa" w:w="100"/>
+            </w:tcMar>
+          </w:tcPr>
+          <w:p>
+            <w:pPr>
+              <w:jc w:val="left"/>
+            </w:pPr>
+            <w:r>
+              <w:rPr>
+                <w:b w:val="false"/>
+                <w:bCs w:val="false"/>
+                <w:color w:val="000000"/>
                 <w:sz w:val="19"/>
                 <w:szCs w:val="19"/>
               </w:rPr>
@@ -625,17 +645,24 @@
         </w:tc>
         <w:tc>
           <w:tcPr>
-            <w:shd w:fill="FFFFFF" w:color="FFFFFF" w:val="solid"/>
-            <w:tcMar>
-              <w:top w:type="dxa" w:w="60"/>
-              <w:left w:type="dxa" w:w="80"/>
-              <w:bottom w:type="dxa" w:w="60"/>
-              <w:right w:type="dxa" w:w="80"/>
-            </w:tcMar>
-          </w:tcPr>
-          <w:p>
-            <w:r>
-              <w:rPr>
+            <w:tcW w:type="dxa" w:w="1365"/>
+            <w:shd w:fill="FFFFFF" w:color="FFFFFF" w:val="solid"/>
+            <w:tcMar>
+              <w:top w:type="dxa" w:w="80"/>
+              <w:left w:type="dxa" w:w="100"/>
+              <w:bottom w:type="dxa" w:w="80"/>
+              <w:right w:type="dxa" w:w="100"/>
+            </w:tcMar>
+          </w:tcPr>
+          <w:p>
+            <w:pPr>
+              <w:jc w:val="left"/>
+            </w:pPr>
+            <w:r>
+              <w:rPr>
+                <w:b w:val="false"/>
+                <w:bCs w:val="false"/>
+                <w:color w:val="000000"/>
                 <w:sz w:val="19"/>
                 <w:szCs w:val="19"/>
               </w:rPr>
@@ -645,17 +672,24 @@
         </w:tc>
         <w:tc>
           <w:tcPr>
-            <w:shd w:fill="FFFFFF" w:color="FFFFFF" w:val="solid"/>
-            <w:tcMar>
-              <w:top w:type="dxa" w:w="60"/>
-              <w:left w:type="dxa" w:w="80"/>
-              <w:bottom w:type="dxa" w:w="60"/>
-              <w:right w:type="dxa" w:w="80"/>
-            </w:tcMar>
-          </w:tcPr>
-          <w:p>
-            <w:r>
-              <w:rPr>
+            <w:tcW w:type="dxa" w:w="1365"/>
+            <w:shd w:fill="FFFFFF" w:color="FFFFFF" w:val="solid"/>
+            <w:tcMar>
+              <w:top w:type="dxa" w:w="80"/>
+              <w:left w:type="dxa" w:w="100"/>
+              <w:bottom w:type="dxa" w:w="80"/>
+              <w:right w:type="dxa" w:w="100"/>
+            </w:tcMar>
+          </w:tcPr>
+          <w:p>
+            <w:pPr>
+              <w:jc w:val="left"/>
+            </w:pPr>
+            <w:r>
+              <w:rPr>
+                <w:b w:val="false"/>
+                <w:bCs w:val="false"/>
+                <w:color w:val="000000"/>
                 <w:sz w:val="19"/>
                 <w:szCs w:val="19"/>
               </w:rPr>
@@ -665,17 +699,24 @@
         </w:tc>
         <w:tc>
           <w:tcPr>
-            <w:shd w:fill="FFFFFF" w:color="FFFFFF" w:val="solid"/>
-            <w:tcMar>
-              <w:top w:type="dxa" w:w="60"/>
-              <w:left w:type="dxa" w:w="80"/>
-              <w:bottom w:type="dxa" w:w="60"/>
-              <w:right w:type="dxa" w:w="80"/>
-            </w:tcMar>
-          </w:tcPr>
-          <w:p>
-            <w:r>
-              <w:rPr>
+            <w:tcW w:type="dxa" w:w="1365"/>
+            <w:shd w:fill="FFFFFF" w:color="FFFFFF" w:val="solid"/>
+            <w:tcMar>
+              <w:top w:type="dxa" w:w="80"/>
+              <w:left w:type="dxa" w:w="100"/>
+              <w:bottom w:type="dxa" w:w="80"/>
+              <w:right w:type="dxa" w:w="100"/>
+            </w:tcMar>
+          </w:tcPr>
+          <w:p>
+            <w:pPr>
+              <w:jc w:val="left"/>
+            </w:pPr>
+            <w:r>
+              <w:rPr>
+                <w:b w:val="false"/>
+                <w:bCs w:val="false"/>
+                <w:color w:val="000000"/>
                 <w:sz w:val="19"/>
                 <w:szCs w:val="19"/>
               </w:rPr>
@@ -685,17 +726,24 @@
         </w:tc>
         <w:tc>
           <w:tcPr>
-            <w:shd w:fill="FFFFFF" w:color="FFFFFF" w:val="solid"/>
-            <w:tcMar>
-              <w:top w:type="dxa" w:w="60"/>
-              <w:left w:type="dxa" w:w="80"/>
-              <w:bottom w:type="dxa" w:w="60"/>
-              <w:right w:type="dxa" w:w="80"/>
-            </w:tcMar>
-          </w:tcPr>
-          <w:p>
-            <w:r>
-              <w:rPr>
+            <w:tcW w:type="dxa" w:w="1365"/>
+            <w:shd w:fill="FFFFFF" w:color="FFFFFF" w:val="solid"/>
+            <w:tcMar>
+              <w:top w:type="dxa" w:w="80"/>
+              <w:left w:type="dxa" w:w="100"/>
+              <w:bottom w:type="dxa" w:w="80"/>
+              <w:right w:type="dxa" w:w="100"/>
+            </w:tcMar>
+          </w:tcPr>
+          <w:p>
+            <w:pPr>
+              <w:jc w:val="left"/>
+            </w:pPr>
+            <w:r>
+              <w:rPr>
+                <w:b w:val="false"/>
+                <w:bCs w:val="false"/>
+                <w:color w:val="000000"/>
                 <w:sz w:val="19"/>
                 <w:szCs w:val="19"/>
               </w:rPr>
@@ -707,17 +755,24 @@
       <w:tr>
         <w:tc>
           <w:tcPr>
-            <w:shd w:fill="F0F4FF" w:color="F0F4FF" w:val="solid"/>
-            <w:tcMar>
-              <w:top w:type="dxa" w:w="60"/>
-              <w:left w:type="dxa" w:w="80"/>
-              <w:bottom w:type="dxa" w:w="60"/>
-              <w:right w:type="dxa" w:w="80"/>
-            </w:tcMar>
-          </w:tcPr>
-          <w:p>
-            <w:r>
-              <w:rPr>
+            <w:tcW w:type="dxa" w:w="2200"/>
+            <w:shd w:fill="F0F4FF" w:color="F0F4FF" w:val="solid"/>
+            <w:tcMar>
+              <w:top w:type="dxa" w:w="80"/>
+              <w:left w:type="dxa" w:w="100"/>
+              <w:bottom w:type="dxa" w:w="80"/>
+              <w:right w:type="dxa" w:w="100"/>
+            </w:tcMar>
+          </w:tcPr>
+          <w:p>
+            <w:pPr>
+              <w:jc w:val="left"/>
+            </w:pPr>
+            <w:r>
+              <w:rPr>
+                <w:b w:val="false"/>
+                <w:bCs w:val="false"/>
+                <w:color w:val="000000"/>
                 <w:sz w:val="19"/>
                 <w:szCs w:val="19"/>
               </w:rPr>
@@ -727,17 +782,24 @@
         </w:tc>
         <w:tc>
           <w:tcPr>
-            <w:shd w:fill="F0F4FF" w:color="F0F4FF" w:val="solid"/>
-            <w:tcMar>
-              <w:top w:type="dxa" w:w="60"/>
-              <w:left w:type="dxa" w:w="80"/>
-              <w:bottom w:type="dxa" w:w="60"/>
-              <w:right w:type="dxa" w:w="80"/>
-            </w:tcMar>
-          </w:tcPr>
-          <w:p>
-            <w:r>
-              <w:rPr>
+            <w:tcW w:type="dxa" w:w="1366"/>
+            <w:shd w:fill="F0F4FF" w:color="F0F4FF" w:val="solid"/>
+            <w:tcMar>
+              <w:top w:type="dxa" w:w="80"/>
+              <w:left w:type="dxa" w:w="100"/>
+              <w:bottom w:type="dxa" w:w="80"/>
+              <w:right w:type="dxa" w:w="100"/>
+            </w:tcMar>
+          </w:tcPr>
+          <w:p>
+            <w:pPr>
+              <w:jc w:val="left"/>
+            </w:pPr>
+            <w:r>
+              <w:rPr>
+                <w:b w:val="false"/>
+                <w:bCs w:val="false"/>
+                <w:color w:val="000000"/>
                 <w:sz w:val="19"/>
                 <w:szCs w:val="19"/>
               </w:rPr>
@@ -747,17 +809,24 @@
         </w:tc>
         <w:tc>
           <w:tcPr>
-            <w:shd w:fill="F0F4FF" w:color="F0F4FF" w:val="solid"/>
-            <w:tcMar>
-              <w:top w:type="dxa" w:w="60"/>
-              <w:left w:type="dxa" w:w="80"/>
-              <w:bottom w:type="dxa" w:w="60"/>
-              <w:right w:type="dxa" w:w="80"/>
-            </w:tcMar>
-          </w:tcPr>
-          <w:p>
-            <w:r>
-              <w:rPr>
+            <w:tcW w:type="dxa" w:w="1365"/>
+            <w:shd w:fill="F0F4FF" w:color="F0F4FF" w:val="solid"/>
+            <w:tcMar>
+              <w:top w:type="dxa" w:w="80"/>
+              <w:left w:type="dxa" w:w="100"/>
+              <w:bottom w:type="dxa" w:w="80"/>
+              <w:right w:type="dxa" w:w="100"/>
+            </w:tcMar>
+          </w:tcPr>
+          <w:p>
+            <w:pPr>
+              <w:jc w:val="left"/>
+            </w:pPr>
+            <w:r>
+              <w:rPr>
+                <w:b w:val="false"/>
+                <w:bCs w:val="false"/>
+                <w:color w:val="000000"/>
                 <w:sz w:val="19"/>
                 <w:szCs w:val="19"/>
               </w:rPr>
@@ -767,17 +836,24 @@
         </w:tc>
         <w:tc>
           <w:tcPr>
-            <w:shd w:fill="F0F4FF" w:color="F0F4FF" w:val="solid"/>
-            <w:tcMar>
-              <w:top w:type="dxa" w:w="60"/>
-              <w:left w:type="dxa" w:w="80"/>
-              <w:bottom w:type="dxa" w:w="60"/>
-              <w:right w:type="dxa" w:w="80"/>
-            </w:tcMar>
-          </w:tcPr>
-          <w:p>
-            <w:r>
-              <w:rPr>
+            <w:tcW w:type="dxa" w:w="1365"/>
+            <w:shd w:fill="F0F4FF" w:color="F0F4FF" w:val="solid"/>
+            <w:tcMar>
+              <w:top w:type="dxa" w:w="80"/>
+              <w:left w:type="dxa" w:w="100"/>
+              <w:bottom w:type="dxa" w:w="80"/>
+              <w:right w:type="dxa" w:w="100"/>
+            </w:tcMar>
+          </w:tcPr>
+          <w:p>
+            <w:pPr>
+              <w:jc w:val="left"/>
+            </w:pPr>
+            <w:r>
+              <w:rPr>
+                <w:b w:val="false"/>
+                <w:bCs w:val="false"/>
+                <w:color w:val="000000"/>
                 <w:sz w:val="19"/>
                 <w:szCs w:val="19"/>
               </w:rPr>
@@ -787,17 +863,24 @@
         </w:tc>
         <w:tc>
           <w:tcPr>
-            <w:shd w:fill="F0F4FF" w:color="F0F4FF" w:val="solid"/>
-            <w:tcMar>
-              <w:top w:type="dxa" w:w="60"/>
-              <w:left w:type="dxa" w:w="80"/>
-              <w:bottom w:type="dxa" w:w="60"/>
-              <w:right w:type="dxa" w:w="80"/>
-            </w:tcMar>
-          </w:tcPr>
-          <w:p>
-            <w:r>
-              <w:rPr>
+            <w:tcW w:type="dxa" w:w="1365"/>
+            <w:shd w:fill="F0F4FF" w:color="F0F4FF" w:val="solid"/>
+            <w:tcMar>
+              <w:top w:type="dxa" w:w="80"/>
+              <w:left w:type="dxa" w:w="100"/>
+              <w:bottom w:type="dxa" w:w="80"/>
+              <w:right w:type="dxa" w:w="100"/>
+            </w:tcMar>
+          </w:tcPr>
+          <w:p>
+            <w:pPr>
+              <w:jc w:val="left"/>
+            </w:pPr>
+            <w:r>
+              <w:rPr>
+                <w:b w:val="false"/>
+                <w:bCs w:val="false"/>
+                <w:color w:val="000000"/>
                 <w:sz w:val="19"/>
                 <w:szCs w:val="19"/>
               </w:rPr>
@@ -807,17 +890,24 @@
         </w:tc>
         <w:tc>
           <w:tcPr>
-            <w:shd w:fill="F0F4FF" w:color="F0F4FF" w:val="solid"/>
-            <w:tcMar>
-              <w:top w:type="dxa" w:w="60"/>
-              <w:left w:type="dxa" w:w="80"/>
-              <w:bottom w:type="dxa" w:w="60"/>
-              <w:right w:type="dxa" w:w="80"/>
-            </w:tcMar>
-          </w:tcPr>
-          <w:p>
-            <w:r>
-              <w:rPr>
+            <w:tcW w:type="dxa" w:w="1365"/>
+            <w:shd w:fill="F0F4FF" w:color="F0F4FF" w:val="solid"/>
+            <w:tcMar>
+              <w:top w:type="dxa" w:w="80"/>
+              <w:left w:type="dxa" w:w="100"/>
+              <w:bottom w:type="dxa" w:w="80"/>
+              <w:right w:type="dxa" w:w="100"/>
+            </w:tcMar>
+          </w:tcPr>
+          <w:p>
+            <w:pPr>
+              <w:jc w:val="left"/>
+            </w:pPr>
+            <w:r>
+              <w:rPr>
+                <w:b w:val="false"/>
+                <w:bCs w:val="false"/>
+                <w:color w:val="000000"/>
                 <w:sz w:val="19"/>
                 <w:szCs w:val="19"/>
               </w:rPr>
@@ -829,17 +919,24 @@
       <w:tr>
         <w:tc>
           <w:tcPr>
-            <w:shd w:fill="FFFFFF" w:color="FFFFFF" w:val="solid"/>
-            <w:tcMar>
-              <w:top w:type="dxa" w:w="60"/>
-              <w:left w:type="dxa" w:w="80"/>
-              <w:bottom w:type="dxa" w:w="60"/>
-              <w:right w:type="dxa" w:w="80"/>
-            </w:tcMar>
-          </w:tcPr>
-          <w:p>
-            <w:r>
-              <w:rPr>
+            <w:tcW w:type="dxa" w:w="2200"/>
+            <w:shd w:fill="FFFFFF" w:color="FFFFFF" w:val="solid"/>
+            <w:tcMar>
+              <w:top w:type="dxa" w:w="80"/>
+              <w:left w:type="dxa" w:w="100"/>
+              <w:bottom w:type="dxa" w:w="80"/>
+              <w:right w:type="dxa" w:w="100"/>
+            </w:tcMar>
+          </w:tcPr>
+          <w:p>
+            <w:pPr>
+              <w:jc w:val="left"/>
+            </w:pPr>
+            <w:r>
+              <w:rPr>
+                <w:b w:val="false"/>
+                <w:bCs w:val="false"/>
+                <w:color w:val="000000"/>
                 <w:sz w:val="19"/>
                 <w:szCs w:val="19"/>
               </w:rPr>
@@ -849,17 +946,24 @@
         </w:tc>
         <w:tc>
           <w:tcPr>
-            <w:shd w:fill="FFFFFF" w:color="FFFFFF" w:val="solid"/>
-            <w:tcMar>
-              <w:top w:type="dxa" w:w="60"/>
-              <w:left w:type="dxa" w:w="80"/>
-              <w:bottom w:type="dxa" w:w="60"/>
-              <w:right w:type="dxa" w:w="80"/>
-            </w:tcMar>
-          </w:tcPr>
-          <w:p>
-            <w:r>
-              <w:rPr>
+            <w:tcW w:type="dxa" w:w="1366"/>
+            <w:shd w:fill="FFFFFF" w:color="FFFFFF" w:val="solid"/>
+            <w:tcMar>
+              <w:top w:type="dxa" w:w="80"/>
+              <w:left w:type="dxa" w:w="100"/>
+              <w:bottom w:type="dxa" w:w="80"/>
+              <w:right w:type="dxa" w:w="100"/>
+            </w:tcMar>
+          </w:tcPr>
+          <w:p>
+            <w:pPr>
+              <w:jc w:val="left"/>
+            </w:pPr>
+            <w:r>
+              <w:rPr>
+                <w:b w:val="false"/>
+                <w:bCs w:val="false"/>
+                <w:color w:val="000000"/>
                 <w:sz w:val="19"/>
                 <w:szCs w:val="19"/>
               </w:rPr>
@@ -869,17 +973,24 @@
         </w:tc>
         <w:tc>
           <w:tcPr>
-            <w:shd w:fill="FFFFFF" w:color="FFFFFF" w:val="solid"/>
-            <w:tcMar>
-              <w:top w:type="dxa" w:w="60"/>
-              <w:left w:type="dxa" w:w="80"/>
-              <w:bottom w:type="dxa" w:w="60"/>
-              <w:right w:type="dxa" w:w="80"/>
-            </w:tcMar>
-          </w:tcPr>
-          <w:p>
-            <w:r>
-              <w:rPr>
+            <w:tcW w:type="dxa" w:w="1365"/>
+            <w:shd w:fill="FFFFFF" w:color="FFFFFF" w:val="solid"/>
+            <w:tcMar>
+              <w:top w:type="dxa" w:w="80"/>
+              <w:left w:type="dxa" w:w="100"/>
+              <w:bottom w:type="dxa" w:w="80"/>
+              <w:right w:type="dxa" w:w="100"/>
+            </w:tcMar>
+          </w:tcPr>
+          <w:p>
+            <w:pPr>
+              <w:jc w:val="left"/>
+            </w:pPr>
+            <w:r>
+              <w:rPr>
+                <w:b w:val="false"/>
+                <w:bCs w:val="false"/>
+                <w:color w:val="000000"/>
                 <w:sz w:val="19"/>
                 <w:szCs w:val="19"/>
               </w:rPr>
@@ -889,17 +1000,24 @@
         </w:tc>
         <w:tc>
           <w:tcPr>
-            <w:shd w:fill="FFFFFF" w:color="FFFFFF" w:val="solid"/>
-            <w:tcMar>
-              <w:top w:type="dxa" w:w="60"/>
-              <w:left w:type="dxa" w:w="80"/>
-              <w:bottom w:type="dxa" w:w="60"/>
-              <w:right w:type="dxa" w:w="80"/>
-            </w:tcMar>
-          </w:tcPr>
-          <w:p>
-            <w:r>
-              <w:rPr>
+            <w:tcW w:type="dxa" w:w="1365"/>
+            <w:shd w:fill="FFFFFF" w:color="FFFFFF" w:val="solid"/>
+            <w:tcMar>
+              <w:top w:type="dxa" w:w="80"/>
+              <w:left w:type="dxa" w:w="100"/>
+              <w:bottom w:type="dxa" w:w="80"/>
+              <w:right w:type="dxa" w:w="100"/>
+            </w:tcMar>
+          </w:tcPr>
+          <w:p>
+            <w:pPr>
+              <w:jc w:val="left"/>
+            </w:pPr>
+            <w:r>
+              <w:rPr>
+                <w:b w:val="false"/>
+                <w:bCs w:val="false"/>
+                <w:color w:val="000000"/>
                 <w:sz w:val="19"/>
                 <w:szCs w:val="19"/>
               </w:rPr>
@@ -909,17 +1027,24 @@
         </w:tc>
         <w:tc>
           <w:tcPr>
-            <w:shd w:fill="FFFFFF" w:color="FFFFFF" w:val="solid"/>
-            <w:tcMar>
-              <w:top w:type="dxa" w:w="60"/>
-              <w:left w:type="dxa" w:w="80"/>
-              <w:bottom w:type="dxa" w:w="60"/>
-              <w:right w:type="dxa" w:w="80"/>
-            </w:tcMar>
-          </w:tcPr>
-          <w:p>
-            <w:r>
-              <w:rPr>
+            <w:tcW w:type="dxa" w:w="1365"/>
+            <w:shd w:fill="FFFFFF" w:color="FFFFFF" w:val="solid"/>
+            <w:tcMar>
+              <w:top w:type="dxa" w:w="80"/>
+              <w:left w:type="dxa" w:w="100"/>
+              <w:bottom w:type="dxa" w:w="80"/>
+              <w:right w:type="dxa" w:w="100"/>
+            </w:tcMar>
+          </w:tcPr>
+          <w:p>
+            <w:pPr>
+              <w:jc w:val="left"/>
+            </w:pPr>
+            <w:r>
+              <w:rPr>
+                <w:b w:val="false"/>
+                <w:bCs w:val="false"/>
+                <w:color w:val="000000"/>
                 <w:sz w:val="19"/>
                 <w:szCs w:val="19"/>
               </w:rPr>
@@ -929,17 +1054,24 @@
         </w:tc>
         <w:tc>
           <w:tcPr>
-            <w:shd w:fill="FFFFFF" w:color="FFFFFF" w:val="solid"/>
-            <w:tcMar>
-              <w:top w:type="dxa" w:w="60"/>
-              <w:left w:type="dxa" w:w="80"/>
-              <w:bottom w:type="dxa" w:w="60"/>
-              <w:right w:type="dxa" w:w="80"/>
-            </w:tcMar>
-          </w:tcPr>
-          <w:p>
-            <w:r>
-              <w:rPr>
+            <w:tcW w:type="dxa" w:w="1365"/>
+            <w:shd w:fill="FFFFFF" w:color="FFFFFF" w:val="solid"/>
+            <w:tcMar>
+              <w:top w:type="dxa" w:w="80"/>
+              <w:left w:type="dxa" w:w="100"/>
+              <w:bottom w:type="dxa" w:w="80"/>
+              <w:right w:type="dxa" w:w="100"/>
+            </w:tcMar>
+          </w:tcPr>
+          <w:p>
+            <w:pPr>
+              <w:jc w:val="left"/>
+            </w:pPr>
+            <w:r>
+              <w:rPr>
+                <w:b w:val="false"/>
+                <w:bCs w:val="false"/>
+                <w:color w:val="000000"/>
                 <w:sz w:val="19"/>
                 <w:szCs w:val="19"/>
               </w:rPr>
@@ -951,17 +1083,24 @@
       <w:tr>
         <w:tc>
           <w:tcPr>
-            <w:shd w:fill="F0F4FF" w:color="F0F4FF" w:val="solid"/>
-            <w:tcMar>
-              <w:top w:type="dxa" w:w="60"/>
-              <w:left w:type="dxa" w:w="80"/>
-              <w:bottom w:type="dxa" w:w="60"/>
-              <w:right w:type="dxa" w:w="80"/>
-            </w:tcMar>
-          </w:tcPr>
-          <w:p>
-            <w:r>
-              <w:rPr>
+            <w:tcW w:type="dxa" w:w="2200"/>
+            <w:shd w:fill="F0F4FF" w:color="F0F4FF" w:val="solid"/>
+            <w:tcMar>
+              <w:top w:type="dxa" w:w="80"/>
+              <w:left w:type="dxa" w:w="100"/>
+              <w:bottom w:type="dxa" w:w="80"/>
+              <w:right w:type="dxa" w:w="100"/>
+            </w:tcMar>
+          </w:tcPr>
+          <w:p>
+            <w:pPr>
+              <w:jc w:val="left"/>
+            </w:pPr>
+            <w:r>
+              <w:rPr>
+                <w:b w:val="false"/>
+                <w:bCs w:val="false"/>
+                <w:color w:val="000000"/>
                 <w:sz w:val="19"/>
                 <w:szCs w:val="19"/>
               </w:rPr>
@@ -971,17 +1110,24 @@
         </w:tc>
         <w:tc>
           <w:tcPr>
-            <w:shd w:fill="F0F4FF" w:color="F0F4FF" w:val="solid"/>
-            <w:tcMar>
-              <w:top w:type="dxa" w:w="60"/>
-              <w:left w:type="dxa" w:w="80"/>
-              <w:bottom w:type="dxa" w:w="60"/>
-              <w:right w:type="dxa" w:w="80"/>
-            </w:tcMar>
-          </w:tcPr>
-          <w:p>
-            <w:r>
-              <w:rPr>
+            <w:tcW w:type="dxa" w:w="1366"/>
+            <w:shd w:fill="F0F4FF" w:color="F0F4FF" w:val="solid"/>
+            <w:tcMar>
+              <w:top w:type="dxa" w:w="80"/>
+              <w:left w:type="dxa" w:w="100"/>
+              <w:bottom w:type="dxa" w:w="80"/>
+              <w:right w:type="dxa" w:w="100"/>
+            </w:tcMar>
+          </w:tcPr>
+          <w:p>
+            <w:pPr>
+              <w:jc w:val="left"/>
+            </w:pPr>
+            <w:r>
+              <w:rPr>
+                <w:b w:val="false"/>
+                <w:bCs w:val="false"/>
+                <w:color w:val="000000"/>
                 <w:sz w:val="19"/>
                 <w:szCs w:val="19"/>
               </w:rPr>
@@ -991,17 +1137,24 @@
         </w:tc>
         <w:tc>
           <w:tcPr>
-            <w:shd w:fill="F0F4FF" w:color="F0F4FF" w:val="solid"/>
-            <w:tcMar>
-              <w:top w:type="dxa" w:w="60"/>
-              <w:left w:type="dxa" w:w="80"/>
-              <w:bottom w:type="dxa" w:w="60"/>
-              <w:right w:type="dxa" w:w="80"/>
-            </w:tcMar>
-          </w:tcPr>
-          <w:p>
-            <w:r>
-              <w:rPr>
+            <w:tcW w:type="dxa" w:w="1365"/>
+            <w:shd w:fill="F0F4FF" w:color="F0F4FF" w:val="solid"/>
+            <w:tcMar>
+              <w:top w:type="dxa" w:w="80"/>
+              <w:left w:type="dxa" w:w="100"/>
+              <w:bottom w:type="dxa" w:w="80"/>
+              <w:right w:type="dxa" w:w="100"/>
+            </w:tcMar>
+          </w:tcPr>
+          <w:p>
+            <w:pPr>
+              <w:jc w:val="left"/>
+            </w:pPr>
+            <w:r>
+              <w:rPr>
+                <w:b w:val="false"/>
+                <w:bCs w:val="false"/>
+                <w:color w:val="000000"/>
                 <w:sz w:val="19"/>
                 <w:szCs w:val="19"/>
               </w:rPr>
@@ -1011,17 +1164,24 @@
         </w:tc>
         <w:tc>
           <w:tcPr>
-            <w:shd w:fill="F0F4FF" w:color="F0F4FF" w:val="solid"/>
-            <w:tcMar>
-              <w:top w:type="dxa" w:w="60"/>
-              <w:left w:type="dxa" w:w="80"/>
-              <w:bottom w:type="dxa" w:w="60"/>
-              <w:right w:type="dxa" w:w="80"/>
-            </w:tcMar>
-          </w:tcPr>
-          <w:p>
-            <w:r>
-              <w:rPr>
+            <w:tcW w:type="dxa" w:w="1365"/>
+            <w:shd w:fill="F0F4FF" w:color="F0F4FF" w:val="solid"/>
+            <w:tcMar>
+              <w:top w:type="dxa" w:w="80"/>
+              <w:left w:type="dxa" w:w="100"/>
+              <w:bottom w:type="dxa" w:w="80"/>
+              <w:right w:type="dxa" w:w="100"/>
+            </w:tcMar>
+          </w:tcPr>
+          <w:p>
+            <w:pPr>
+              <w:jc w:val="left"/>
+            </w:pPr>
+            <w:r>
+              <w:rPr>
+                <w:b w:val="false"/>
+                <w:bCs w:val="false"/>
+                <w:color w:val="000000"/>
                 <w:sz w:val="19"/>
                 <w:szCs w:val="19"/>
               </w:rPr>
@@ -1031,17 +1191,24 @@
         </w:tc>
         <w:tc>
           <w:tcPr>
-            <w:shd w:fill="F0F4FF" w:color="F0F4FF" w:val="solid"/>
-            <w:tcMar>
-              <w:top w:type="dxa" w:w="60"/>
-              <w:left w:type="dxa" w:w="80"/>
-              <w:bottom w:type="dxa" w:w="60"/>
-              <w:right w:type="dxa" w:w="80"/>
-            </w:tcMar>
-          </w:tcPr>
-          <w:p>
-            <w:r>
-              <w:rPr>
+            <w:tcW w:type="dxa" w:w="1365"/>
+            <w:shd w:fill="F0F4FF" w:color="F0F4FF" w:val="solid"/>
+            <w:tcMar>
+              <w:top w:type="dxa" w:w="80"/>
+              <w:left w:type="dxa" w:w="100"/>
+              <w:bottom w:type="dxa" w:w="80"/>
+              <w:right w:type="dxa" w:w="100"/>
+            </w:tcMar>
+          </w:tcPr>
+          <w:p>
+            <w:pPr>
+              <w:jc w:val="left"/>
+            </w:pPr>
+            <w:r>
+              <w:rPr>
+                <w:b w:val="false"/>
+                <w:bCs w:val="false"/>
+                <w:color w:val="000000"/>
                 <w:sz w:val="19"/>
                 <w:szCs w:val="19"/>
               </w:rPr>
@@ -1051,17 +1218,24 @@
         </w:tc>
         <w:tc>
           <w:tcPr>
-            <w:shd w:fill="F0F4FF" w:color="F0F4FF" w:val="solid"/>
-            <w:tcMar>
-              <w:top w:type="dxa" w:w="60"/>
-              <w:left w:type="dxa" w:w="80"/>
-              <w:bottom w:type="dxa" w:w="60"/>
-              <w:right w:type="dxa" w:w="80"/>
-            </w:tcMar>
-          </w:tcPr>
-          <w:p>
-            <w:r>
-              <w:rPr>
+            <w:tcW w:type="dxa" w:w="1365"/>
+            <w:shd w:fill="F0F4FF" w:color="F0F4FF" w:val="solid"/>
+            <w:tcMar>
+              <w:top w:type="dxa" w:w="80"/>
+              <w:left w:type="dxa" w:w="100"/>
+              <w:bottom w:type="dxa" w:w="80"/>
+              <w:right w:type="dxa" w:w="100"/>
+            </w:tcMar>
+          </w:tcPr>
+          <w:p>
+            <w:pPr>
+              <w:jc w:val="left"/>
+            </w:pPr>
+            <w:r>
+              <w:rPr>
+                <w:b w:val="false"/>
+                <w:bCs w:val="false"/>
+                <w:color w:val="000000"/>
                 <w:sz w:val="19"/>
                 <w:szCs w:val="19"/>
               </w:rPr>
@@ -1073,17 +1247,24 @@
       <w:tr>
         <w:tc>
           <w:tcPr>
-            <w:shd w:fill="FFFFFF" w:color="FFFFFF" w:val="solid"/>
-            <w:tcMar>
-              <w:top w:type="dxa" w:w="60"/>
-              <w:left w:type="dxa" w:w="80"/>
-              <w:bottom w:type="dxa" w:w="60"/>
-              <w:right w:type="dxa" w:w="80"/>
-            </w:tcMar>
-          </w:tcPr>
-          <w:p>
-            <w:r>
-              <w:rPr>
+            <w:tcW w:type="dxa" w:w="2200"/>
+            <w:shd w:fill="FFFFFF" w:color="FFFFFF" w:val="solid"/>
+            <w:tcMar>
+              <w:top w:type="dxa" w:w="80"/>
+              <w:left w:type="dxa" w:w="100"/>
+              <w:bottom w:type="dxa" w:w="80"/>
+              <w:right w:type="dxa" w:w="100"/>
+            </w:tcMar>
+          </w:tcPr>
+          <w:p>
+            <w:pPr>
+              <w:jc w:val="left"/>
+            </w:pPr>
+            <w:r>
+              <w:rPr>
+                <w:b w:val="false"/>
+                <w:bCs w:val="false"/>
+                <w:color w:val="000000"/>
                 <w:sz w:val="19"/>
                 <w:szCs w:val="19"/>
               </w:rPr>
@@ -1093,17 +1274,24 @@
         </w:tc>
         <w:tc>
           <w:tcPr>
-            <w:shd w:fill="FFFFFF" w:color="FFFFFF" w:val="solid"/>
-            <w:tcMar>
-              <w:top w:type="dxa" w:w="60"/>
-              <w:left w:type="dxa" w:w="80"/>
-              <w:bottom w:type="dxa" w:w="60"/>
-              <w:right w:type="dxa" w:w="80"/>
-            </w:tcMar>
-          </w:tcPr>
-          <w:p>
-            <w:r>
-              <w:rPr>
+            <w:tcW w:type="dxa" w:w="1366"/>
+            <w:shd w:fill="FFFFFF" w:color="FFFFFF" w:val="solid"/>
+            <w:tcMar>
+              <w:top w:type="dxa" w:w="80"/>
+              <w:left w:type="dxa" w:w="100"/>
+              <w:bottom w:type="dxa" w:w="80"/>
+              <w:right w:type="dxa" w:w="100"/>
+            </w:tcMar>
+          </w:tcPr>
+          <w:p>
+            <w:pPr>
+              <w:jc w:val="left"/>
+            </w:pPr>
+            <w:r>
+              <w:rPr>
+                <w:b w:val="false"/>
+                <w:bCs w:val="false"/>
+                <w:color w:val="000000"/>
                 <w:sz w:val="19"/>
                 <w:szCs w:val="19"/>
               </w:rPr>
@@ -1113,17 +1301,24 @@
         </w:tc>
         <w:tc>
           <w:tcPr>
-            <w:shd w:fill="FFFFFF" w:color="FFFFFF" w:val="solid"/>
-            <w:tcMar>
-              <w:top w:type="dxa" w:w="60"/>
-              <w:left w:type="dxa" w:w="80"/>
-              <w:bottom w:type="dxa" w:w="60"/>
-              <w:right w:type="dxa" w:w="80"/>
-            </w:tcMar>
-          </w:tcPr>
-          <w:p>
-            <w:r>
-              <w:rPr>
+            <w:tcW w:type="dxa" w:w="1365"/>
+            <w:shd w:fill="FFFFFF" w:color="FFFFFF" w:val="solid"/>
+            <w:tcMar>
+              <w:top w:type="dxa" w:w="80"/>
+              <w:left w:type="dxa" w:w="100"/>
+              <w:bottom w:type="dxa" w:w="80"/>
+              <w:right w:type="dxa" w:w="100"/>
+            </w:tcMar>
+          </w:tcPr>
+          <w:p>
+            <w:pPr>
+              <w:jc w:val="left"/>
+            </w:pPr>
+            <w:r>
+              <w:rPr>
+                <w:b w:val="false"/>
+                <w:bCs w:val="false"/>
+                <w:color w:val="000000"/>
                 <w:sz w:val="19"/>
                 <w:szCs w:val="19"/>
               </w:rPr>
@@ -1133,17 +1328,24 @@
         </w:tc>
         <w:tc>
           <w:tcPr>
-            <w:shd w:fill="FFFFFF" w:color="FFFFFF" w:val="solid"/>
-            <w:tcMar>
-              <w:top w:type="dxa" w:w="60"/>
-              <w:left w:type="dxa" w:w="80"/>
-              <w:bottom w:type="dxa" w:w="60"/>
-              <w:right w:type="dxa" w:w="80"/>
-            </w:tcMar>
-          </w:tcPr>
-          <w:p>
-            <w:r>
-              <w:rPr>
+            <w:tcW w:type="dxa" w:w="1365"/>
+            <w:shd w:fill="FFFFFF" w:color="FFFFFF" w:val="solid"/>
+            <w:tcMar>
+              <w:top w:type="dxa" w:w="80"/>
+              <w:left w:type="dxa" w:w="100"/>
+              <w:bottom w:type="dxa" w:w="80"/>
+              <w:right w:type="dxa" w:w="100"/>
+            </w:tcMar>
+          </w:tcPr>
+          <w:p>
+            <w:pPr>
+              <w:jc w:val="left"/>
+            </w:pPr>
+            <w:r>
+              <w:rPr>
+                <w:b w:val="false"/>
+                <w:bCs w:val="false"/>
+                <w:color w:val="000000"/>
                 <w:sz w:val="19"/>
                 <w:szCs w:val="19"/>
               </w:rPr>
@@ -1153,17 +1355,24 @@
         </w:tc>
         <w:tc>
           <w:tcPr>
-            <w:shd w:fill="FFFFFF" w:color="FFFFFF" w:val="solid"/>
-            <w:tcMar>
-              <w:top w:type="dxa" w:w="60"/>
-              <w:left w:type="dxa" w:w="80"/>
-              <w:bottom w:type="dxa" w:w="60"/>
-              <w:right w:type="dxa" w:w="80"/>
-            </w:tcMar>
-          </w:tcPr>
-          <w:p>
-            <w:r>
-              <w:rPr>
+            <w:tcW w:type="dxa" w:w="1365"/>
+            <w:shd w:fill="FFFFFF" w:color="FFFFFF" w:val="solid"/>
+            <w:tcMar>
+              <w:top w:type="dxa" w:w="80"/>
+              <w:left w:type="dxa" w:w="100"/>
+              <w:bottom w:type="dxa" w:w="80"/>
+              <w:right w:type="dxa" w:w="100"/>
+            </w:tcMar>
+          </w:tcPr>
+          <w:p>
+            <w:pPr>
+              <w:jc w:val="left"/>
+            </w:pPr>
+            <w:r>
+              <w:rPr>
+                <w:b w:val="false"/>
+                <w:bCs w:val="false"/>
+                <w:color w:val="000000"/>
                 <w:sz w:val="19"/>
                 <w:szCs w:val="19"/>
               </w:rPr>
@@ -1173,17 +1382,24 @@
         </w:tc>
         <w:tc>
           <w:tcPr>
-            <w:shd w:fill="FFFFFF" w:color="FFFFFF" w:val="solid"/>
-            <w:tcMar>
-              <w:top w:type="dxa" w:w="60"/>
-              <w:left w:type="dxa" w:w="80"/>
-              <w:bottom w:type="dxa" w:w="60"/>
-              <w:right w:type="dxa" w:w="80"/>
-            </w:tcMar>
-          </w:tcPr>
-          <w:p>
-            <w:r>
-              <w:rPr>
+            <w:tcW w:type="dxa" w:w="1365"/>
+            <w:shd w:fill="FFFFFF" w:color="FFFFFF" w:val="solid"/>
+            <w:tcMar>
+              <w:top w:type="dxa" w:w="80"/>
+              <w:left w:type="dxa" w:w="100"/>
+              <w:bottom w:type="dxa" w:w="80"/>
+              <w:right w:type="dxa" w:w="100"/>
+            </w:tcMar>
+          </w:tcPr>
+          <w:p>
+            <w:pPr>
+              <w:jc w:val="left"/>
+            </w:pPr>
+            <w:r>
+              <w:rPr>
+                <w:b w:val="false"/>
+                <w:bCs w:val="false"/>
+                <w:color w:val="000000"/>
                 <w:sz w:val="19"/>
                 <w:szCs w:val="19"/>
               </w:rPr>
@@ -1195,17 +1411,24 @@
       <w:tr>
         <w:tc>
           <w:tcPr>
-            <w:shd w:fill="F0F4FF" w:color="F0F4FF" w:val="solid"/>
-            <w:tcMar>
-              <w:top w:type="dxa" w:w="60"/>
-              <w:left w:type="dxa" w:w="80"/>
-              <w:bottom w:type="dxa" w:w="60"/>
-              <w:right w:type="dxa" w:w="80"/>
-            </w:tcMar>
-          </w:tcPr>
-          <w:p>
-            <w:r>
-              <w:rPr>
+            <w:tcW w:type="dxa" w:w="2200"/>
+            <w:shd w:fill="F0F4FF" w:color="F0F4FF" w:val="solid"/>
+            <w:tcMar>
+              <w:top w:type="dxa" w:w="80"/>
+              <w:left w:type="dxa" w:w="100"/>
+              <w:bottom w:type="dxa" w:w="80"/>
+              <w:right w:type="dxa" w:w="100"/>
+            </w:tcMar>
+          </w:tcPr>
+          <w:p>
+            <w:pPr>
+              <w:jc w:val="left"/>
+            </w:pPr>
+            <w:r>
+              <w:rPr>
+                <w:b w:val="false"/>
+                <w:bCs w:val="false"/>
+                <w:color w:val="000000"/>
                 <w:sz w:val="19"/>
                 <w:szCs w:val="19"/>
               </w:rPr>
@@ -1215,17 +1438,24 @@
         </w:tc>
         <w:tc>
           <w:tcPr>
-            <w:shd w:fill="F0F4FF" w:color="F0F4FF" w:val="solid"/>
-            <w:tcMar>
-              <w:top w:type="dxa" w:w="60"/>
-              <w:left w:type="dxa" w:w="80"/>
-              <w:bottom w:type="dxa" w:w="60"/>
-              <w:right w:type="dxa" w:w="80"/>
-            </w:tcMar>
-          </w:tcPr>
-          <w:p>
-            <w:r>
-              <w:rPr>
+            <w:tcW w:type="dxa" w:w="1366"/>
+            <w:shd w:fill="F0F4FF" w:color="F0F4FF" w:val="solid"/>
+            <w:tcMar>
+              <w:top w:type="dxa" w:w="80"/>
+              <w:left w:type="dxa" w:w="100"/>
+              <w:bottom w:type="dxa" w:w="80"/>
+              <w:right w:type="dxa" w:w="100"/>
+            </w:tcMar>
+          </w:tcPr>
+          <w:p>
+            <w:pPr>
+              <w:jc w:val="left"/>
+            </w:pPr>
+            <w:r>
+              <w:rPr>
+                <w:b w:val="false"/>
+                <w:bCs w:val="false"/>
+                <w:color w:val="000000"/>
                 <w:sz w:val="19"/>
                 <w:szCs w:val="19"/>
               </w:rPr>
@@ -1235,17 +1465,24 @@
         </w:tc>
         <w:tc>
           <w:tcPr>
-            <w:shd w:fill="F0F4FF" w:color="F0F4FF" w:val="solid"/>
-            <w:tcMar>
-              <w:top w:type="dxa" w:w="60"/>
-              <w:left w:type="dxa" w:w="80"/>
-              <w:bottom w:type="dxa" w:w="60"/>
-              <w:right w:type="dxa" w:w="80"/>
-            </w:tcMar>
-          </w:tcPr>
-          <w:p>
-            <w:r>
-              <w:rPr>
+            <w:tcW w:type="dxa" w:w="1365"/>
+            <w:shd w:fill="F0F4FF" w:color="F0F4FF" w:val="solid"/>
+            <w:tcMar>
+              <w:top w:type="dxa" w:w="80"/>
+              <w:left w:type="dxa" w:w="100"/>
+              <w:bottom w:type="dxa" w:w="80"/>
+              <w:right w:type="dxa" w:w="100"/>
+            </w:tcMar>
+          </w:tcPr>
+          <w:p>
+            <w:pPr>
+              <w:jc w:val="left"/>
+            </w:pPr>
+            <w:r>
+              <w:rPr>
+                <w:b w:val="false"/>
+                <w:bCs w:val="false"/>
+                <w:color w:val="000000"/>
                 <w:sz w:val="19"/>
                 <w:szCs w:val="19"/>
               </w:rPr>
@@ -1255,17 +1492,24 @@
         </w:tc>
         <w:tc>
           <w:tcPr>
-            <w:shd w:fill="F0F4FF" w:color="F0F4FF" w:val="solid"/>
-            <w:tcMar>
-              <w:top w:type="dxa" w:w="60"/>
-              <w:left w:type="dxa" w:w="80"/>
-              <w:bottom w:type="dxa" w:w="60"/>
-              <w:right w:type="dxa" w:w="80"/>
-            </w:tcMar>
-          </w:tcPr>
-          <w:p>
-            <w:r>
-              <w:rPr>
+            <w:tcW w:type="dxa" w:w="1365"/>
+            <w:shd w:fill="F0F4FF" w:color="F0F4FF" w:val="solid"/>
+            <w:tcMar>
+              <w:top w:type="dxa" w:w="80"/>
+              <w:left w:type="dxa" w:w="100"/>
+              <w:bottom w:type="dxa" w:w="80"/>
+              <w:right w:type="dxa" w:w="100"/>
+            </w:tcMar>
+          </w:tcPr>
+          <w:p>
+            <w:pPr>
+              <w:jc w:val="left"/>
+            </w:pPr>
+            <w:r>
+              <w:rPr>
+                <w:b w:val="false"/>
+                <w:bCs w:val="false"/>
+                <w:color w:val="000000"/>
                 <w:sz w:val="19"/>
                 <w:szCs w:val="19"/>
               </w:rPr>
@@ -1275,17 +1519,24 @@
         </w:tc>
         <w:tc>
           <w:tcPr>
-            <w:shd w:fill="F0F4FF" w:color="F0F4FF" w:val="solid"/>
-            <w:tcMar>
-              <w:top w:type="dxa" w:w="60"/>
-              <w:left w:type="dxa" w:w="80"/>
-              <w:bottom w:type="dxa" w:w="60"/>
-              <w:right w:type="dxa" w:w="80"/>
-            </w:tcMar>
-          </w:tcPr>
-          <w:p>
-            <w:r>
-              <w:rPr>
+            <w:tcW w:type="dxa" w:w="1365"/>
+            <w:shd w:fill="F0F4FF" w:color="F0F4FF" w:val="solid"/>
+            <w:tcMar>
+              <w:top w:type="dxa" w:w="80"/>
+              <w:left w:type="dxa" w:w="100"/>
+              <w:bottom w:type="dxa" w:w="80"/>
+              <w:right w:type="dxa" w:w="100"/>
+            </w:tcMar>
+          </w:tcPr>
+          <w:p>
+            <w:pPr>
+              <w:jc w:val="left"/>
+            </w:pPr>
+            <w:r>
+              <w:rPr>
+                <w:b w:val="false"/>
+                <w:bCs w:val="false"/>
+                <w:color w:val="000000"/>
                 <w:sz w:val="19"/>
                 <w:szCs w:val="19"/>
               </w:rPr>
@@ -1295,17 +1546,24 @@
         </w:tc>
         <w:tc>
           <w:tcPr>
-            <w:shd w:fill="F0F4FF" w:color="F0F4FF" w:val="solid"/>
-            <w:tcMar>
-              <w:top w:type="dxa" w:w="60"/>
-              <w:left w:type="dxa" w:w="80"/>
-              <w:bottom w:type="dxa" w:w="60"/>
-              <w:right w:type="dxa" w:w="80"/>
-            </w:tcMar>
-          </w:tcPr>
-          <w:p>
-            <w:r>
-              <w:rPr>
+            <w:tcW w:type="dxa" w:w="1365"/>
+            <w:shd w:fill="F0F4FF" w:color="F0F4FF" w:val="solid"/>
+            <w:tcMar>
+              <w:top w:type="dxa" w:w="80"/>
+              <w:left w:type="dxa" w:w="100"/>
+              <w:bottom w:type="dxa" w:w="80"/>
+              <w:right w:type="dxa" w:w="100"/>
+            </w:tcMar>
+          </w:tcPr>
+          <w:p>
+            <w:pPr>
+              <w:jc w:val="left"/>
+            </w:pPr>
+            <w:r>
+              <w:rPr>
+                <w:b w:val="false"/>
+                <w:bCs w:val="false"/>
+                <w:color w:val="000000"/>
                 <w:sz w:val="19"/>
                 <w:szCs w:val="19"/>
               </w:rPr>
@@ -1317,17 +1575,24 @@
       <w:tr>
         <w:tc>
           <w:tcPr>
-            <w:shd w:fill="FFFFFF" w:color="FFFFFF" w:val="solid"/>
-            <w:tcMar>
-              <w:top w:type="dxa" w:w="60"/>
-              <w:left w:type="dxa" w:w="80"/>
-              <w:bottom w:type="dxa" w:w="60"/>
-              <w:right w:type="dxa" w:w="80"/>
-            </w:tcMar>
-          </w:tcPr>
-          <w:p>
-            <w:r>
-              <w:rPr>
+            <w:tcW w:type="dxa" w:w="2200"/>
+            <w:shd w:fill="FFFFFF" w:color="FFFFFF" w:val="solid"/>
+            <w:tcMar>
+              <w:top w:type="dxa" w:w="80"/>
+              <w:left w:type="dxa" w:w="100"/>
+              <w:bottom w:type="dxa" w:w="80"/>
+              <w:right w:type="dxa" w:w="100"/>
+            </w:tcMar>
+          </w:tcPr>
+          <w:p>
+            <w:pPr>
+              <w:jc w:val="left"/>
+            </w:pPr>
+            <w:r>
+              <w:rPr>
+                <w:b w:val="false"/>
+                <w:bCs w:val="false"/>
+                <w:color w:val="000000"/>
                 <w:sz w:val="19"/>
                 <w:szCs w:val="19"/>
               </w:rPr>
@@ -1337,17 +1602,24 @@
         </w:tc>
         <w:tc>
           <w:tcPr>
-            <w:shd w:fill="FFFFFF" w:color="FFFFFF" w:val="solid"/>
-            <w:tcMar>
-              <w:top w:type="dxa" w:w="60"/>
-              <w:left w:type="dxa" w:w="80"/>
-              <w:bottom w:type="dxa" w:w="60"/>
-              <w:right w:type="dxa" w:w="80"/>
-            </w:tcMar>
-          </w:tcPr>
-          <w:p>
-            <w:r>
-              <w:rPr>
+            <w:tcW w:type="dxa" w:w="1366"/>
+            <w:shd w:fill="FFFFFF" w:color="FFFFFF" w:val="solid"/>
+            <w:tcMar>
+              <w:top w:type="dxa" w:w="80"/>
+              <w:left w:type="dxa" w:w="100"/>
+              <w:bottom w:type="dxa" w:w="80"/>
+              <w:right w:type="dxa" w:w="100"/>
+            </w:tcMar>
+          </w:tcPr>
+          <w:p>
+            <w:pPr>
+              <w:jc w:val="left"/>
+            </w:pPr>
+            <w:r>
+              <w:rPr>
+                <w:b w:val="false"/>
+                <w:bCs w:val="false"/>
+                <w:color w:val="000000"/>
                 <w:sz w:val="19"/>
                 <w:szCs w:val="19"/>
               </w:rPr>
@@ -1357,17 +1629,24 @@
         </w:tc>
         <w:tc>
           <w:tcPr>
-            <w:shd w:fill="FFFFFF" w:color="FFFFFF" w:val="solid"/>
-            <w:tcMar>
-              <w:top w:type="dxa" w:w="60"/>
-              <w:left w:type="dxa" w:w="80"/>
-              <w:bottom w:type="dxa" w:w="60"/>
-              <w:right w:type="dxa" w:w="80"/>
-            </w:tcMar>
-          </w:tcPr>
-          <w:p>
-            <w:r>
-              <w:rPr>
+            <w:tcW w:type="dxa" w:w="1365"/>
+            <w:shd w:fill="FFFFFF" w:color="FFFFFF" w:val="solid"/>
+            <w:tcMar>
+              <w:top w:type="dxa" w:w="80"/>
+              <w:left w:type="dxa" w:w="100"/>
+              <w:bottom w:type="dxa" w:w="80"/>
+              <w:right w:type="dxa" w:w="100"/>
+            </w:tcMar>
+          </w:tcPr>
+          <w:p>
+            <w:pPr>
+              <w:jc w:val="left"/>
+            </w:pPr>
+            <w:r>
+              <w:rPr>
+                <w:b w:val="false"/>
+                <w:bCs w:val="false"/>
+                <w:color w:val="000000"/>
                 <w:sz w:val="19"/>
                 <w:szCs w:val="19"/>
               </w:rPr>
@@ -1377,17 +1656,24 @@
         </w:tc>
         <w:tc>
           <w:tcPr>
-            <w:shd w:fill="FFFFFF" w:color="FFFFFF" w:val="solid"/>
-            <w:tcMar>
-              <w:top w:type="dxa" w:w="60"/>
-              <w:left w:type="dxa" w:w="80"/>
-              <w:bottom w:type="dxa" w:w="60"/>
-              <w:right w:type="dxa" w:w="80"/>
-            </w:tcMar>
-          </w:tcPr>
-          <w:p>
-            <w:r>
-              <w:rPr>
+            <w:tcW w:type="dxa" w:w="1365"/>
+            <w:shd w:fill="FFFFFF" w:color="FFFFFF" w:val="solid"/>
+            <w:tcMar>
+              <w:top w:type="dxa" w:w="80"/>
+              <w:left w:type="dxa" w:w="100"/>
+              <w:bottom w:type="dxa" w:w="80"/>
+              <w:right w:type="dxa" w:w="100"/>
+            </w:tcMar>
+          </w:tcPr>
+          <w:p>
+            <w:pPr>
+              <w:jc w:val="left"/>
+            </w:pPr>
+            <w:r>
+              <w:rPr>
+                <w:b w:val="false"/>
+                <w:bCs w:val="false"/>
+                <w:color w:val="000000"/>
                 <w:sz w:val="19"/>
                 <w:szCs w:val="19"/>
               </w:rPr>
@@ -1397,17 +1683,24 @@
         </w:tc>
         <w:tc>
           <w:tcPr>
-            <w:shd w:fill="FFFFFF" w:color="FFFFFF" w:val="solid"/>
-            <w:tcMar>
-              <w:top w:type="dxa" w:w="60"/>
-              <w:left w:type="dxa" w:w="80"/>
-              <w:bottom w:type="dxa" w:w="60"/>
-              <w:right w:type="dxa" w:w="80"/>
-            </w:tcMar>
-          </w:tcPr>
-          <w:p>
-            <w:r>
-              <w:rPr>
+            <w:tcW w:type="dxa" w:w="1365"/>
+            <w:shd w:fill="FFFFFF" w:color="FFFFFF" w:val="solid"/>
+            <w:tcMar>
+              <w:top w:type="dxa" w:w="80"/>
+              <w:left w:type="dxa" w:w="100"/>
+              <w:bottom w:type="dxa" w:w="80"/>
+              <w:right w:type="dxa" w:w="100"/>
+            </w:tcMar>
+          </w:tcPr>
+          <w:p>
+            <w:pPr>
+              <w:jc w:val="left"/>
+            </w:pPr>
+            <w:r>
+              <w:rPr>
+                <w:b w:val="false"/>
+                <w:bCs w:val="false"/>
+                <w:color w:val="000000"/>
                 <w:sz w:val="19"/>
                 <w:szCs w:val="19"/>
               </w:rPr>
@@ -1417,17 +1710,24 @@
         </w:tc>
         <w:tc>
           <w:tcPr>
-            <w:shd w:fill="FFFFFF" w:color="FFFFFF" w:val="solid"/>
-            <w:tcMar>
-              <w:top w:type="dxa" w:w="60"/>
-              <w:left w:type="dxa" w:w="80"/>
-              <w:bottom w:type="dxa" w:w="60"/>
-              <w:right w:type="dxa" w:w="80"/>
-            </w:tcMar>
-          </w:tcPr>
-          <w:p>
-            <w:r>
-              <w:rPr>
+            <w:tcW w:type="dxa" w:w="1365"/>
+            <w:shd w:fill="FFFFFF" w:color="FFFFFF" w:val="solid"/>
+            <w:tcMar>
+              <w:top w:type="dxa" w:w="80"/>
+              <w:left w:type="dxa" w:w="100"/>
+              <w:bottom w:type="dxa" w:w="80"/>
+              <w:right w:type="dxa" w:w="100"/>
+            </w:tcMar>
+          </w:tcPr>
+          <w:p>
+            <w:pPr>
+              <w:jc w:val="left"/>
+            </w:pPr>
+            <w:r>
+              <w:rPr>
+                <w:b w:val="false"/>
+                <w:bCs w:val="false"/>
+                <w:color w:val="000000"/>
                 <w:sz w:val="19"/>
                 <w:szCs w:val="19"/>
               </w:rPr>
@@ -1439,17 +1739,24 @@
       <w:tr>
         <w:tc>
           <w:tcPr>
-            <w:shd w:fill="F0F4FF" w:color="F0F4FF" w:val="solid"/>
-            <w:tcMar>
-              <w:top w:type="dxa" w:w="60"/>
-              <w:left w:type="dxa" w:w="80"/>
-              <w:bottom w:type="dxa" w:w="60"/>
-              <w:right w:type="dxa" w:w="80"/>
-            </w:tcMar>
-          </w:tcPr>
-          <w:p>
-            <w:r>
-              <w:rPr>
+            <w:tcW w:type="dxa" w:w="2200"/>
+            <w:shd w:fill="F0F4FF" w:color="F0F4FF" w:val="solid"/>
+            <w:tcMar>
+              <w:top w:type="dxa" w:w="80"/>
+              <w:left w:type="dxa" w:w="100"/>
+              <w:bottom w:type="dxa" w:w="80"/>
+              <w:right w:type="dxa" w:w="100"/>
+            </w:tcMar>
+          </w:tcPr>
+          <w:p>
+            <w:pPr>
+              <w:jc w:val="left"/>
+            </w:pPr>
+            <w:r>
+              <w:rPr>
+                <w:b w:val="false"/>
+                <w:bCs w:val="false"/>
+                <w:color w:val="000000"/>
                 <w:sz w:val="19"/>
                 <w:szCs w:val="19"/>
               </w:rPr>
@@ -1459,17 +1766,24 @@
         </w:tc>
         <w:tc>
           <w:tcPr>
-            <w:shd w:fill="F0F4FF" w:color="F0F4FF" w:val="solid"/>
-            <w:tcMar>
-              <w:top w:type="dxa" w:w="60"/>
-              <w:left w:type="dxa" w:w="80"/>
-              <w:bottom w:type="dxa" w:w="60"/>
-              <w:right w:type="dxa" w:w="80"/>
-            </w:tcMar>
-          </w:tcPr>
-          <w:p>
-            <w:r>
-              <w:rPr>
+            <w:tcW w:type="dxa" w:w="1366"/>
+            <w:shd w:fill="F0F4FF" w:color="F0F4FF" w:val="solid"/>
+            <w:tcMar>
+              <w:top w:type="dxa" w:w="80"/>
+              <w:left w:type="dxa" w:w="100"/>
+              <w:bottom w:type="dxa" w:w="80"/>
+              <w:right w:type="dxa" w:w="100"/>
+            </w:tcMar>
+          </w:tcPr>
+          <w:p>
+            <w:pPr>
+              <w:jc w:val="left"/>
+            </w:pPr>
+            <w:r>
+              <w:rPr>
+                <w:b w:val="false"/>
+                <w:bCs w:val="false"/>
+                <w:color w:val="000000"/>
                 <w:sz w:val="19"/>
                 <w:szCs w:val="19"/>
               </w:rPr>
@@ -1479,17 +1793,24 @@
         </w:tc>
         <w:tc>
           <w:tcPr>
-            <w:shd w:fill="F0F4FF" w:color="F0F4FF" w:val="solid"/>
-            <w:tcMar>
-              <w:top w:type="dxa" w:w="60"/>
-              <w:left w:type="dxa" w:w="80"/>
-              <w:bottom w:type="dxa" w:w="60"/>
-              <w:right w:type="dxa" w:w="80"/>
-            </w:tcMar>
-          </w:tcPr>
-          <w:p>
-            <w:r>
-              <w:rPr>
+            <w:tcW w:type="dxa" w:w="1365"/>
+            <w:shd w:fill="F0F4FF" w:color="F0F4FF" w:val="solid"/>
+            <w:tcMar>
+              <w:top w:type="dxa" w:w="80"/>
+              <w:left w:type="dxa" w:w="100"/>
+              <w:bottom w:type="dxa" w:w="80"/>
+              <w:right w:type="dxa" w:w="100"/>
+            </w:tcMar>
+          </w:tcPr>
+          <w:p>
+            <w:pPr>
+              <w:jc w:val="left"/>
+            </w:pPr>
+            <w:r>
+              <w:rPr>
+                <w:b w:val="false"/>
+                <w:bCs w:val="false"/>
+                <w:color w:val="000000"/>
                 <w:sz w:val="19"/>
                 <w:szCs w:val="19"/>
               </w:rPr>
@@ -1499,17 +1820,24 @@
         </w:tc>
         <w:tc>
           <w:tcPr>
-            <w:shd w:fill="F0F4FF" w:color="F0F4FF" w:val="solid"/>
-            <w:tcMar>
-              <w:top w:type="dxa" w:w="60"/>
-              <w:left w:type="dxa" w:w="80"/>
-              <w:bottom w:type="dxa" w:w="60"/>
-              <w:right w:type="dxa" w:w="80"/>
-            </w:tcMar>
-          </w:tcPr>
-          <w:p>
-            <w:r>
-              <w:rPr>
+            <w:tcW w:type="dxa" w:w="1365"/>
+            <w:shd w:fill="F0F4FF" w:color="F0F4FF" w:val="solid"/>
+            <w:tcMar>
+              <w:top w:type="dxa" w:w="80"/>
+              <w:left w:type="dxa" w:w="100"/>
+              <w:bottom w:type="dxa" w:w="80"/>
+              <w:right w:type="dxa" w:w="100"/>
+            </w:tcMar>
+          </w:tcPr>
+          <w:p>
+            <w:pPr>
+              <w:jc w:val="left"/>
+            </w:pPr>
+            <w:r>
+              <w:rPr>
+                <w:b w:val="false"/>
+                <w:bCs w:val="false"/>
+                <w:color w:val="000000"/>
                 <w:sz w:val="19"/>
                 <w:szCs w:val="19"/>
               </w:rPr>
@@ -1519,17 +1847,24 @@
         </w:tc>
         <w:tc>
           <w:tcPr>
-            <w:shd w:fill="F0F4FF" w:color="F0F4FF" w:val="solid"/>
-            <w:tcMar>
-              <w:top w:type="dxa" w:w="60"/>
-              <w:left w:type="dxa" w:w="80"/>
-              <w:bottom w:type="dxa" w:w="60"/>
-              <w:right w:type="dxa" w:w="80"/>
-            </w:tcMar>
-          </w:tcPr>
-          <w:p>
-            <w:r>
-              <w:rPr>
+            <w:tcW w:type="dxa" w:w="1365"/>
+            <w:shd w:fill="F0F4FF" w:color="F0F4FF" w:val="solid"/>
+            <w:tcMar>
+              <w:top w:type="dxa" w:w="80"/>
+              <w:left w:type="dxa" w:w="100"/>
+              <w:bottom w:type="dxa" w:w="80"/>
+              <w:right w:type="dxa" w:w="100"/>
+            </w:tcMar>
+          </w:tcPr>
+          <w:p>
+            <w:pPr>
+              <w:jc w:val="left"/>
+            </w:pPr>
+            <w:r>
+              <w:rPr>
+                <w:b w:val="false"/>
+                <w:bCs w:val="false"/>
+                <w:color w:val="000000"/>
                 <w:sz w:val="19"/>
                 <w:szCs w:val="19"/>
               </w:rPr>
@@ -1539,17 +1874,24 @@
         </w:tc>
         <w:tc>
           <w:tcPr>
-            <w:shd w:fill="F0F4FF" w:color="F0F4FF" w:val="solid"/>
-            <w:tcMar>
-              <w:top w:type="dxa" w:w="60"/>
-              <w:left w:type="dxa" w:w="80"/>
-              <w:bottom w:type="dxa" w:w="60"/>
-              <w:right w:type="dxa" w:w="80"/>
-            </w:tcMar>
-          </w:tcPr>
-          <w:p>
-            <w:r>
-              <w:rPr>
+            <w:tcW w:type="dxa" w:w="1365"/>
+            <w:shd w:fill="F0F4FF" w:color="F0F4FF" w:val="solid"/>
+            <w:tcMar>
+              <w:top w:type="dxa" w:w="80"/>
+              <w:left w:type="dxa" w:w="100"/>
+              <w:bottom w:type="dxa" w:w="80"/>
+              <w:right w:type="dxa" w:w="100"/>
+            </w:tcMar>
+          </w:tcPr>
+          <w:p>
+            <w:pPr>
+              <w:jc w:val="left"/>
+            </w:pPr>
+            <w:r>
+              <w:rPr>
+                <w:b w:val="false"/>
+                <w:bCs w:val="false"/>
+                <w:color w:val="000000"/>
                 <w:sz w:val="19"/>
                 <w:szCs w:val="19"/>
               </w:rPr>
@@ -2011,7 +2353,7 @@
     </w:p>
     <w:tbl>
       <w:tblPr>
-        <w:tblW w:type="pct" w:w="100%"/>
+        <w:tblW w:type="dxa" w:w="9026"/>
         <w:tblBorders>
           <w:top w:val="single" w:color="auto" w:sz="4"/>
           <w:left w:val="single" w:color="auto" w:sz="4"/>
@@ -2022,10 +2364,10 @@
         </w:tblBorders>
       </w:tblPr>
       <w:tblGrid>
-        <w:gridCol w:w="100"/>
-        <w:gridCol w:w="100"/>
-        <w:gridCol w:w="100"/>
-        <w:gridCol w:w="100"/>
+        <w:gridCol w:w="3800"/>
+        <w:gridCol w:w="1542"/>
+        <w:gridCol w:w="2142"/>
+        <w:gridCol w:w="1542"/>
       </w:tblGrid>
       <w:tr>
         <w:trPr>
@@ -2033,12 +2375,13 @@
         </w:trPr>
         <w:tc>
           <w:tcPr>
+            <w:tcW w:type="dxa" w:w="3800"/>
             <w:shd w:fill="2563EB" w:color="2563EB" w:val="solid"/>
             <w:tcMar>
               <w:top w:type="dxa" w:w="80"/>
-              <w:left w:type="dxa" w:w="80"/>
-              <w:bottom w:type="dxa" w:w="80"/>
-              <w:right w:type="dxa" w:w="80"/>
+              <w:left w:type="dxa" w:w="100"/>
+              <w:bottom w:type="dxa" w:w="80"/>
+              <w:right w:type="dxa" w:w="100"/>
             </w:tcMar>
           </w:tcPr>
           <w:p>
@@ -2059,12 +2402,13 @@
         </w:tc>
         <w:tc>
           <w:tcPr>
+            <w:tcW w:type="dxa" w:w="1542"/>
             <w:shd w:fill="2563EB" w:color="2563EB" w:val="solid"/>
             <w:tcMar>
               <w:top w:type="dxa" w:w="80"/>
-              <w:left w:type="dxa" w:w="80"/>
-              <w:bottom w:type="dxa" w:w="80"/>
-              <w:right w:type="dxa" w:w="80"/>
+              <w:left w:type="dxa" w:w="100"/>
+              <w:bottom w:type="dxa" w:w="80"/>
+              <w:right w:type="dxa" w:w="100"/>
             </w:tcMar>
           </w:tcPr>
           <w:p>
@@ -2085,12 +2429,13 @@
         </w:tc>
         <w:tc>
           <w:tcPr>
+            <w:tcW w:type="dxa" w:w="2142"/>
             <w:shd w:fill="2563EB" w:color="2563EB" w:val="solid"/>
             <w:tcMar>
               <w:top w:type="dxa" w:w="80"/>
-              <w:left w:type="dxa" w:w="80"/>
-              <w:bottom w:type="dxa" w:w="80"/>
-              <w:right w:type="dxa" w:w="80"/>
+              <w:left w:type="dxa" w:w="100"/>
+              <w:bottom w:type="dxa" w:w="80"/>
+              <w:right w:type="dxa" w:w="100"/>
             </w:tcMar>
           </w:tcPr>
           <w:p>
@@ -2111,12 +2456,13 @@
         </w:tc>
         <w:tc>
           <w:tcPr>
+            <w:tcW w:type="dxa" w:w="1542"/>
             <w:shd w:fill="2563EB" w:color="2563EB" w:val="solid"/>
             <w:tcMar>
               <w:top w:type="dxa" w:w="80"/>
-              <w:left w:type="dxa" w:w="80"/>
-              <w:bottom w:type="dxa" w:w="80"/>
-              <w:right w:type="dxa" w:w="80"/>
+              <w:left w:type="dxa" w:w="100"/>
+              <w:bottom w:type="dxa" w:w="80"/>
+              <w:right w:type="dxa" w:w="100"/>
             </w:tcMar>
           </w:tcPr>
           <w:p>
@@ -2139,17 +2485,24 @@
       <w:tr>
         <w:tc>
           <w:tcPr>
-            <w:shd w:fill="FFFFFF" w:color="FFFFFF" w:val="solid"/>
-            <w:tcMar>
-              <w:top w:type="dxa" w:w="60"/>
-              <w:left w:type="dxa" w:w="80"/>
-              <w:bottom w:type="dxa" w:w="60"/>
-              <w:right w:type="dxa" w:w="80"/>
-            </w:tcMar>
-          </w:tcPr>
-          <w:p>
-            <w:r>
-              <w:rPr>
+            <w:tcW w:type="dxa" w:w="3800"/>
+            <w:shd w:fill="FFFFFF" w:color="FFFFFF" w:val="solid"/>
+            <w:tcMar>
+              <w:top w:type="dxa" w:w="80"/>
+              <w:left w:type="dxa" w:w="100"/>
+              <w:bottom w:type="dxa" w:w="80"/>
+              <w:right w:type="dxa" w:w="100"/>
+            </w:tcMar>
+          </w:tcPr>
+          <w:p>
+            <w:pPr>
+              <w:jc w:val="left"/>
+            </w:pPr>
+            <w:r>
+              <w:rPr>
+                <w:b w:val="false"/>
+                <w:bCs w:val="false"/>
+                <w:color w:val="000000"/>
                 <w:sz w:val="19"/>
                 <w:szCs w:val="19"/>
               </w:rPr>
@@ -2159,17 +2512,24 @@
         </w:tc>
         <w:tc>
           <w:tcPr>
-            <w:shd w:fill="FFFFFF" w:color="FFFFFF" w:val="solid"/>
-            <w:tcMar>
-              <w:top w:type="dxa" w:w="60"/>
-              <w:left w:type="dxa" w:w="80"/>
-              <w:bottom w:type="dxa" w:w="60"/>
-              <w:right w:type="dxa" w:w="80"/>
-            </w:tcMar>
-          </w:tcPr>
-          <w:p>
-            <w:r>
-              <w:rPr>
+            <w:tcW w:type="dxa" w:w="1542"/>
+            <w:shd w:fill="FFFFFF" w:color="FFFFFF" w:val="solid"/>
+            <w:tcMar>
+              <w:top w:type="dxa" w:w="80"/>
+              <w:left w:type="dxa" w:w="100"/>
+              <w:bottom w:type="dxa" w:w="80"/>
+              <w:right w:type="dxa" w:w="100"/>
+            </w:tcMar>
+          </w:tcPr>
+          <w:p>
+            <w:pPr>
+              <w:jc w:val="left"/>
+            </w:pPr>
+            <w:r>
+              <w:rPr>
+                <w:b w:val="false"/>
+                <w:bCs w:val="false"/>
+                <w:color w:val="000000"/>
                 <w:sz w:val="19"/>
                 <w:szCs w:val="19"/>
               </w:rPr>
@@ -2179,17 +2539,24 @@
         </w:tc>
         <w:tc>
           <w:tcPr>
-            <w:shd w:fill="FFFFFF" w:color="FFFFFF" w:val="solid"/>
-            <w:tcMar>
-              <w:top w:type="dxa" w:w="60"/>
-              <w:left w:type="dxa" w:w="80"/>
-              <w:bottom w:type="dxa" w:w="60"/>
-              <w:right w:type="dxa" w:w="80"/>
-            </w:tcMar>
-          </w:tcPr>
-          <w:p>
-            <w:r>
-              <w:rPr>
+            <w:tcW w:type="dxa" w:w="2142"/>
+            <w:shd w:fill="FFFFFF" w:color="FFFFFF" w:val="solid"/>
+            <w:tcMar>
+              <w:top w:type="dxa" w:w="80"/>
+              <w:left w:type="dxa" w:w="100"/>
+              <w:bottom w:type="dxa" w:w="80"/>
+              <w:right w:type="dxa" w:w="100"/>
+            </w:tcMar>
+          </w:tcPr>
+          <w:p>
+            <w:pPr>
+              <w:jc w:val="left"/>
+            </w:pPr>
+            <w:r>
+              <w:rPr>
+                <w:b w:val="false"/>
+                <w:bCs w:val="false"/>
+                <w:color w:val="000000"/>
                 <w:sz w:val="19"/>
                 <w:szCs w:val="19"/>
               </w:rPr>
@@ -2199,17 +2566,24 @@
         </w:tc>
         <w:tc>
           <w:tcPr>
-            <w:shd w:fill="FFFFFF" w:color="FFFFFF" w:val="solid"/>
-            <w:tcMar>
-              <w:top w:type="dxa" w:w="60"/>
-              <w:left w:type="dxa" w:w="80"/>
-              <w:bottom w:type="dxa" w:w="60"/>
-              <w:right w:type="dxa" w:w="80"/>
-            </w:tcMar>
-          </w:tcPr>
-          <w:p>
-            <w:r>
-              <w:rPr>
+            <w:tcW w:type="dxa" w:w="1542"/>
+            <w:shd w:fill="FFFFFF" w:color="FFFFFF" w:val="solid"/>
+            <w:tcMar>
+              <w:top w:type="dxa" w:w="80"/>
+              <w:left w:type="dxa" w:w="100"/>
+              <w:bottom w:type="dxa" w:w="80"/>
+              <w:right w:type="dxa" w:w="100"/>
+            </w:tcMar>
+          </w:tcPr>
+          <w:p>
+            <w:pPr>
+              <w:jc w:val="left"/>
+            </w:pPr>
+            <w:r>
+              <w:rPr>
+                <w:b w:val="false"/>
+                <w:bCs w:val="false"/>
+                <w:color w:val="000000"/>
                 <w:sz w:val="19"/>
                 <w:szCs w:val="19"/>
               </w:rPr>
@@ -2221,17 +2595,24 @@
       <w:tr>
         <w:tc>
           <w:tcPr>
-            <w:shd w:fill="F0F4FF" w:color="F0F4FF" w:val="solid"/>
-            <w:tcMar>
-              <w:top w:type="dxa" w:w="60"/>
-              <w:left w:type="dxa" w:w="80"/>
-              <w:bottom w:type="dxa" w:w="60"/>
-              <w:right w:type="dxa" w:w="80"/>
-            </w:tcMar>
-          </w:tcPr>
-          <w:p>
-            <w:r>
-              <w:rPr>
+            <w:tcW w:type="dxa" w:w="3800"/>
+            <w:shd w:fill="F0F4FF" w:color="F0F4FF" w:val="solid"/>
+            <w:tcMar>
+              <w:top w:type="dxa" w:w="80"/>
+              <w:left w:type="dxa" w:w="100"/>
+              <w:bottom w:type="dxa" w:w="80"/>
+              <w:right w:type="dxa" w:w="100"/>
+            </w:tcMar>
+          </w:tcPr>
+          <w:p>
+            <w:pPr>
+              <w:jc w:val="left"/>
+            </w:pPr>
+            <w:r>
+              <w:rPr>
+                <w:b w:val="false"/>
+                <w:bCs w:val="false"/>
+                <w:color w:val="000000"/>
                 <w:sz w:val="19"/>
                 <w:szCs w:val="19"/>
               </w:rPr>
@@ -2241,17 +2622,24 @@
         </w:tc>
         <w:tc>
           <w:tcPr>
-            <w:shd w:fill="F0F4FF" w:color="F0F4FF" w:val="solid"/>
-            <w:tcMar>
-              <w:top w:type="dxa" w:w="60"/>
-              <w:left w:type="dxa" w:w="80"/>
-              <w:bottom w:type="dxa" w:w="60"/>
-              <w:right w:type="dxa" w:w="80"/>
-            </w:tcMar>
-          </w:tcPr>
-          <w:p>
-            <w:r>
-              <w:rPr>
+            <w:tcW w:type="dxa" w:w="1542"/>
+            <w:shd w:fill="F0F4FF" w:color="F0F4FF" w:val="solid"/>
+            <w:tcMar>
+              <w:top w:type="dxa" w:w="80"/>
+              <w:left w:type="dxa" w:w="100"/>
+              <w:bottom w:type="dxa" w:w="80"/>
+              <w:right w:type="dxa" w:w="100"/>
+            </w:tcMar>
+          </w:tcPr>
+          <w:p>
+            <w:pPr>
+              <w:jc w:val="left"/>
+            </w:pPr>
+            <w:r>
+              <w:rPr>
+                <w:b w:val="false"/>
+                <w:bCs w:val="false"/>
+                <w:color w:val="000000"/>
                 <w:sz w:val="19"/>
                 <w:szCs w:val="19"/>
               </w:rPr>
@@ -2261,17 +2649,24 @@
         </w:tc>
         <w:tc>
           <w:tcPr>
-            <w:shd w:fill="F0F4FF" w:color="F0F4FF" w:val="solid"/>
-            <w:tcMar>
-              <w:top w:type="dxa" w:w="60"/>
-              <w:left w:type="dxa" w:w="80"/>
-              <w:bottom w:type="dxa" w:w="60"/>
-              <w:right w:type="dxa" w:w="80"/>
-            </w:tcMar>
-          </w:tcPr>
-          <w:p>
-            <w:r>
-              <w:rPr>
+            <w:tcW w:type="dxa" w:w="2142"/>
+            <w:shd w:fill="F0F4FF" w:color="F0F4FF" w:val="solid"/>
+            <w:tcMar>
+              <w:top w:type="dxa" w:w="80"/>
+              <w:left w:type="dxa" w:w="100"/>
+              <w:bottom w:type="dxa" w:w="80"/>
+              <w:right w:type="dxa" w:w="100"/>
+            </w:tcMar>
+          </w:tcPr>
+          <w:p>
+            <w:pPr>
+              <w:jc w:val="left"/>
+            </w:pPr>
+            <w:r>
+              <w:rPr>
+                <w:b w:val="false"/>
+                <w:bCs w:val="false"/>
+                <w:color w:val="000000"/>
                 <w:sz w:val="19"/>
                 <w:szCs w:val="19"/>
               </w:rPr>
@@ -2281,17 +2676,24 @@
         </w:tc>
         <w:tc>
           <w:tcPr>
-            <w:shd w:fill="F0F4FF" w:color="F0F4FF" w:val="solid"/>
-            <w:tcMar>
-              <w:top w:type="dxa" w:w="60"/>
-              <w:left w:type="dxa" w:w="80"/>
-              <w:bottom w:type="dxa" w:w="60"/>
-              <w:right w:type="dxa" w:w="80"/>
-            </w:tcMar>
-          </w:tcPr>
-          <w:p>
-            <w:r>
-              <w:rPr>
+            <w:tcW w:type="dxa" w:w="1542"/>
+            <w:shd w:fill="F0F4FF" w:color="F0F4FF" w:val="solid"/>
+            <w:tcMar>
+              <w:top w:type="dxa" w:w="80"/>
+              <w:left w:type="dxa" w:w="100"/>
+              <w:bottom w:type="dxa" w:w="80"/>
+              <w:right w:type="dxa" w:w="100"/>
+            </w:tcMar>
+          </w:tcPr>
+          <w:p>
+            <w:pPr>
+              <w:jc w:val="left"/>
+            </w:pPr>
+            <w:r>
+              <w:rPr>
+                <w:b w:val="false"/>
+                <w:bCs w:val="false"/>
+                <w:color w:val="000000"/>
                 <w:sz w:val="19"/>
                 <w:szCs w:val="19"/>
               </w:rPr>
@@ -2303,17 +2705,24 @@
       <w:tr>
         <w:tc>
           <w:tcPr>
-            <w:shd w:fill="FFFFFF" w:color="FFFFFF" w:val="solid"/>
-            <w:tcMar>
-              <w:top w:type="dxa" w:w="60"/>
-              <w:left w:type="dxa" w:w="80"/>
-              <w:bottom w:type="dxa" w:w="60"/>
-              <w:right w:type="dxa" w:w="80"/>
-            </w:tcMar>
-          </w:tcPr>
-          <w:p>
-            <w:r>
-              <w:rPr>
+            <w:tcW w:type="dxa" w:w="3800"/>
+            <w:shd w:fill="FFFFFF" w:color="FFFFFF" w:val="solid"/>
+            <w:tcMar>
+              <w:top w:type="dxa" w:w="80"/>
+              <w:left w:type="dxa" w:w="100"/>
+              <w:bottom w:type="dxa" w:w="80"/>
+              <w:right w:type="dxa" w:w="100"/>
+            </w:tcMar>
+          </w:tcPr>
+          <w:p>
+            <w:pPr>
+              <w:jc w:val="left"/>
+            </w:pPr>
+            <w:r>
+              <w:rPr>
+                <w:b w:val="false"/>
+                <w:bCs w:val="false"/>
+                <w:color w:val="000000"/>
                 <w:sz w:val="19"/>
                 <w:szCs w:val="19"/>
               </w:rPr>
@@ -2323,17 +2732,24 @@
         </w:tc>
         <w:tc>
           <w:tcPr>
-            <w:shd w:fill="FFFFFF" w:color="FFFFFF" w:val="solid"/>
-            <w:tcMar>
-              <w:top w:type="dxa" w:w="60"/>
-              <w:left w:type="dxa" w:w="80"/>
-              <w:bottom w:type="dxa" w:w="60"/>
-              <w:right w:type="dxa" w:w="80"/>
-            </w:tcMar>
-          </w:tcPr>
-          <w:p>
-            <w:r>
-              <w:rPr>
+            <w:tcW w:type="dxa" w:w="1542"/>
+            <w:shd w:fill="FFFFFF" w:color="FFFFFF" w:val="solid"/>
+            <w:tcMar>
+              <w:top w:type="dxa" w:w="80"/>
+              <w:left w:type="dxa" w:w="100"/>
+              <w:bottom w:type="dxa" w:w="80"/>
+              <w:right w:type="dxa" w:w="100"/>
+            </w:tcMar>
+          </w:tcPr>
+          <w:p>
+            <w:pPr>
+              <w:jc w:val="left"/>
+            </w:pPr>
+            <w:r>
+              <w:rPr>
+                <w:b w:val="false"/>
+                <w:bCs w:val="false"/>
+                <w:color w:val="000000"/>
                 <w:sz w:val="19"/>
                 <w:szCs w:val="19"/>
               </w:rPr>
@@ -2343,17 +2759,24 @@
         </w:tc>
         <w:tc>
           <w:tcPr>
-            <w:shd w:fill="FFFFFF" w:color="FFFFFF" w:val="solid"/>
-            <w:tcMar>
-              <w:top w:type="dxa" w:w="60"/>
-              <w:left w:type="dxa" w:w="80"/>
-              <w:bottom w:type="dxa" w:w="60"/>
-              <w:right w:type="dxa" w:w="80"/>
-            </w:tcMar>
-          </w:tcPr>
-          <w:p>
-            <w:r>
-              <w:rPr>
+            <w:tcW w:type="dxa" w:w="2142"/>
+            <w:shd w:fill="FFFFFF" w:color="FFFFFF" w:val="solid"/>
+            <w:tcMar>
+              <w:top w:type="dxa" w:w="80"/>
+              <w:left w:type="dxa" w:w="100"/>
+              <w:bottom w:type="dxa" w:w="80"/>
+              <w:right w:type="dxa" w:w="100"/>
+            </w:tcMar>
+          </w:tcPr>
+          <w:p>
+            <w:pPr>
+              <w:jc w:val="left"/>
+            </w:pPr>
+            <w:r>
+              <w:rPr>
+                <w:b w:val="false"/>
+                <w:bCs w:val="false"/>
+                <w:color w:val="000000"/>
                 <w:sz w:val="19"/>
                 <w:szCs w:val="19"/>
               </w:rPr>
@@ -2363,17 +2786,24 @@
         </w:tc>
         <w:tc>
           <w:tcPr>
-            <w:shd w:fill="FFFFFF" w:color="FFFFFF" w:val="solid"/>
-            <w:tcMar>
-              <w:top w:type="dxa" w:w="60"/>
-              <w:left w:type="dxa" w:w="80"/>
-              <w:bottom w:type="dxa" w:w="60"/>
-              <w:right w:type="dxa" w:w="80"/>
-            </w:tcMar>
-          </w:tcPr>
-          <w:p>
-            <w:r>
-              <w:rPr>
+            <w:tcW w:type="dxa" w:w="1542"/>
+            <w:shd w:fill="FFFFFF" w:color="FFFFFF" w:val="solid"/>
+            <w:tcMar>
+              <w:top w:type="dxa" w:w="80"/>
+              <w:left w:type="dxa" w:w="100"/>
+              <w:bottom w:type="dxa" w:w="80"/>
+              <w:right w:type="dxa" w:w="100"/>
+            </w:tcMar>
+          </w:tcPr>
+          <w:p>
+            <w:pPr>
+              <w:jc w:val="left"/>
+            </w:pPr>
+            <w:r>
+              <w:rPr>
+                <w:b w:val="false"/>
+                <w:bCs w:val="false"/>
+                <w:color w:val="000000"/>
                 <w:sz w:val="19"/>
                 <w:szCs w:val="19"/>
               </w:rPr>
@@ -2385,17 +2815,24 @@
       <w:tr>
         <w:tc>
           <w:tcPr>
-            <w:shd w:fill="F0F4FF" w:color="F0F4FF" w:val="solid"/>
-            <w:tcMar>
-              <w:top w:type="dxa" w:w="60"/>
-              <w:left w:type="dxa" w:w="80"/>
-              <w:bottom w:type="dxa" w:w="60"/>
-              <w:right w:type="dxa" w:w="80"/>
-            </w:tcMar>
-          </w:tcPr>
-          <w:p>
-            <w:r>
-              <w:rPr>
+            <w:tcW w:type="dxa" w:w="3800"/>
+            <w:shd w:fill="F0F4FF" w:color="F0F4FF" w:val="solid"/>
+            <w:tcMar>
+              <w:top w:type="dxa" w:w="80"/>
+              <w:left w:type="dxa" w:w="100"/>
+              <w:bottom w:type="dxa" w:w="80"/>
+              <w:right w:type="dxa" w:w="100"/>
+            </w:tcMar>
+          </w:tcPr>
+          <w:p>
+            <w:pPr>
+              <w:jc w:val="left"/>
+            </w:pPr>
+            <w:r>
+              <w:rPr>
+                <w:b w:val="false"/>
+                <w:bCs w:val="false"/>
+                <w:color w:val="000000"/>
                 <w:sz w:val="19"/>
                 <w:szCs w:val="19"/>
               </w:rPr>
@@ -2405,17 +2842,24 @@
         </w:tc>
         <w:tc>
           <w:tcPr>
-            <w:shd w:fill="F0F4FF" w:color="F0F4FF" w:val="solid"/>
-            <w:tcMar>
-              <w:top w:type="dxa" w:w="60"/>
-              <w:left w:type="dxa" w:w="80"/>
-              <w:bottom w:type="dxa" w:w="60"/>
-              <w:right w:type="dxa" w:w="80"/>
-            </w:tcMar>
-          </w:tcPr>
-          <w:p>
-            <w:r>
-              <w:rPr>
+            <w:tcW w:type="dxa" w:w="1542"/>
+            <w:shd w:fill="F0F4FF" w:color="F0F4FF" w:val="solid"/>
+            <w:tcMar>
+              <w:top w:type="dxa" w:w="80"/>
+              <w:left w:type="dxa" w:w="100"/>
+              <w:bottom w:type="dxa" w:w="80"/>
+              <w:right w:type="dxa" w:w="100"/>
+            </w:tcMar>
+          </w:tcPr>
+          <w:p>
+            <w:pPr>
+              <w:jc w:val="left"/>
+            </w:pPr>
+            <w:r>
+              <w:rPr>
+                <w:b w:val="false"/>
+                <w:bCs w:val="false"/>
+                <w:color w:val="000000"/>
                 <w:sz w:val="19"/>
                 <w:szCs w:val="19"/>
               </w:rPr>
@@ -2425,17 +2869,24 @@
         </w:tc>
         <w:tc>
           <w:tcPr>
-            <w:shd w:fill="F0F4FF" w:color="F0F4FF" w:val="solid"/>
-            <w:tcMar>
-              <w:top w:type="dxa" w:w="60"/>
-              <w:left w:type="dxa" w:w="80"/>
-              <w:bottom w:type="dxa" w:w="60"/>
-              <w:right w:type="dxa" w:w="80"/>
-            </w:tcMar>
-          </w:tcPr>
-          <w:p>
-            <w:r>
-              <w:rPr>
+            <w:tcW w:type="dxa" w:w="2142"/>
+            <w:shd w:fill="F0F4FF" w:color="F0F4FF" w:val="solid"/>
+            <w:tcMar>
+              <w:top w:type="dxa" w:w="80"/>
+              <w:left w:type="dxa" w:w="100"/>
+              <w:bottom w:type="dxa" w:w="80"/>
+              <w:right w:type="dxa" w:w="100"/>
+            </w:tcMar>
+          </w:tcPr>
+          <w:p>
+            <w:pPr>
+              <w:jc w:val="left"/>
+            </w:pPr>
+            <w:r>
+              <w:rPr>
+                <w:b w:val="false"/>
+                <w:bCs w:val="false"/>
+                <w:color w:val="000000"/>
                 <w:sz w:val="19"/>
                 <w:szCs w:val="19"/>
               </w:rPr>
@@ -2445,17 +2896,24 @@
         </w:tc>
         <w:tc>
           <w:tcPr>
-            <w:shd w:fill="F0F4FF" w:color="F0F4FF" w:val="solid"/>
-            <w:tcMar>
-              <w:top w:type="dxa" w:w="60"/>
-              <w:left w:type="dxa" w:w="80"/>
-              <w:bottom w:type="dxa" w:w="60"/>
-              <w:right w:type="dxa" w:w="80"/>
-            </w:tcMar>
-          </w:tcPr>
-          <w:p>
-            <w:r>
-              <w:rPr>
+            <w:tcW w:type="dxa" w:w="1542"/>
+            <w:shd w:fill="F0F4FF" w:color="F0F4FF" w:val="solid"/>
+            <w:tcMar>
+              <w:top w:type="dxa" w:w="80"/>
+              <w:left w:type="dxa" w:w="100"/>
+              <w:bottom w:type="dxa" w:w="80"/>
+              <w:right w:type="dxa" w:w="100"/>
+            </w:tcMar>
+          </w:tcPr>
+          <w:p>
+            <w:pPr>
+              <w:jc w:val="left"/>
+            </w:pPr>
+            <w:r>
+              <w:rPr>
+                <w:b w:val="false"/>
+                <w:bCs w:val="false"/>
+                <w:color w:val="000000"/>
                 <w:sz w:val="19"/>
                 <w:szCs w:val="19"/>
               </w:rPr>
@@ -2467,17 +2925,24 @@
       <w:tr>
         <w:tc>
           <w:tcPr>
-            <w:shd w:fill="FFFFFF" w:color="FFFFFF" w:val="solid"/>
-            <w:tcMar>
-              <w:top w:type="dxa" w:w="60"/>
-              <w:left w:type="dxa" w:w="80"/>
-              <w:bottom w:type="dxa" w:w="60"/>
-              <w:right w:type="dxa" w:w="80"/>
-            </w:tcMar>
-          </w:tcPr>
-          <w:p>
-            <w:r>
-              <w:rPr>
+            <w:tcW w:type="dxa" w:w="3800"/>
+            <w:shd w:fill="FFFFFF" w:color="FFFFFF" w:val="solid"/>
+            <w:tcMar>
+              <w:top w:type="dxa" w:w="80"/>
+              <w:left w:type="dxa" w:w="100"/>
+              <w:bottom w:type="dxa" w:w="80"/>
+              <w:right w:type="dxa" w:w="100"/>
+            </w:tcMar>
+          </w:tcPr>
+          <w:p>
+            <w:pPr>
+              <w:jc w:val="left"/>
+            </w:pPr>
+            <w:r>
+              <w:rPr>
+                <w:b w:val="false"/>
+                <w:bCs w:val="false"/>
+                <w:color w:val="000000"/>
                 <w:sz w:val="19"/>
                 <w:szCs w:val="19"/>
               </w:rPr>
@@ -2487,17 +2952,24 @@
         </w:tc>
         <w:tc>
           <w:tcPr>
-            <w:shd w:fill="FFFFFF" w:color="FFFFFF" w:val="solid"/>
-            <w:tcMar>
-              <w:top w:type="dxa" w:w="60"/>
-              <w:left w:type="dxa" w:w="80"/>
-              <w:bottom w:type="dxa" w:w="60"/>
-              <w:right w:type="dxa" w:w="80"/>
-            </w:tcMar>
-          </w:tcPr>
-          <w:p>
-            <w:r>
-              <w:rPr>
+            <w:tcW w:type="dxa" w:w="1542"/>
+            <w:shd w:fill="FFFFFF" w:color="FFFFFF" w:val="solid"/>
+            <w:tcMar>
+              <w:top w:type="dxa" w:w="80"/>
+              <w:left w:type="dxa" w:w="100"/>
+              <w:bottom w:type="dxa" w:w="80"/>
+              <w:right w:type="dxa" w:w="100"/>
+            </w:tcMar>
+          </w:tcPr>
+          <w:p>
+            <w:pPr>
+              <w:jc w:val="left"/>
+            </w:pPr>
+            <w:r>
+              <w:rPr>
+                <w:b w:val="false"/>
+                <w:bCs w:val="false"/>
+                <w:color w:val="000000"/>
                 <w:sz w:val="19"/>
                 <w:szCs w:val="19"/>
               </w:rPr>
@@ -2507,17 +2979,24 @@
         </w:tc>
         <w:tc>
           <w:tcPr>
-            <w:shd w:fill="FFFFFF" w:color="FFFFFF" w:val="solid"/>
-            <w:tcMar>
-              <w:top w:type="dxa" w:w="60"/>
-              <w:left w:type="dxa" w:w="80"/>
-              <w:bottom w:type="dxa" w:w="60"/>
-              <w:right w:type="dxa" w:w="80"/>
-            </w:tcMar>
-          </w:tcPr>
-          <w:p>
-            <w:r>
-              <w:rPr>
+            <w:tcW w:type="dxa" w:w="2142"/>
+            <w:shd w:fill="FFFFFF" w:color="FFFFFF" w:val="solid"/>
+            <w:tcMar>
+              <w:top w:type="dxa" w:w="80"/>
+              <w:left w:type="dxa" w:w="100"/>
+              <w:bottom w:type="dxa" w:w="80"/>
+              <w:right w:type="dxa" w:w="100"/>
+            </w:tcMar>
+          </w:tcPr>
+          <w:p>
+            <w:pPr>
+              <w:jc w:val="left"/>
+            </w:pPr>
+            <w:r>
+              <w:rPr>
+                <w:b w:val="false"/>
+                <w:bCs w:val="false"/>
+                <w:color w:val="000000"/>
                 <w:sz w:val="19"/>
                 <w:szCs w:val="19"/>
               </w:rPr>
@@ -2527,17 +3006,24 @@
         </w:tc>
         <w:tc>
           <w:tcPr>
-            <w:shd w:fill="FFFFFF" w:color="FFFFFF" w:val="solid"/>
-            <w:tcMar>
-              <w:top w:type="dxa" w:w="60"/>
-              <w:left w:type="dxa" w:w="80"/>
-              <w:bottom w:type="dxa" w:w="60"/>
-              <w:right w:type="dxa" w:w="80"/>
-            </w:tcMar>
-          </w:tcPr>
-          <w:p>
-            <w:r>
-              <w:rPr>
+            <w:tcW w:type="dxa" w:w="1542"/>
+            <w:shd w:fill="FFFFFF" w:color="FFFFFF" w:val="solid"/>
+            <w:tcMar>
+              <w:top w:type="dxa" w:w="80"/>
+              <w:left w:type="dxa" w:w="100"/>
+              <w:bottom w:type="dxa" w:w="80"/>
+              <w:right w:type="dxa" w:w="100"/>
+            </w:tcMar>
+          </w:tcPr>
+          <w:p>
+            <w:pPr>
+              <w:jc w:val="left"/>
+            </w:pPr>
+            <w:r>
+              <w:rPr>
+                <w:b w:val="false"/>
+                <w:bCs w:val="false"/>
+                <w:color w:val="000000"/>
                 <w:sz w:val="19"/>
                 <w:szCs w:val="19"/>
               </w:rPr>
@@ -2549,17 +3035,24 @@
       <w:tr>
         <w:tc>
           <w:tcPr>
-            <w:shd w:fill="F0F4FF" w:color="F0F4FF" w:val="solid"/>
-            <w:tcMar>
-              <w:top w:type="dxa" w:w="60"/>
-              <w:left w:type="dxa" w:w="80"/>
-              <w:bottom w:type="dxa" w:w="60"/>
-              <w:right w:type="dxa" w:w="80"/>
-            </w:tcMar>
-          </w:tcPr>
-          <w:p>
-            <w:r>
-              <w:rPr>
+            <w:tcW w:type="dxa" w:w="3800"/>
+            <w:shd w:fill="F0F4FF" w:color="F0F4FF" w:val="solid"/>
+            <w:tcMar>
+              <w:top w:type="dxa" w:w="80"/>
+              <w:left w:type="dxa" w:w="100"/>
+              <w:bottom w:type="dxa" w:w="80"/>
+              <w:right w:type="dxa" w:w="100"/>
+            </w:tcMar>
+          </w:tcPr>
+          <w:p>
+            <w:pPr>
+              <w:jc w:val="left"/>
+            </w:pPr>
+            <w:r>
+              <w:rPr>
+                <w:b w:val="false"/>
+                <w:bCs w:val="false"/>
+                <w:color w:val="000000"/>
                 <w:sz w:val="19"/>
                 <w:szCs w:val="19"/>
               </w:rPr>
@@ -2569,17 +3062,24 @@
         </w:tc>
         <w:tc>
           <w:tcPr>
-            <w:shd w:fill="F0F4FF" w:color="F0F4FF" w:val="solid"/>
-            <w:tcMar>
-              <w:top w:type="dxa" w:w="60"/>
-              <w:left w:type="dxa" w:w="80"/>
-              <w:bottom w:type="dxa" w:w="60"/>
-              <w:right w:type="dxa" w:w="80"/>
-            </w:tcMar>
-          </w:tcPr>
-          <w:p>
-            <w:r>
-              <w:rPr>
+            <w:tcW w:type="dxa" w:w="1542"/>
+            <w:shd w:fill="F0F4FF" w:color="F0F4FF" w:val="solid"/>
+            <w:tcMar>
+              <w:top w:type="dxa" w:w="80"/>
+              <w:left w:type="dxa" w:w="100"/>
+              <w:bottom w:type="dxa" w:w="80"/>
+              <w:right w:type="dxa" w:w="100"/>
+            </w:tcMar>
+          </w:tcPr>
+          <w:p>
+            <w:pPr>
+              <w:jc w:val="left"/>
+            </w:pPr>
+            <w:r>
+              <w:rPr>
+                <w:b w:val="false"/>
+                <w:bCs w:val="false"/>
+                <w:color w:val="000000"/>
                 <w:sz w:val="19"/>
                 <w:szCs w:val="19"/>
               </w:rPr>
@@ -2589,17 +3089,24 @@
         </w:tc>
         <w:tc>
           <w:tcPr>
-            <w:shd w:fill="F0F4FF" w:color="F0F4FF" w:val="solid"/>
-            <w:tcMar>
-              <w:top w:type="dxa" w:w="60"/>
-              <w:left w:type="dxa" w:w="80"/>
-              <w:bottom w:type="dxa" w:w="60"/>
-              <w:right w:type="dxa" w:w="80"/>
-            </w:tcMar>
-          </w:tcPr>
-          <w:p>
-            <w:r>
-              <w:rPr>
+            <w:tcW w:type="dxa" w:w="2142"/>
+            <w:shd w:fill="F0F4FF" w:color="F0F4FF" w:val="solid"/>
+            <w:tcMar>
+              <w:top w:type="dxa" w:w="80"/>
+              <w:left w:type="dxa" w:w="100"/>
+              <w:bottom w:type="dxa" w:w="80"/>
+              <w:right w:type="dxa" w:w="100"/>
+            </w:tcMar>
+          </w:tcPr>
+          <w:p>
+            <w:pPr>
+              <w:jc w:val="left"/>
+            </w:pPr>
+            <w:r>
+              <w:rPr>
+                <w:b w:val="false"/>
+                <w:bCs w:val="false"/>
+                <w:color w:val="000000"/>
                 <w:sz w:val="19"/>
                 <w:szCs w:val="19"/>
               </w:rPr>
@@ -2609,17 +3116,24 @@
         </w:tc>
         <w:tc>
           <w:tcPr>
-            <w:shd w:fill="F0F4FF" w:color="F0F4FF" w:val="solid"/>
-            <w:tcMar>
-              <w:top w:type="dxa" w:w="60"/>
-              <w:left w:type="dxa" w:w="80"/>
-              <w:bottom w:type="dxa" w:w="60"/>
-              <w:right w:type="dxa" w:w="80"/>
-            </w:tcMar>
-          </w:tcPr>
-          <w:p>
-            <w:r>
-              <w:rPr>
+            <w:tcW w:type="dxa" w:w="1542"/>
+            <w:shd w:fill="F0F4FF" w:color="F0F4FF" w:val="solid"/>
+            <w:tcMar>
+              <w:top w:type="dxa" w:w="80"/>
+              <w:left w:type="dxa" w:w="100"/>
+              <w:bottom w:type="dxa" w:w="80"/>
+              <w:right w:type="dxa" w:w="100"/>
+            </w:tcMar>
+          </w:tcPr>
+          <w:p>
+            <w:pPr>
+              <w:jc w:val="left"/>
+            </w:pPr>
+            <w:r>
+              <w:rPr>
+                <w:b w:val="false"/>
+                <w:bCs w:val="false"/>
+                <w:color w:val="000000"/>
                 <w:sz w:val="19"/>
                 <w:szCs w:val="19"/>
               </w:rPr>
@@ -2631,17 +3145,24 @@
       <w:tr>
         <w:tc>
           <w:tcPr>
-            <w:shd w:fill="FFFFFF" w:color="FFFFFF" w:val="solid"/>
-            <w:tcMar>
-              <w:top w:type="dxa" w:w="60"/>
-              <w:left w:type="dxa" w:w="80"/>
-              <w:bottom w:type="dxa" w:w="60"/>
-              <w:right w:type="dxa" w:w="80"/>
-            </w:tcMar>
-          </w:tcPr>
-          <w:p>
-            <w:r>
-              <w:rPr>
+            <w:tcW w:type="dxa" w:w="3800"/>
+            <w:shd w:fill="FFFFFF" w:color="FFFFFF" w:val="solid"/>
+            <w:tcMar>
+              <w:top w:type="dxa" w:w="80"/>
+              <w:left w:type="dxa" w:w="100"/>
+              <w:bottom w:type="dxa" w:w="80"/>
+              <w:right w:type="dxa" w:w="100"/>
+            </w:tcMar>
+          </w:tcPr>
+          <w:p>
+            <w:pPr>
+              <w:jc w:val="left"/>
+            </w:pPr>
+            <w:r>
+              <w:rPr>
+                <w:b w:val="false"/>
+                <w:bCs w:val="false"/>
+                <w:color w:val="000000"/>
                 <w:sz w:val="19"/>
                 <w:szCs w:val="19"/>
               </w:rPr>
@@ -2651,17 +3172,24 @@
         </w:tc>
         <w:tc>
           <w:tcPr>
-            <w:shd w:fill="FFFFFF" w:color="FFFFFF" w:val="solid"/>
-            <w:tcMar>
-              <w:top w:type="dxa" w:w="60"/>
-              <w:left w:type="dxa" w:w="80"/>
-              <w:bottom w:type="dxa" w:w="60"/>
-              <w:right w:type="dxa" w:w="80"/>
-            </w:tcMar>
-          </w:tcPr>
-          <w:p>
-            <w:r>
-              <w:rPr>
+            <w:tcW w:type="dxa" w:w="1542"/>
+            <w:shd w:fill="FFFFFF" w:color="FFFFFF" w:val="solid"/>
+            <w:tcMar>
+              <w:top w:type="dxa" w:w="80"/>
+              <w:left w:type="dxa" w:w="100"/>
+              <w:bottom w:type="dxa" w:w="80"/>
+              <w:right w:type="dxa" w:w="100"/>
+            </w:tcMar>
+          </w:tcPr>
+          <w:p>
+            <w:pPr>
+              <w:jc w:val="left"/>
+            </w:pPr>
+            <w:r>
+              <w:rPr>
+                <w:b w:val="false"/>
+                <w:bCs w:val="false"/>
+                <w:color w:val="000000"/>
                 <w:sz w:val="19"/>
                 <w:szCs w:val="19"/>
               </w:rPr>
@@ -2671,17 +3199,24 @@
         </w:tc>
         <w:tc>
           <w:tcPr>
-            <w:shd w:fill="FFFFFF" w:color="FFFFFF" w:val="solid"/>
-            <w:tcMar>
-              <w:top w:type="dxa" w:w="60"/>
-              <w:left w:type="dxa" w:w="80"/>
-              <w:bottom w:type="dxa" w:w="60"/>
-              <w:right w:type="dxa" w:w="80"/>
-            </w:tcMar>
-          </w:tcPr>
-          <w:p>
-            <w:r>
-              <w:rPr>
+            <w:tcW w:type="dxa" w:w="2142"/>
+            <w:shd w:fill="FFFFFF" w:color="FFFFFF" w:val="solid"/>
+            <w:tcMar>
+              <w:top w:type="dxa" w:w="80"/>
+              <w:left w:type="dxa" w:w="100"/>
+              <w:bottom w:type="dxa" w:w="80"/>
+              <w:right w:type="dxa" w:w="100"/>
+            </w:tcMar>
+          </w:tcPr>
+          <w:p>
+            <w:pPr>
+              <w:jc w:val="left"/>
+            </w:pPr>
+            <w:r>
+              <w:rPr>
+                <w:b w:val="false"/>
+                <w:bCs w:val="false"/>
+                <w:color w:val="000000"/>
                 <w:sz w:val="19"/>
                 <w:szCs w:val="19"/>
               </w:rPr>
@@ -2691,17 +3226,24 @@
         </w:tc>
         <w:tc>
           <w:tcPr>
-            <w:shd w:fill="FFFFFF" w:color="FFFFFF" w:val="solid"/>
-            <w:tcMar>
-              <w:top w:type="dxa" w:w="60"/>
-              <w:left w:type="dxa" w:w="80"/>
-              <w:bottom w:type="dxa" w:w="60"/>
-              <w:right w:type="dxa" w:w="80"/>
-            </w:tcMar>
-          </w:tcPr>
-          <w:p>
-            <w:r>
-              <w:rPr>
+            <w:tcW w:type="dxa" w:w="1542"/>
+            <w:shd w:fill="FFFFFF" w:color="FFFFFF" w:val="solid"/>
+            <w:tcMar>
+              <w:top w:type="dxa" w:w="80"/>
+              <w:left w:type="dxa" w:w="100"/>
+              <w:bottom w:type="dxa" w:w="80"/>
+              <w:right w:type="dxa" w:w="100"/>
+            </w:tcMar>
+          </w:tcPr>
+          <w:p>
+            <w:pPr>
+              <w:jc w:val="left"/>
+            </w:pPr>
+            <w:r>
+              <w:rPr>
+                <w:b w:val="false"/>
+                <w:bCs w:val="false"/>
+                <w:color w:val="000000"/>
                 <w:sz w:val="19"/>
                 <w:szCs w:val="19"/>
               </w:rPr>
@@ -2713,17 +3255,24 @@
       <w:tr>
         <w:tc>
           <w:tcPr>
-            <w:shd w:fill="F0F4FF" w:color="F0F4FF" w:val="solid"/>
-            <w:tcMar>
-              <w:top w:type="dxa" w:w="60"/>
-              <w:left w:type="dxa" w:w="80"/>
-              <w:bottom w:type="dxa" w:w="60"/>
-              <w:right w:type="dxa" w:w="80"/>
-            </w:tcMar>
-          </w:tcPr>
-          <w:p>
-            <w:r>
-              <w:rPr>
+            <w:tcW w:type="dxa" w:w="3800"/>
+            <w:shd w:fill="F0F4FF" w:color="F0F4FF" w:val="solid"/>
+            <w:tcMar>
+              <w:top w:type="dxa" w:w="80"/>
+              <w:left w:type="dxa" w:w="100"/>
+              <w:bottom w:type="dxa" w:w="80"/>
+              <w:right w:type="dxa" w:w="100"/>
+            </w:tcMar>
+          </w:tcPr>
+          <w:p>
+            <w:pPr>
+              <w:jc w:val="left"/>
+            </w:pPr>
+            <w:r>
+              <w:rPr>
+                <w:b w:val="false"/>
+                <w:bCs w:val="false"/>
+                <w:color w:val="000000"/>
                 <w:sz w:val="19"/>
                 <w:szCs w:val="19"/>
               </w:rPr>
@@ -2733,17 +3282,24 @@
         </w:tc>
         <w:tc>
           <w:tcPr>
-            <w:shd w:fill="F0F4FF" w:color="F0F4FF" w:val="solid"/>
-            <w:tcMar>
-              <w:top w:type="dxa" w:w="60"/>
-              <w:left w:type="dxa" w:w="80"/>
-              <w:bottom w:type="dxa" w:w="60"/>
-              <w:right w:type="dxa" w:w="80"/>
-            </w:tcMar>
-          </w:tcPr>
-          <w:p>
-            <w:r>
-              <w:rPr>
+            <w:tcW w:type="dxa" w:w="1542"/>
+            <w:shd w:fill="F0F4FF" w:color="F0F4FF" w:val="solid"/>
+            <w:tcMar>
+              <w:top w:type="dxa" w:w="80"/>
+              <w:left w:type="dxa" w:w="100"/>
+              <w:bottom w:type="dxa" w:w="80"/>
+              <w:right w:type="dxa" w:w="100"/>
+            </w:tcMar>
+          </w:tcPr>
+          <w:p>
+            <w:pPr>
+              <w:jc w:val="left"/>
+            </w:pPr>
+            <w:r>
+              <w:rPr>
+                <w:b w:val="false"/>
+                <w:bCs w:val="false"/>
+                <w:color w:val="000000"/>
                 <w:sz w:val="19"/>
                 <w:szCs w:val="19"/>
               </w:rPr>
@@ -2753,17 +3309,24 @@
         </w:tc>
         <w:tc>
           <w:tcPr>
-            <w:shd w:fill="F0F4FF" w:color="F0F4FF" w:val="solid"/>
-            <w:tcMar>
-              <w:top w:type="dxa" w:w="60"/>
-              <w:left w:type="dxa" w:w="80"/>
-              <w:bottom w:type="dxa" w:w="60"/>
-              <w:right w:type="dxa" w:w="80"/>
-            </w:tcMar>
-          </w:tcPr>
-          <w:p>
-            <w:r>
-              <w:rPr>
+            <w:tcW w:type="dxa" w:w="2142"/>
+            <w:shd w:fill="F0F4FF" w:color="F0F4FF" w:val="solid"/>
+            <w:tcMar>
+              <w:top w:type="dxa" w:w="80"/>
+              <w:left w:type="dxa" w:w="100"/>
+              <w:bottom w:type="dxa" w:w="80"/>
+              <w:right w:type="dxa" w:w="100"/>
+            </w:tcMar>
+          </w:tcPr>
+          <w:p>
+            <w:pPr>
+              <w:jc w:val="left"/>
+            </w:pPr>
+            <w:r>
+              <w:rPr>
+                <w:b w:val="false"/>
+                <w:bCs w:val="false"/>
+                <w:color w:val="000000"/>
                 <w:sz w:val="19"/>
                 <w:szCs w:val="19"/>
               </w:rPr>
@@ -2773,17 +3336,24 @@
         </w:tc>
         <w:tc>
           <w:tcPr>
-            <w:shd w:fill="F0F4FF" w:color="F0F4FF" w:val="solid"/>
-            <w:tcMar>
-              <w:top w:type="dxa" w:w="60"/>
-              <w:left w:type="dxa" w:w="80"/>
-              <w:bottom w:type="dxa" w:w="60"/>
-              <w:right w:type="dxa" w:w="80"/>
-            </w:tcMar>
-          </w:tcPr>
-          <w:p>
-            <w:r>
-              <w:rPr>
+            <w:tcW w:type="dxa" w:w="1542"/>
+            <w:shd w:fill="F0F4FF" w:color="F0F4FF" w:val="solid"/>
+            <w:tcMar>
+              <w:top w:type="dxa" w:w="80"/>
+              <w:left w:type="dxa" w:w="100"/>
+              <w:bottom w:type="dxa" w:w="80"/>
+              <w:right w:type="dxa" w:w="100"/>
+            </w:tcMar>
+          </w:tcPr>
+          <w:p>
+            <w:pPr>
+              <w:jc w:val="left"/>
+            </w:pPr>
+            <w:r>
+              <w:rPr>
+                <w:b w:val="false"/>
+                <w:bCs w:val="false"/>
+                <w:color w:val="000000"/>
                 <w:sz w:val="19"/>
                 <w:szCs w:val="19"/>
               </w:rPr>
@@ -2795,17 +3365,24 @@
       <w:tr>
         <w:tc>
           <w:tcPr>
-            <w:shd w:fill="FFFFFF" w:color="FFFFFF" w:val="solid"/>
-            <w:tcMar>
-              <w:top w:type="dxa" w:w="60"/>
-              <w:left w:type="dxa" w:w="80"/>
-              <w:bottom w:type="dxa" w:w="60"/>
-              <w:right w:type="dxa" w:w="80"/>
-            </w:tcMar>
-          </w:tcPr>
-          <w:p>
-            <w:r>
-              <w:rPr>
+            <w:tcW w:type="dxa" w:w="3800"/>
+            <w:shd w:fill="FFFFFF" w:color="FFFFFF" w:val="solid"/>
+            <w:tcMar>
+              <w:top w:type="dxa" w:w="80"/>
+              <w:left w:type="dxa" w:w="100"/>
+              <w:bottom w:type="dxa" w:w="80"/>
+              <w:right w:type="dxa" w:w="100"/>
+            </w:tcMar>
+          </w:tcPr>
+          <w:p>
+            <w:pPr>
+              <w:jc w:val="left"/>
+            </w:pPr>
+            <w:r>
+              <w:rPr>
+                <w:b w:val="false"/>
+                <w:bCs w:val="false"/>
+                <w:color w:val="000000"/>
                 <w:sz w:val="19"/>
                 <w:szCs w:val="19"/>
               </w:rPr>
@@ -2815,17 +3392,24 @@
         </w:tc>
         <w:tc>
           <w:tcPr>
-            <w:shd w:fill="FFFFFF" w:color="FFFFFF" w:val="solid"/>
-            <w:tcMar>
-              <w:top w:type="dxa" w:w="60"/>
-              <w:left w:type="dxa" w:w="80"/>
-              <w:bottom w:type="dxa" w:w="60"/>
-              <w:right w:type="dxa" w:w="80"/>
-            </w:tcMar>
-          </w:tcPr>
-          <w:p>
-            <w:r>
-              <w:rPr>
+            <w:tcW w:type="dxa" w:w="1542"/>
+            <w:shd w:fill="FFFFFF" w:color="FFFFFF" w:val="solid"/>
+            <w:tcMar>
+              <w:top w:type="dxa" w:w="80"/>
+              <w:left w:type="dxa" w:w="100"/>
+              <w:bottom w:type="dxa" w:w="80"/>
+              <w:right w:type="dxa" w:w="100"/>
+            </w:tcMar>
+          </w:tcPr>
+          <w:p>
+            <w:pPr>
+              <w:jc w:val="left"/>
+            </w:pPr>
+            <w:r>
+              <w:rPr>
+                <w:b w:val="false"/>
+                <w:bCs w:val="false"/>
+                <w:color w:val="000000"/>
                 <w:sz w:val="19"/>
                 <w:szCs w:val="19"/>
               </w:rPr>
@@ -2835,17 +3419,24 @@
         </w:tc>
         <w:tc>
           <w:tcPr>
-            <w:shd w:fill="FFFFFF" w:color="FFFFFF" w:val="solid"/>
-            <w:tcMar>
-              <w:top w:type="dxa" w:w="60"/>
-              <w:left w:type="dxa" w:w="80"/>
-              <w:bottom w:type="dxa" w:w="60"/>
-              <w:right w:type="dxa" w:w="80"/>
-            </w:tcMar>
-          </w:tcPr>
-          <w:p>
-            <w:r>
-              <w:rPr>
+            <w:tcW w:type="dxa" w:w="2142"/>
+            <w:shd w:fill="FFFFFF" w:color="FFFFFF" w:val="solid"/>
+            <w:tcMar>
+              <w:top w:type="dxa" w:w="80"/>
+              <w:left w:type="dxa" w:w="100"/>
+              <w:bottom w:type="dxa" w:w="80"/>
+              <w:right w:type="dxa" w:w="100"/>
+            </w:tcMar>
+          </w:tcPr>
+          <w:p>
+            <w:pPr>
+              <w:jc w:val="left"/>
+            </w:pPr>
+            <w:r>
+              <w:rPr>
+                <w:b w:val="false"/>
+                <w:bCs w:val="false"/>
+                <w:color w:val="000000"/>
                 <w:sz w:val="19"/>
                 <w:szCs w:val="19"/>
               </w:rPr>
@@ -2855,17 +3446,24 @@
         </w:tc>
         <w:tc>
           <w:tcPr>
-            <w:shd w:fill="FFFFFF" w:color="FFFFFF" w:val="solid"/>
-            <w:tcMar>
-              <w:top w:type="dxa" w:w="60"/>
-              <w:left w:type="dxa" w:w="80"/>
-              <w:bottom w:type="dxa" w:w="60"/>
-              <w:right w:type="dxa" w:w="80"/>
-            </w:tcMar>
-          </w:tcPr>
-          <w:p>
-            <w:r>
-              <w:rPr>
+            <w:tcW w:type="dxa" w:w="1542"/>
+            <w:shd w:fill="FFFFFF" w:color="FFFFFF" w:val="solid"/>
+            <w:tcMar>
+              <w:top w:type="dxa" w:w="80"/>
+              <w:left w:type="dxa" w:w="100"/>
+              <w:bottom w:type="dxa" w:w="80"/>
+              <w:right w:type="dxa" w:w="100"/>
+            </w:tcMar>
+          </w:tcPr>
+          <w:p>
+            <w:pPr>
+              <w:jc w:val="left"/>
+            </w:pPr>
+            <w:r>
+              <w:rPr>
+                <w:b w:val="false"/>
+                <w:bCs w:val="false"/>
+                <w:color w:val="000000"/>
                 <w:sz w:val="19"/>
                 <w:szCs w:val="19"/>
               </w:rPr>
@@ -2915,7 +3513,7 @@
     </w:p>
     <w:tbl>
       <w:tblPr>
-        <w:tblW w:type="pct" w:w="100%"/>
+        <w:tblW w:type="dxa" w:w="9026"/>
         <w:tblBorders>
           <w:top w:val="single" w:color="auto" w:sz="4"/>
           <w:left w:val="single" w:color="auto" w:sz="4"/>
@@ -2926,11 +3524,11 @@
         </w:tblBorders>
       </w:tblPr>
       <w:tblGrid>
-        <w:gridCol w:w="100"/>
-        <w:gridCol w:w="100"/>
-        <w:gridCol w:w="100"/>
-        <w:gridCol w:w="100"/>
-        <w:gridCol w:w="100"/>
+        <w:gridCol w:w="3800"/>
+        <w:gridCol w:w="1307"/>
+        <w:gridCol w:w="1306"/>
+        <w:gridCol w:w="1306"/>
+        <w:gridCol w:w="1307"/>
       </w:tblGrid>
       <w:tr>
         <w:trPr>
@@ -2938,12 +3536,13 @@
         </w:trPr>
         <w:tc>
           <w:tcPr>
+            <w:tcW w:type="dxa" w:w="3800"/>
             <w:shd w:fill="2563EB" w:color="2563EB" w:val="solid"/>
             <w:tcMar>
               <w:top w:type="dxa" w:w="80"/>
-              <w:left w:type="dxa" w:w="80"/>
-              <w:bottom w:type="dxa" w:w="80"/>
-              <w:right w:type="dxa" w:w="80"/>
+              <w:left w:type="dxa" w:w="100"/>
+              <w:bottom w:type="dxa" w:w="80"/>
+              <w:right w:type="dxa" w:w="100"/>
             </w:tcMar>
           </w:tcPr>
           <w:p>
@@ -2964,12 +3563,13 @@
         </w:tc>
         <w:tc>
           <w:tcPr>
+            <w:tcW w:type="dxa" w:w="1307"/>
             <w:shd w:fill="2563EB" w:color="2563EB" w:val="solid"/>
             <w:tcMar>
               <w:top w:type="dxa" w:w="80"/>
-              <w:left w:type="dxa" w:w="80"/>
-              <w:bottom w:type="dxa" w:w="80"/>
-              <w:right w:type="dxa" w:w="80"/>
+              <w:left w:type="dxa" w:w="100"/>
+              <w:bottom w:type="dxa" w:w="80"/>
+              <w:right w:type="dxa" w:w="100"/>
             </w:tcMar>
           </w:tcPr>
           <w:p>
@@ -2990,12 +3590,13 @@
         </w:tc>
         <w:tc>
           <w:tcPr>
+            <w:tcW w:type="dxa" w:w="1306"/>
             <w:shd w:fill="2563EB" w:color="2563EB" w:val="solid"/>
             <w:tcMar>
               <w:top w:type="dxa" w:w="80"/>
-              <w:left w:type="dxa" w:w="80"/>
-              <w:bottom w:type="dxa" w:w="80"/>
-              <w:right w:type="dxa" w:w="80"/>
+              <w:left w:type="dxa" w:w="100"/>
+              <w:bottom w:type="dxa" w:w="80"/>
+              <w:right w:type="dxa" w:w="100"/>
             </w:tcMar>
           </w:tcPr>
           <w:p>
@@ -3016,12 +3617,13 @@
         </w:tc>
         <w:tc>
           <w:tcPr>
+            <w:tcW w:type="dxa" w:w="1306"/>
             <w:shd w:fill="2563EB" w:color="2563EB" w:val="solid"/>
             <w:tcMar>
               <w:top w:type="dxa" w:w="80"/>
-              <w:left w:type="dxa" w:w="80"/>
-              <w:bottom w:type="dxa" w:w="80"/>
-              <w:right w:type="dxa" w:w="80"/>
+              <w:left w:type="dxa" w:w="100"/>
+              <w:bottom w:type="dxa" w:w="80"/>
+              <w:right w:type="dxa" w:w="100"/>
             </w:tcMar>
           </w:tcPr>
           <w:p>
@@ -3042,12 +3644,13 @@
         </w:tc>
         <w:tc>
           <w:tcPr>
+            <w:tcW w:type="dxa" w:w="1307"/>
             <w:shd w:fill="2563EB" w:color="2563EB" w:val="solid"/>
             <w:tcMar>
               <w:top w:type="dxa" w:w="80"/>
-              <w:left w:type="dxa" w:w="80"/>
-              <w:bottom w:type="dxa" w:w="80"/>
-              <w:right w:type="dxa" w:w="80"/>
+              <w:left w:type="dxa" w:w="100"/>
+              <w:bottom w:type="dxa" w:w="80"/>
+              <w:right w:type="dxa" w:w="100"/>
             </w:tcMar>
           </w:tcPr>
           <w:p>
@@ -3070,17 +3673,24 @@
       <w:tr>
         <w:tc>
           <w:tcPr>
-            <w:shd w:fill="FFFFFF" w:color="FFFFFF" w:val="solid"/>
-            <w:tcMar>
-              <w:top w:type="dxa" w:w="60"/>
-              <w:left w:type="dxa" w:w="80"/>
-              <w:bottom w:type="dxa" w:w="60"/>
-              <w:right w:type="dxa" w:w="80"/>
-            </w:tcMar>
-          </w:tcPr>
-          <w:p>
-            <w:r>
-              <w:rPr>
+            <w:tcW w:type="dxa" w:w="3800"/>
+            <w:shd w:fill="FFFFFF" w:color="FFFFFF" w:val="solid"/>
+            <w:tcMar>
+              <w:top w:type="dxa" w:w="80"/>
+              <w:left w:type="dxa" w:w="100"/>
+              <w:bottom w:type="dxa" w:w="80"/>
+              <w:right w:type="dxa" w:w="100"/>
+            </w:tcMar>
+          </w:tcPr>
+          <w:p>
+            <w:pPr>
+              <w:jc w:val="left"/>
+            </w:pPr>
+            <w:r>
+              <w:rPr>
+                <w:b w:val="false"/>
+                <w:bCs w:val="false"/>
+                <w:color w:val="000000"/>
                 <w:sz w:val="19"/>
                 <w:szCs w:val="19"/>
               </w:rPr>
@@ -3090,17 +3700,24 @@
         </w:tc>
         <w:tc>
           <w:tcPr>
-            <w:shd w:fill="FFFFFF" w:color="FFFFFF" w:val="solid"/>
-            <w:tcMar>
-              <w:top w:type="dxa" w:w="60"/>
-              <w:left w:type="dxa" w:w="80"/>
-              <w:bottom w:type="dxa" w:w="60"/>
-              <w:right w:type="dxa" w:w="80"/>
-            </w:tcMar>
-          </w:tcPr>
-          <w:p>
-            <w:r>
-              <w:rPr>
+            <w:tcW w:type="dxa" w:w="1307"/>
+            <w:shd w:fill="FFFFFF" w:color="FFFFFF" w:val="solid"/>
+            <w:tcMar>
+              <w:top w:type="dxa" w:w="80"/>
+              <w:left w:type="dxa" w:w="100"/>
+              <w:bottom w:type="dxa" w:w="80"/>
+              <w:right w:type="dxa" w:w="100"/>
+            </w:tcMar>
+          </w:tcPr>
+          <w:p>
+            <w:pPr>
+              <w:jc w:val="left"/>
+            </w:pPr>
+            <w:r>
+              <w:rPr>
+                <w:b w:val="false"/>
+                <w:bCs w:val="false"/>
+                <w:color w:val="000000"/>
                 <w:sz w:val="19"/>
                 <w:szCs w:val="19"/>
               </w:rPr>
@@ -3110,17 +3727,24 @@
         </w:tc>
         <w:tc>
           <w:tcPr>
-            <w:shd w:fill="FFFFFF" w:color="FFFFFF" w:val="solid"/>
-            <w:tcMar>
-              <w:top w:type="dxa" w:w="60"/>
-              <w:left w:type="dxa" w:w="80"/>
-              <w:bottom w:type="dxa" w:w="60"/>
-              <w:right w:type="dxa" w:w="80"/>
-            </w:tcMar>
-          </w:tcPr>
-          <w:p>
-            <w:r>
-              <w:rPr>
+            <w:tcW w:type="dxa" w:w="1306"/>
+            <w:shd w:fill="FFFFFF" w:color="FFFFFF" w:val="solid"/>
+            <w:tcMar>
+              <w:top w:type="dxa" w:w="80"/>
+              <w:left w:type="dxa" w:w="100"/>
+              <w:bottom w:type="dxa" w:w="80"/>
+              <w:right w:type="dxa" w:w="100"/>
+            </w:tcMar>
+          </w:tcPr>
+          <w:p>
+            <w:pPr>
+              <w:jc w:val="left"/>
+            </w:pPr>
+            <w:r>
+              <w:rPr>
+                <w:b w:val="false"/>
+                <w:bCs w:val="false"/>
+                <w:color w:val="000000"/>
                 <w:sz w:val="19"/>
                 <w:szCs w:val="19"/>
               </w:rPr>
@@ -3130,17 +3754,24 @@
         </w:tc>
         <w:tc>
           <w:tcPr>
-            <w:shd w:fill="FFFFFF" w:color="FFFFFF" w:val="solid"/>
-            <w:tcMar>
-              <w:top w:type="dxa" w:w="60"/>
-              <w:left w:type="dxa" w:w="80"/>
-              <w:bottom w:type="dxa" w:w="60"/>
-              <w:right w:type="dxa" w:w="80"/>
-            </w:tcMar>
-          </w:tcPr>
-          <w:p>
-            <w:r>
-              <w:rPr>
+            <w:tcW w:type="dxa" w:w="1306"/>
+            <w:shd w:fill="FFFFFF" w:color="FFFFFF" w:val="solid"/>
+            <w:tcMar>
+              <w:top w:type="dxa" w:w="80"/>
+              <w:left w:type="dxa" w:w="100"/>
+              <w:bottom w:type="dxa" w:w="80"/>
+              <w:right w:type="dxa" w:w="100"/>
+            </w:tcMar>
+          </w:tcPr>
+          <w:p>
+            <w:pPr>
+              <w:jc w:val="left"/>
+            </w:pPr>
+            <w:r>
+              <w:rPr>
+                <w:b w:val="false"/>
+                <w:bCs w:val="false"/>
+                <w:color w:val="000000"/>
                 <w:sz w:val="19"/>
                 <w:szCs w:val="19"/>
               </w:rPr>
@@ -3150,17 +3781,24 @@
         </w:tc>
         <w:tc>
           <w:tcPr>
-            <w:shd w:fill="FFFFFF" w:color="FFFFFF" w:val="solid"/>
-            <w:tcMar>
-              <w:top w:type="dxa" w:w="60"/>
-              <w:left w:type="dxa" w:w="80"/>
-              <w:bottom w:type="dxa" w:w="60"/>
-              <w:right w:type="dxa" w:w="80"/>
-            </w:tcMar>
-          </w:tcPr>
-          <w:p>
-            <w:r>
-              <w:rPr>
+            <w:tcW w:type="dxa" w:w="1307"/>
+            <w:shd w:fill="FFFFFF" w:color="FFFFFF" w:val="solid"/>
+            <w:tcMar>
+              <w:top w:type="dxa" w:w="80"/>
+              <w:left w:type="dxa" w:w="100"/>
+              <w:bottom w:type="dxa" w:w="80"/>
+              <w:right w:type="dxa" w:w="100"/>
+            </w:tcMar>
+          </w:tcPr>
+          <w:p>
+            <w:pPr>
+              <w:jc w:val="left"/>
+            </w:pPr>
+            <w:r>
+              <w:rPr>
+                <w:b w:val="false"/>
+                <w:bCs w:val="false"/>
+                <w:color w:val="000000"/>
                 <w:sz w:val="19"/>
                 <w:szCs w:val="19"/>
               </w:rPr>
@@ -3172,17 +3810,24 @@
       <w:tr>
         <w:tc>
           <w:tcPr>
-            <w:shd w:fill="F0F4FF" w:color="F0F4FF" w:val="solid"/>
-            <w:tcMar>
-              <w:top w:type="dxa" w:w="60"/>
-              <w:left w:type="dxa" w:w="80"/>
-              <w:bottom w:type="dxa" w:w="60"/>
-              <w:right w:type="dxa" w:w="80"/>
-            </w:tcMar>
-          </w:tcPr>
-          <w:p>
-            <w:r>
-              <w:rPr>
+            <w:tcW w:type="dxa" w:w="3800"/>
+            <w:shd w:fill="F0F4FF" w:color="F0F4FF" w:val="solid"/>
+            <w:tcMar>
+              <w:top w:type="dxa" w:w="80"/>
+              <w:left w:type="dxa" w:w="100"/>
+              <w:bottom w:type="dxa" w:w="80"/>
+              <w:right w:type="dxa" w:w="100"/>
+            </w:tcMar>
+          </w:tcPr>
+          <w:p>
+            <w:pPr>
+              <w:jc w:val="left"/>
+            </w:pPr>
+            <w:r>
+              <w:rPr>
+                <w:b w:val="false"/>
+                <w:bCs w:val="false"/>
+                <w:color w:val="000000"/>
                 <w:sz w:val="19"/>
                 <w:szCs w:val="19"/>
               </w:rPr>
@@ -3192,17 +3837,24 @@
         </w:tc>
         <w:tc>
           <w:tcPr>
-            <w:shd w:fill="F0F4FF" w:color="F0F4FF" w:val="solid"/>
-            <w:tcMar>
-              <w:top w:type="dxa" w:w="60"/>
-              <w:left w:type="dxa" w:w="80"/>
-              <w:bottom w:type="dxa" w:w="60"/>
-              <w:right w:type="dxa" w:w="80"/>
-            </w:tcMar>
-          </w:tcPr>
-          <w:p>
-            <w:r>
-              <w:rPr>
+            <w:tcW w:type="dxa" w:w="1307"/>
+            <w:shd w:fill="F0F4FF" w:color="F0F4FF" w:val="solid"/>
+            <w:tcMar>
+              <w:top w:type="dxa" w:w="80"/>
+              <w:left w:type="dxa" w:w="100"/>
+              <w:bottom w:type="dxa" w:w="80"/>
+              <w:right w:type="dxa" w:w="100"/>
+            </w:tcMar>
+          </w:tcPr>
+          <w:p>
+            <w:pPr>
+              <w:jc w:val="left"/>
+            </w:pPr>
+            <w:r>
+              <w:rPr>
+                <w:b w:val="false"/>
+                <w:bCs w:val="false"/>
+                <w:color w:val="000000"/>
                 <w:sz w:val="19"/>
                 <w:szCs w:val="19"/>
               </w:rPr>
@@ -3212,17 +3864,24 @@
         </w:tc>
         <w:tc>
           <w:tcPr>
-            <w:shd w:fill="F0F4FF" w:color="F0F4FF" w:val="solid"/>
-            <w:tcMar>
-              <w:top w:type="dxa" w:w="60"/>
-              <w:left w:type="dxa" w:w="80"/>
-              <w:bottom w:type="dxa" w:w="60"/>
-              <w:right w:type="dxa" w:w="80"/>
-            </w:tcMar>
-          </w:tcPr>
-          <w:p>
-            <w:r>
-              <w:rPr>
+            <w:tcW w:type="dxa" w:w="1306"/>
+            <w:shd w:fill="F0F4FF" w:color="F0F4FF" w:val="solid"/>
+            <w:tcMar>
+              <w:top w:type="dxa" w:w="80"/>
+              <w:left w:type="dxa" w:w="100"/>
+              <w:bottom w:type="dxa" w:w="80"/>
+              <w:right w:type="dxa" w:w="100"/>
+            </w:tcMar>
+          </w:tcPr>
+          <w:p>
+            <w:pPr>
+              <w:jc w:val="left"/>
+            </w:pPr>
+            <w:r>
+              <w:rPr>
+                <w:b w:val="false"/>
+                <w:bCs w:val="false"/>
+                <w:color w:val="000000"/>
                 <w:sz w:val="19"/>
                 <w:szCs w:val="19"/>
               </w:rPr>
@@ -3232,17 +3891,24 @@
         </w:tc>
         <w:tc>
           <w:tcPr>
-            <w:shd w:fill="F0F4FF" w:color="F0F4FF" w:val="solid"/>
-            <w:tcMar>
-              <w:top w:type="dxa" w:w="60"/>
-              <w:left w:type="dxa" w:w="80"/>
-              <w:bottom w:type="dxa" w:w="60"/>
-              <w:right w:type="dxa" w:w="80"/>
-            </w:tcMar>
-          </w:tcPr>
-          <w:p>
-            <w:r>
-              <w:rPr>
+            <w:tcW w:type="dxa" w:w="1306"/>
+            <w:shd w:fill="F0F4FF" w:color="F0F4FF" w:val="solid"/>
+            <w:tcMar>
+              <w:top w:type="dxa" w:w="80"/>
+              <w:left w:type="dxa" w:w="100"/>
+              <w:bottom w:type="dxa" w:w="80"/>
+              <w:right w:type="dxa" w:w="100"/>
+            </w:tcMar>
+          </w:tcPr>
+          <w:p>
+            <w:pPr>
+              <w:jc w:val="left"/>
+            </w:pPr>
+            <w:r>
+              <w:rPr>
+                <w:b w:val="false"/>
+                <w:bCs w:val="false"/>
+                <w:color w:val="000000"/>
                 <w:sz w:val="19"/>
                 <w:szCs w:val="19"/>
               </w:rPr>
@@ -3252,17 +3918,24 @@
         </w:tc>
         <w:tc>
           <w:tcPr>
-            <w:shd w:fill="F0F4FF" w:color="F0F4FF" w:val="solid"/>
-            <w:tcMar>
-              <w:top w:type="dxa" w:w="60"/>
-              <w:left w:type="dxa" w:w="80"/>
-              <w:bottom w:type="dxa" w:w="60"/>
-              <w:right w:type="dxa" w:w="80"/>
-            </w:tcMar>
-          </w:tcPr>
-          <w:p>
-            <w:r>
-              <w:rPr>
+            <w:tcW w:type="dxa" w:w="1307"/>
+            <w:shd w:fill="F0F4FF" w:color="F0F4FF" w:val="solid"/>
+            <w:tcMar>
+              <w:top w:type="dxa" w:w="80"/>
+              <w:left w:type="dxa" w:w="100"/>
+              <w:bottom w:type="dxa" w:w="80"/>
+              <w:right w:type="dxa" w:w="100"/>
+            </w:tcMar>
+          </w:tcPr>
+          <w:p>
+            <w:pPr>
+              <w:jc w:val="left"/>
+            </w:pPr>
+            <w:r>
+              <w:rPr>
+                <w:b w:val="false"/>
+                <w:bCs w:val="false"/>
+                <w:color w:val="000000"/>
                 <w:sz w:val="19"/>
                 <w:szCs w:val="19"/>
               </w:rPr>
@@ -3274,17 +3947,24 @@
       <w:tr>
         <w:tc>
           <w:tcPr>
-            <w:shd w:fill="FFFFFF" w:color="FFFFFF" w:val="solid"/>
-            <w:tcMar>
-              <w:top w:type="dxa" w:w="60"/>
-              <w:left w:type="dxa" w:w="80"/>
-              <w:bottom w:type="dxa" w:w="60"/>
-              <w:right w:type="dxa" w:w="80"/>
-            </w:tcMar>
-          </w:tcPr>
-          <w:p>
-            <w:r>
-              <w:rPr>
+            <w:tcW w:type="dxa" w:w="3800"/>
+            <w:shd w:fill="FFFFFF" w:color="FFFFFF" w:val="solid"/>
+            <w:tcMar>
+              <w:top w:type="dxa" w:w="80"/>
+              <w:left w:type="dxa" w:w="100"/>
+              <w:bottom w:type="dxa" w:w="80"/>
+              <w:right w:type="dxa" w:w="100"/>
+            </w:tcMar>
+          </w:tcPr>
+          <w:p>
+            <w:pPr>
+              <w:jc w:val="left"/>
+            </w:pPr>
+            <w:r>
+              <w:rPr>
+                <w:b w:val="false"/>
+                <w:bCs w:val="false"/>
+                <w:color w:val="000000"/>
                 <w:sz w:val="19"/>
                 <w:szCs w:val="19"/>
               </w:rPr>
@@ -3294,17 +3974,24 @@
         </w:tc>
         <w:tc>
           <w:tcPr>
-            <w:shd w:fill="FFFFFF" w:color="FFFFFF" w:val="solid"/>
-            <w:tcMar>
-              <w:top w:type="dxa" w:w="60"/>
-              <w:left w:type="dxa" w:w="80"/>
-              <w:bottom w:type="dxa" w:w="60"/>
-              <w:right w:type="dxa" w:w="80"/>
-            </w:tcMar>
-          </w:tcPr>
-          <w:p>
-            <w:r>
-              <w:rPr>
+            <w:tcW w:type="dxa" w:w="1307"/>
+            <w:shd w:fill="FFFFFF" w:color="FFFFFF" w:val="solid"/>
+            <w:tcMar>
+              <w:top w:type="dxa" w:w="80"/>
+              <w:left w:type="dxa" w:w="100"/>
+              <w:bottom w:type="dxa" w:w="80"/>
+              <w:right w:type="dxa" w:w="100"/>
+            </w:tcMar>
+          </w:tcPr>
+          <w:p>
+            <w:pPr>
+              <w:jc w:val="left"/>
+            </w:pPr>
+            <w:r>
+              <w:rPr>
+                <w:b w:val="false"/>
+                <w:bCs w:val="false"/>
+                <w:color w:val="000000"/>
                 <w:sz w:val="19"/>
                 <w:szCs w:val="19"/>
               </w:rPr>
@@ -3314,17 +4001,24 @@
         </w:tc>
         <w:tc>
           <w:tcPr>
-            <w:shd w:fill="FFFFFF" w:color="FFFFFF" w:val="solid"/>
-            <w:tcMar>
-              <w:top w:type="dxa" w:w="60"/>
-              <w:left w:type="dxa" w:w="80"/>
-              <w:bottom w:type="dxa" w:w="60"/>
-              <w:right w:type="dxa" w:w="80"/>
-            </w:tcMar>
-          </w:tcPr>
-          <w:p>
-            <w:r>
-              <w:rPr>
+            <w:tcW w:type="dxa" w:w="1306"/>
+            <w:shd w:fill="FFFFFF" w:color="FFFFFF" w:val="solid"/>
+            <w:tcMar>
+              <w:top w:type="dxa" w:w="80"/>
+              <w:left w:type="dxa" w:w="100"/>
+              <w:bottom w:type="dxa" w:w="80"/>
+              <w:right w:type="dxa" w:w="100"/>
+            </w:tcMar>
+          </w:tcPr>
+          <w:p>
+            <w:pPr>
+              <w:jc w:val="left"/>
+            </w:pPr>
+            <w:r>
+              <w:rPr>
+                <w:b w:val="false"/>
+                <w:bCs w:val="false"/>
+                <w:color w:val="000000"/>
                 <w:sz w:val="19"/>
                 <w:szCs w:val="19"/>
               </w:rPr>
@@ -3334,17 +4028,24 @@
         </w:tc>
         <w:tc>
           <w:tcPr>
-            <w:shd w:fill="FFFFFF" w:color="FFFFFF" w:val="solid"/>
-            <w:tcMar>
-              <w:top w:type="dxa" w:w="60"/>
-              <w:left w:type="dxa" w:w="80"/>
-              <w:bottom w:type="dxa" w:w="60"/>
-              <w:right w:type="dxa" w:w="80"/>
-            </w:tcMar>
-          </w:tcPr>
-          <w:p>
-            <w:r>
-              <w:rPr>
+            <w:tcW w:type="dxa" w:w="1306"/>
+            <w:shd w:fill="FFFFFF" w:color="FFFFFF" w:val="solid"/>
+            <w:tcMar>
+              <w:top w:type="dxa" w:w="80"/>
+              <w:left w:type="dxa" w:w="100"/>
+              <w:bottom w:type="dxa" w:w="80"/>
+              <w:right w:type="dxa" w:w="100"/>
+            </w:tcMar>
+          </w:tcPr>
+          <w:p>
+            <w:pPr>
+              <w:jc w:val="left"/>
+            </w:pPr>
+            <w:r>
+              <w:rPr>
+                <w:b w:val="false"/>
+                <w:bCs w:val="false"/>
+                <w:color w:val="000000"/>
                 <w:sz w:val="19"/>
                 <w:szCs w:val="19"/>
               </w:rPr>
@@ -3354,17 +4055,24 @@
         </w:tc>
         <w:tc>
           <w:tcPr>
-            <w:shd w:fill="FFFFFF" w:color="FFFFFF" w:val="solid"/>
-            <w:tcMar>
-              <w:top w:type="dxa" w:w="60"/>
-              <w:left w:type="dxa" w:w="80"/>
-              <w:bottom w:type="dxa" w:w="60"/>
-              <w:right w:type="dxa" w:w="80"/>
-            </w:tcMar>
-          </w:tcPr>
-          <w:p>
-            <w:r>
-              <w:rPr>
+            <w:tcW w:type="dxa" w:w="1307"/>
+            <w:shd w:fill="FFFFFF" w:color="FFFFFF" w:val="solid"/>
+            <w:tcMar>
+              <w:top w:type="dxa" w:w="80"/>
+              <w:left w:type="dxa" w:w="100"/>
+              <w:bottom w:type="dxa" w:w="80"/>
+              <w:right w:type="dxa" w:w="100"/>
+            </w:tcMar>
+          </w:tcPr>
+          <w:p>
+            <w:pPr>
+              <w:jc w:val="left"/>
+            </w:pPr>
+            <w:r>
+              <w:rPr>
+                <w:b w:val="false"/>
+                <w:bCs w:val="false"/>
+                <w:color w:val="000000"/>
                 <w:sz w:val="19"/>
                 <w:szCs w:val="19"/>
               </w:rPr>
@@ -3376,17 +4084,24 @@
       <w:tr>
         <w:tc>
           <w:tcPr>
-            <w:shd w:fill="F0F4FF" w:color="F0F4FF" w:val="solid"/>
-            <w:tcMar>
-              <w:top w:type="dxa" w:w="60"/>
-              <w:left w:type="dxa" w:w="80"/>
-              <w:bottom w:type="dxa" w:w="60"/>
-              <w:right w:type="dxa" w:w="80"/>
-            </w:tcMar>
-          </w:tcPr>
-          <w:p>
-            <w:r>
-              <w:rPr>
+            <w:tcW w:type="dxa" w:w="3800"/>
+            <w:shd w:fill="F0F4FF" w:color="F0F4FF" w:val="solid"/>
+            <w:tcMar>
+              <w:top w:type="dxa" w:w="80"/>
+              <w:left w:type="dxa" w:w="100"/>
+              <w:bottom w:type="dxa" w:w="80"/>
+              <w:right w:type="dxa" w:w="100"/>
+            </w:tcMar>
+          </w:tcPr>
+          <w:p>
+            <w:pPr>
+              <w:jc w:val="left"/>
+            </w:pPr>
+            <w:r>
+              <w:rPr>
+                <w:b w:val="false"/>
+                <w:bCs w:val="false"/>
+                <w:color w:val="000000"/>
                 <w:sz w:val="19"/>
                 <w:szCs w:val="19"/>
               </w:rPr>
@@ -3396,17 +4111,24 @@
         </w:tc>
         <w:tc>
           <w:tcPr>
-            <w:shd w:fill="F0F4FF" w:color="F0F4FF" w:val="solid"/>
-            <w:tcMar>
-              <w:top w:type="dxa" w:w="60"/>
-              <w:left w:type="dxa" w:w="80"/>
-              <w:bottom w:type="dxa" w:w="60"/>
-              <w:right w:type="dxa" w:w="80"/>
-            </w:tcMar>
-          </w:tcPr>
-          <w:p>
-            <w:r>
-              <w:rPr>
+            <w:tcW w:type="dxa" w:w="1307"/>
+            <w:shd w:fill="F0F4FF" w:color="F0F4FF" w:val="solid"/>
+            <w:tcMar>
+              <w:top w:type="dxa" w:w="80"/>
+              <w:left w:type="dxa" w:w="100"/>
+              <w:bottom w:type="dxa" w:w="80"/>
+              <w:right w:type="dxa" w:w="100"/>
+            </w:tcMar>
+          </w:tcPr>
+          <w:p>
+            <w:pPr>
+              <w:jc w:val="left"/>
+            </w:pPr>
+            <w:r>
+              <w:rPr>
+                <w:b w:val="false"/>
+                <w:bCs w:val="false"/>
+                <w:color w:val="000000"/>
                 <w:sz w:val="19"/>
                 <w:szCs w:val="19"/>
               </w:rPr>
@@ -3416,17 +4138,24 @@
         </w:tc>
         <w:tc>
           <w:tcPr>
-            <w:shd w:fill="F0F4FF" w:color="F0F4FF" w:val="solid"/>
-            <w:tcMar>
-              <w:top w:type="dxa" w:w="60"/>
-              <w:left w:type="dxa" w:w="80"/>
-              <w:bottom w:type="dxa" w:w="60"/>
-              <w:right w:type="dxa" w:w="80"/>
-            </w:tcMar>
-          </w:tcPr>
-          <w:p>
-            <w:r>
-              <w:rPr>
+            <w:tcW w:type="dxa" w:w="1306"/>
+            <w:shd w:fill="F0F4FF" w:color="F0F4FF" w:val="solid"/>
+            <w:tcMar>
+              <w:top w:type="dxa" w:w="80"/>
+              <w:left w:type="dxa" w:w="100"/>
+              <w:bottom w:type="dxa" w:w="80"/>
+              <w:right w:type="dxa" w:w="100"/>
+            </w:tcMar>
+          </w:tcPr>
+          <w:p>
+            <w:pPr>
+              <w:jc w:val="left"/>
+            </w:pPr>
+            <w:r>
+              <w:rPr>
+                <w:b w:val="false"/>
+                <w:bCs w:val="false"/>
+                <w:color w:val="000000"/>
                 <w:sz w:val="19"/>
                 <w:szCs w:val="19"/>
               </w:rPr>
@@ -3436,17 +4165,24 @@
         </w:tc>
         <w:tc>
           <w:tcPr>
-            <w:shd w:fill="F0F4FF" w:color="F0F4FF" w:val="solid"/>
-            <w:tcMar>
-              <w:top w:type="dxa" w:w="60"/>
-              <w:left w:type="dxa" w:w="80"/>
-              <w:bottom w:type="dxa" w:w="60"/>
-              <w:right w:type="dxa" w:w="80"/>
-            </w:tcMar>
-          </w:tcPr>
-          <w:p>
-            <w:r>
-              <w:rPr>
+            <w:tcW w:type="dxa" w:w="1306"/>
+            <w:shd w:fill="F0F4FF" w:color="F0F4FF" w:val="solid"/>
+            <w:tcMar>
+              <w:top w:type="dxa" w:w="80"/>
+              <w:left w:type="dxa" w:w="100"/>
+              <w:bottom w:type="dxa" w:w="80"/>
+              <w:right w:type="dxa" w:w="100"/>
+            </w:tcMar>
+          </w:tcPr>
+          <w:p>
+            <w:pPr>
+              <w:jc w:val="left"/>
+            </w:pPr>
+            <w:r>
+              <w:rPr>
+                <w:b w:val="false"/>
+                <w:bCs w:val="false"/>
+                <w:color w:val="000000"/>
                 <w:sz w:val="19"/>
                 <w:szCs w:val="19"/>
               </w:rPr>
@@ -3456,17 +4192,24 @@
         </w:tc>
         <w:tc>
           <w:tcPr>
-            <w:shd w:fill="F0F4FF" w:color="F0F4FF" w:val="solid"/>
-            <w:tcMar>
-              <w:top w:type="dxa" w:w="60"/>
-              <w:left w:type="dxa" w:w="80"/>
-              <w:bottom w:type="dxa" w:w="60"/>
-              <w:right w:type="dxa" w:w="80"/>
-            </w:tcMar>
-          </w:tcPr>
-          <w:p>
-            <w:r>
-              <w:rPr>
+            <w:tcW w:type="dxa" w:w="1307"/>
+            <w:shd w:fill="F0F4FF" w:color="F0F4FF" w:val="solid"/>
+            <w:tcMar>
+              <w:top w:type="dxa" w:w="80"/>
+              <w:left w:type="dxa" w:w="100"/>
+              <w:bottom w:type="dxa" w:w="80"/>
+              <w:right w:type="dxa" w:w="100"/>
+            </w:tcMar>
+          </w:tcPr>
+          <w:p>
+            <w:pPr>
+              <w:jc w:val="left"/>
+            </w:pPr>
+            <w:r>
+              <w:rPr>
+                <w:b w:val="false"/>
+                <w:bCs w:val="false"/>
+                <w:color w:val="000000"/>
                 <w:sz w:val="19"/>
                 <w:szCs w:val="19"/>
               </w:rPr>
@@ -3478,17 +4221,24 @@
       <w:tr>
         <w:tc>
           <w:tcPr>
-            <w:shd w:fill="FFFFFF" w:color="FFFFFF" w:val="solid"/>
-            <w:tcMar>
-              <w:top w:type="dxa" w:w="60"/>
-              <w:left w:type="dxa" w:w="80"/>
-              <w:bottom w:type="dxa" w:w="60"/>
-              <w:right w:type="dxa" w:w="80"/>
-            </w:tcMar>
-          </w:tcPr>
-          <w:p>
-            <w:r>
-              <w:rPr>
+            <w:tcW w:type="dxa" w:w="3800"/>
+            <w:shd w:fill="FFFFFF" w:color="FFFFFF" w:val="solid"/>
+            <w:tcMar>
+              <w:top w:type="dxa" w:w="80"/>
+              <w:left w:type="dxa" w:w="100"/>
+              <w:bottom w:type="dxa" w:w="80"/>
+              <w:right w:type="dxa" w:w="100"/>
+            </w:tcMar>
+          </w:tcPr>
+          <w:p>
+            <w:pPr>
+              <w:jc w:val="left"/>
+            </w:pPr>
+            <w:r>
+              <w:rPr>
+                <w:b w:val="false"/>
+                <w:bCs w:val="false"/>
+                <w:color w:val="000000"/>
                 <w:sz w:val="19"/>
                 <w:szCs w:val="19"/>
               </w:rPr>
@@ -3498,17 +4248,24 @@
         </w:tc>
         <w:tc>
           <w:tcPr>
-            <w:shd w:fill="FFFFFF" w:color="FFFFFF" w:val="solid"/>
-            <w:tcMar>
-              <w:top w:type="dxa" w:w="60"/>
-              <w:left w:type="dxa" w:w="80"/>
-              <w:bottom w:type="dxa" w:w="60"/>
-              <w:right w:type="dxa" w:w="80"/>
-            </w:tcMar>
-          </w:tcPr>
-          <w:p>
-            <w:r>
-              <w:rPr>
+            <w:tcW w:type="dxa" w:w="1307"/>
+            <w:shd w:fill="FFFFFF" w:color="FFFFFF" w:val="solid"/>
+            <w:tcMar>
+              <w:top w:type="dxa" w:w="80"/>
+              <w:left w:type="dxa" w:w="100"/>
+              <w:bottom w:type="dxa" w:w="80"/>
+              <w:right w:type="dxa" w:w="100"/>
+            </w:tcMar>
+          </w:tcPr>
+          <w:p>
+            <w:pPr>
+              <w:jc w:val="left"/>
+            </w:pPr>
+            <w:r>
+              <w:rPr>
+                <w:b w:val="false"/>
+                <w:bCs w:val="false"/>
+                <w:color w:val="000000"/>
                 <w:sz w:val="19"/>
                 <w:szCs w:val="19"/>
               </w:rPr>
@@ -3518,17 +4275,24 @@
         </w:tc>
         <w:tc>
           <w:tcPr>
-            <w:shd w:fill="FFFFFF" w:color="FFFFFF" w:val="solid"/>
-            <w:tcMar>
-              <w:top w:type="dxa" w:w="60"/>
-              <w:left w:type="dxa" w:w="80"/>
-              <w:bottom w:type="dxa" w:w="60"/>
-              <w:right w:type="dxa" w:w="80"/>
-            </w:tcMar>
-          </w:tcPr>
-          <w:p>
-            <w:r>
-              <w:rPr>
+            <w:tcW w:type="dxa" w:w="1306"/>
+            <w:shd w:fill="FFFFFF" w:color="FFFFFF" w:val="solid"/>
+            <w:tcMar>
+              <w:top w:type="dxa" w:w="80"/>
+              <w:left w:type="dxa" w:w="100"/>
+              <w:bottom w:type="dxa" w:w="80"/>
+              <w:right w:type="dxa" w:w="100"/>
+            </w:tcMar>
+          </w:tcPr>
+          <w:p>
+            <w:pPr>
+              <w:jc w:val="left"/>
+            </w:pPr>
+            <w:r>
+              <w:rPr>
+                <w:b w:val="false"/>
+                <w:bCs w:val="false"/>
+                <w:color w:val="000000"/>
                 <w:sz w:val="19"/>
                 <w:szCs w:val="19"/>
               </w:rPr>
@@ -3538,17 +4302,24 @@
         </w:tc>
         <w:tc>
           <w:tcPr>
-            <w:shd w:fill="FFFFFF" w:color="FFFFFF" w:val="solid"/>
-            <w:tcMar>
-              <w:top w:type="dxa" w:w="60"/>
-              <w:left w:type="dxa" w:w="80"/>
-              <w:bottom w:type="dxa" w:w="60"/>
-              <w:right w:type="dxa" w:w="80"/>
-            </w:tcMar>
-          </w:tcPr>
-          <w:p>
-            <w:r>
-              <w:rPr>
+            <w:tcW w:type="dxa" w:w="1306"/>
+            <w:shd w:fill="FFFFFF" w:color="FFFFFF" w:val="solid"/>
+            <w:tcMar>
+              <w:top w:type="dxa" w:w="80"/>
+              <w:left w:type="dxa" w:w="100"/>
+              <w:bottom w:type="dxa" w:w="80"/>
+              <w:right w:type="dxa" w:w="100"/>
+            </w:tcMar>
+          </w:tcPr>
+          <w:p>
+            <w:pPr>
+              <w:jc w:val="left"/>
+            </w:pPr>
+            <w:r>
+              <w:rPr>
+                <w:b w:val="false"/>
+                <w:bCs w:val="false"/>
+                <w:color w:val="000000"/>
                 <w:sz w:val="19"/>
                 <w:szCs w:val="19"/>
               </w:rPr>
@@ -3558,17 +4329,24 @@
         </w:tc>
         <w:tc>
           <w:tcPr>
-            <w:shd w:fill="FFFFFF" w:color="FFFFFF" w:val="solid"/>
-            <w:tcMar>
-              <w:top w:type="dxa" w:w="60"/>
-              <w:left w:type="dxa" w:w="80"/>
-              <w:bottom w:type="dxa" w:w="60"/>
-              <w:right w:type="dxa" w:w="80"/>
-            </w:tcMar>
-          </w:tcPr>
-          <w:p>
-            <w:r>
-              <w:rPr>
+            <w:tcW w:type="dxa" w:w="1307"/>
+            <w:shd w:fill="FFFFFF" w:color="FFFFFF" w:val="solid"/>
+            <w:tcMar>
+              <w:top w:type="dxa" w:w="80"/>
+              <w:left w:type="dxa" w:w="100"/>
+              <w:bottom w:type="dxa" w:w="80"/>
+              <w:right w:type="dxa" w:w="100"/>
+            </w:tcMar>
+          </w:tcPr>
+          <w:p>
+            <w:pPr>
+              <w:jc w:val="left"/>
+            </w:pPr>
+            <w:r>
+              <w:rPr>
+                <w:b w:val="false"/>
+                <w:bCs w:val="false"/>
+                <w:color w:val="000000"/>
                 <w:sz w:val="19"/>
                 <w:szCs w:val="19"/>
               </w:rPr>
@@ -3580,17 +4358,24 @@
       <w:tr>
         <w:tc>
           <w:tcPr>
-            <w:shd w:fill="F0F4FF" w:color="F0F4FF" w:val="solid"/>
-            <w:tcMar>
-              <w:top w:type="dxa" w:w="60"/>
-              <w:left w:type="dxa" w:w="80"/>
-              <w:bottom w:type="dxa" w:w="60"/>
-              <w:right w:type="dxa" w:w="80"/>
-            </w:tcMar>
-          </w:tcPr>
-          <w:p>
-            <w:r>
-              <w:rPr>
+            <w:tcW w:type="dxa" w:w="3800"/>
+            <w:shd w:fill="F0F4FF" w:color="F0F4FF" w:val="solid"/>
+            <w:tcMar>
+              <w:top w:type="dxa" w:w="80"/>
+              <w:left w:type="dxa" w:w="100"/>
+              <w:bottom w:type="dxa" w:w="80"/>
+              <w:right w:type="dxa" w:w="100"/>
+            </w:tcMar>
+          </w:tcPr>
+          <w:p>
+            <w:pPr>
+              <w:jc w:val="left"/>
+            </w:pPr>
+            <w:r>
+              <w:rPr>
+                <w:b w:val="false"/>
+                <w:bCs w:val="false"/>
+                <w:color w:val="000000"/>
                 <w:sz w:val="19"/>
                 <w:szCs w:val="19"/>
               </w:rPr>
@@ -3600,17 +4385,24 @@
         </w:tc>
         <w:tc>
           <w:tcPr>
-            <w:shd w:fill="F0F4FF" w:color="F0F4FF" w:val="solid"/>
-            <w:tcMar>
-              <w:top w:type="dxa" w:w="60"/>
-              <w:left w:type="dxa" w:w="80"/>
-              <w:bottom w:type="dxa" w:w="60"/>
-              <w:right w:type="dxa" w:w="80"/>
-            </w:tcMar>
-          </w:tcPr>
-          <w:p>
-            <w:r>
-              <w:rPr>
+            <w:tcW w:type="dxa" w:w="1307"/>
+            <w:shd w:fill="F0F4FF" w:color="F0F4FF" w:val="solid"/>
+            <w:tcMar>
+              <w:top w:type="dxa" w:w="80"/>
+              <w:left w:type="dxa" w:w="100"/>
+              <w:bottom w:type="dxa" w:w="80"/>
+              <w:right w:type="dxa" w:w="100"/>
+            </w:tcMar>
+          </w:tcPr>
+          <w:p>
+            <w:pPr>
+              <w:jc w:val="left"/>
+            </w:pPr>
+            <w:r>
+              <w:rPr>
+                <w:b w:val="false"/>
+                <w:bCs w:val="false"/>
+                <w:color w:val="000000"/>
                 <w:sz w:val="19"/>
                 <w:szCs w:val="19"/>
               </w:rPr>
@@ -3620,17 +4412,24 @@
         </w:tc>
         <w:tc>
           <w:tcPr>
-            <w:shd w:fill="F0F4FF" w:color="F0F4FF" w:val="solid"/>
-            <w:tcMar>
-              <w:top w:type="dxa" w:w="60"/>
-              <w:left w:type="dxa" w:w="80"/>
-              <w:bottom w:type="dxa" w:w="60"/>
-              <w:right w:type="dxa" w:w="80"/>
-            </w:tcMar>
-          </w:tcPr>
-          <w:p>
-            <w:r>
-              <w:rPr>
+            <w:tcW w:type="dxa" w:w="1306"/>
+            <w:shd w:fill="F0F4FF" w:color="F0F4FF" w:val="solid"/>
+            <w:tcMar>
+              <w:top w:type="dxa" w:w="80"/>
+              <w:left w:type="dxa" w:w="100"/>
+              <w:bottom w:type="dxa" w:w="80"/>
+              <w:right w:type="dxa" w:w="100"/>
+            </w:tcMar>
+          </w:tcPr>
+          <w:p>
+            <w:pPr>
+              <w:jc w:val="left"/>
+            </w:pPr>
+            <w:r>
+              <w:rPr>
+                <w:b w:val="false"/>
+                <w:bCs w:val="false"/>
+                <w:color w:val="000000"/>
                 <w:sz w:val="19"/>
                 <w:szCs w:val="19"/>
               </w:rPr>
@@ -3640,17 +4439,24 @@
         </w:tc>
         <w:tc>
           <w:tcPr>
-            <w:shd w:fill="F0F4FF" w:color="F0F4FF" w:val="solid"/>
-            <w:tcMar>
-              <w:top w:type="dxa" w:w="60"/>
-              <w:left w:type="dxa" w:w="80"/>
-              <w:bottom w:type="dxa" w:w="60"/>
-              <w:right w:type="dxa" w:w="80"/>
-            </w:tcMar>
-          </w:tcPr>
-          <w:p>
-            <w:r>
-              <w:rPr>
+            <w:tcW w:type="dxa" w:w="1306"/>
+            <w:shd w:fill="F0F4FF" w:color="F0F4FF" w:val="solid"/>
+            <w:tcMar>
+              <w:top w:type="dxa" w:w="80"/>
+              <w:left w:type="dxa" w:w="100"/>
+              <w:bottom w:type="dxa" w:w="80"/>
+              <w:right w:type="dxa" w:w="100"/>
+            </w:tcMar>
+          </w:tcPr>
+          <w:p>
+            <w:pPr>
+              <w:jc w:val="left"/>
+            </w:pPr>
+            <w:r>
+              <w:rPr>
+                <w:b w:val="false"/>
+                <w:bCs w:val="false"/>
+                <w:color w:val="000000"/>
                 <w:sz w:val="19"/>
                 <w:szCs w:val="19"/>
               </w:rPr>
@@ -3660,17 +4466,24 @@
         </w:tc>
         <w:tc>
           <w:tcPr>
-            <w:shd w:fill="F0F4FF" w:color="F0F4FF" w:val="solid"/>
-            <w:tcMar>
-              <w:top w:type="dxa" w:w="60"/>
-              <w:left w:type="dxa" w:w="80"/>
-              <w:bottom w:type="dxa" w:w="60"/>
-              <w:right w:type="dxa" w:w="80"/>
-            </w:tcMar>
-          </w:tcPr>
-          <w:p>
-            <w:r>
-              <w:rPr>
+            <w:tcW w:type="dxa" w:w="1307"/>
+            <w:shd w:fill="F0F4FF" w:color="F0F4FF" w:val="solid"/>
+            <w:tcMar>
+              <w:top w:type="dxa" w:w="80"/>
+              <w:left w:type="dxa" w:w="100"/>
+              <w:bottom w:type="dxa" w:w="80"/>
+              <w:right w:type="dxa" w:w="100"/>
+            </w:tcMar>
+          </w:tcPr>
+          <w:p>
+            <w:pPr>
+              <w:jc w:val="left"/>
+            </w:pPr>
+            <w:r>
+              <w:rPr>
+                <w:b w:val="false"/>
+                <w:bCs w:val="false"/>
+                <w:color w:val="000000"/>
                 <w:sz w:val="19"/>
                 <w:szCs w:val="19"/>
               </w:rPr>
@@ -3682,17 +4495,24 @@
       <w:tr>
         <w:tc>
           <w:tcPr>
-            <w:shd w:fill="FFFFFF" w:color="FFFFFF" w:val="solid"/>
-            <w:tcMar>
-              <w:top w:type="dxa" w:w="60"/>
-              <w:left w:type="dxa" w:w="80"/>
-              <w:bottom w:type="dxa" w:w="60"/>
-              <w:right w:type="dxa" w:w="80"/>
-            </w:tcMar>
-          </w:tcPr>
-          <w:p>
-            <w:r>
-              <w:rPr>
+            <w:tcW w:type="dxa" w:w="3800"/>
+            <w:shd w:fill="FFFFFF" w:color="FFFFFF" w:val="solid"/>
+            <w:tcMar>
+              <w:top w:type="dxa" w:w="80"/>
+              <w:left w:type="dxa" w:w="100"/>
+              <w:bottom w:type="dxa" w:w="80"/>
+              <w:right w:type="dxa" w:w="100"/>
+            </w:tcMar>
+          </w:tcPr>
+          <w:p>
+            <w:pPr>
+              <w:jc w:val="left"/>
+            </w:pPr>
+            <w:r>
+              <w:rPr>
+                <w:b w:val="false"/>
+                <w:bCs w:val="false"/>
+                <w:color w:val="000000"/>
                 <w:sz w:val="19"/>
                 <w:szCs w:val="19"/>
               </w:rPr>
@@ -3702,17 +4522,24 @@
         </w:tc>
         <w:tc>
           <w:tcPr>
-            <w:shd w:fill="FFFFFF" w:color="FFFFFF" w:val="solid"/>
-            <w:tcMar>
-              <w:top w:type="dxa" w:w="60"/>
-              <w:left w:type="dxa" w:w="80"/>
-              <w:bottom w:type="dxa" w:w="60"/>
-              <w:right w:type="dxa" w:w="80"/>
-            </w:tcMar>
-          </w:tcPr>
-          <w:p>
-            <w:r>
-              <w:rPr>
+            <w:tcW w:type="dxa" w:w="1307"/>
+            <w:shd w:fill="FFFFFF" w:color="FFFFFF" w:val="solid"/>
+            <w:tcMar>
+              <w:top w:type="dxa" w:w="80"/>
+              <w:left w:type="dxa" w:w="100"/>
+              <w:bottom w:type="dxa" w:w="80"/>
+              <w:right w:type="dxa" w:w="100"/>
+            </w:tcMar>
+          </w:tcPr>
+          <w:p>
+            <w:pPr>
+              <w:jc w:val="left"/>
+            </w:pPr>
+            <w:r>
+              <w:rPr>
+                <w:b w:val="false"/>
+                <w:bCs w:val="false"/>
+                <w:color w:val="000000"/>
                 <w:sz w:val="19"/>
                 <w:szCs w:val="19"/>
               </w:rPr>
@@ -3722,17 +4549,24 @@
         </w:tc>
         <w:tc>
           <w:tcPr>
-            <w:shd w:fill="FFFFFF" w:color="FFFFFF" w:val="solid"/>
-            <w:tcMar>
-              <w:top w:type="dxa" w:w="60"/>
-              <w:left w:type="dxa" w:w="80"/>
-              <w:bottom w:type="dxa" w:w="60"/>
-              <w:right w:type="dxa" w:w="80"/>
-            </w:tcMar>
-          </w:tcPr>
-          <w:p>
-            <w:r>
-              <w:rPr>
+            <w:tcW w:type="dxa" w:w="1306"/>
+            <w:shd w:fill="FFFFFF" w:color="FFFFFF" w:val="solid"/>
+            <w:tcMar>
+              <w:top w:type="dxa" w:w="80"/>
+              <w:left w:type="dxa" w:w="100"/>
+              <w:bottom w:type="dxa" w:w="80"/>
+              <w:right w:type="dxa" w:w="100"/>
+            </w:tcMar>
+          </w:tcPr>
+          <w:p>
+            <w:pPr>
+              <w:jc w:val="left"/>
+            </w:pPr>
+            <w:r>
+              <w:rPr>
+                <w:b w:val="false"/>
+                <w:bCs w:val="false"/>
+                <w:color w:val="000000"/>
                 <w:sz w:val="19"/>
                 <w:szCs w:val="19"/>
               </w:rPr>
@@ -3742,17 +4576,24 @@
         </w:tc>
         <w:tc>
           <w:tcPr>
-            <w:shd w:fill="FFFFFF" w:color="FFFFFF" w:val="solid"/>
-            <w:tcMar>
-              <w:top w:type="dxa" w:w="60"/>
-              <w:left w:type="dxa" w:w="80"/>
-              <w:bottom w:type="dxa" w:w="60"/>
-              <w:right w:type="dxa" w:w="80"/>
-            </w:tcMar>
-          </w:tcPr>
-          <w:p>
-            <w:r>
-              <w:rPr>
+            <w:tcW w:type="dxa" w:w="1306"/>
+            <w:shd w:fill="FFFFFF" w:color="FFFFFF" w:val="solid"/>
+            <w:tcMar>
+              <w:top w:type="dxa" w:w="80"/>
+              <w:left w:type="dxa" w:w="100"/>
+              <w:bottom w:type="dxa" w:w="80"/>
+              <w:right w:type="dxa" w:w="100"/>
+            </w:tcMar>
+          </w:tcPr>
+          <w:p>
+            <w:pPr>
+              <w:jc w:val="left"/>
+            </w:pPr>
+            <w:r>
+              <w:rPr>
+                <w:b w:val="false"/>
+                <w:bCs w:val="false"/>
+                <w:color w:val="000000"/>
                 <w:sz w:val="19"/>
                 <w:szCs w:val="19"/>
               </w:rPr>
@@ -3762,17 +4603,24 @@
         </w:tc>
         <w:tc>
           <w:tcPr>
-            <w:shd w:fill="FFFFFF" w:color="FFFFFF" w:val="solid"/>
-            <w:tcMar>
-              <w:top w:type="dxa" w:w="60"/>
-              <w:left w:type="dxa" w:w="80"/>
-              <w:bottom w:type="dxa" w:w="60"/>
-              <w:right w:type="dxa" w:w="80"/>
-            </w:tcMar>
-          </w:tcPr>
-          <w:p>
-            <w:r>
-              <w:rPr>
+            <w:tcW w:type="dxa" w:w="1307"/>
+            <w:shd w:fill="FFFFFF" w:color="FFFFFF" w:val="solid"/>
+            <w:tcMar>
+              <w:top w:type="dxa" w:w="80"/>
+              <w:left w:type="dxa" w:w="100"/>
+              <w:bottom w:type="dxa" w:w="80"/>
+              <w:right w:type="dxa" w:w="100"/>
+            </w:tcMar>
+          </w:tcPr>
+          <w:p>
+            <w:pPr>
+              <w:jc w:val="left"/>
+            </w:pPr>
+            <w:r>
+              <w:rPr>
+                <w:b w:val="false"/>
+                <w:bCs w:val="false"/>
+                <w:color w:val="000000"/>
                 <w:sz w:val="19"/>
                 <w:szCs w:val="19"/>
               </w:rPr>
@@ -3784,17 +4632,24 @@
       <w:tr>
         <w:tc>
           <w:tcPr>
-            <w:shd w:fill="F0F4FF" w:color="F0F4FF" w:val="solid"/>
-            <w:tcMar>
-              <w:top w:type="dxa" w:w="60"/>
-              <w:left w:type="dxa" w:w="80"/>
-              <w:bottom w:type="dxa" w:w="60"/>
-              <w:right w:type="dxa" w:w="80"/>
-            </w:tcMar>
-          </w:tcPr>
-          <w:p>
-            <w:r>
-              <w:rPr>
+            <w:tcW w:type="dxa" w:w="3800"/>
+            <w:shd w:fill="F0F4FF" w:color="F0F4FF" w:val="solid"/>
+            <w:tcMar>
+              <w:top w:type="dxa" w:w="80"/>
+              <w:left w:type="dxa" w:w="100"/>
+              <w:bottom w:type="dxa" w:w="80"/>
+              <w:right w:type="dxa" w:w="100"/>
+            </w:tcMar>
+          </w:tcPr>
+          <w:p>
+            <w:pPr>
+              <w:jc w:val="left"/>
+            </w:pPr>
+            <w:r>
+              <w:rPr>
+                <w:b w:val="false"/>
+                <w:bCs w:val="false"/>
+                <w:color w:val="000000"/>
                 <w:sz w:val="19"/>
                 <w:szCs w:val="19"/>
               </w:rPr>
@@ -3804,17 +4659,24 @@
         </w:tc>
         <w:tc>
           <w:tcPr>
-            <w:shd w:fill="F0F4FF" w:color="F0F4FF" w:val="solid"/>
-            <w:tcMar>
-              <w:top w:type="dxa" w:w="60"/>
-              <w:left w:type="dxa" w:w="80"/>
-              <w:bottom w:type="dxa" w:w="60"/>
-              <w:right w:type="dxa" w:w="80"/>
-            </w:tcMar>
-          </w:tcPr>
-          <w:p>
-            <w:r>
-              <w:rPr>
+            <w:tcW w:type="dxa" w:w="1307"/>
+            <w:shd w:fill="F0F4FF" w:color="F0F4FF" w:val="solid"/>
+            <w:tcMar>
+              <w:top w:type="dxa" w:w="80"/>
+              <w:left w:type="dxa" w:w="100"/>
+              <w:bottom w:type="dxa" w:w="80"/>
+              <w:right w:type="dxa" w:w="100"/>
+            </w:tcMar>
+          </w:tcPr>
+          <w:p>
+            <w:pPr>
+              <w:jc w:val="left"/>
+            </w:pPr>
+            <w:r>
+              <w:rPr>
+                <w:b w:val="false"/>
+                <w:bCs w:val="false"/>
+                <w:color w:val="000000"/>
                 <w:sz w:val="19"/>
                 <w:szCs w:val="19"/>
               </w:rPr>
@@ -3824,17 +4686,24 @@
         </w:tc>
         <w:tc>
           <w:tcPr>
-            <w:shd w:fill="F0F4FF" w:color="F0F4FF" w:val="solid"/>
-            <w:tcMar>
-              <w:top w:type="dxa" w:w="60"/>
-              <w:left w:type="dxa" w:w="80"/>
-              <w:bottom w:type="dxa" w:w="60"/>
-              <w:right w:type="dxa" w:w="80"/>
-            </w:tcMar>
-          </w:tcPr>
-          <w:p>
-            <w:r>
-              <w:rPr>
+            <w:tcW w:type="dxa" w:w="1306"/>
+            <w:shd w:fill="F0F4FF" w:color="F0F4FF" w:val="solid"/>
+            <w:tcMar>
+              <w:top w:type="dxa" w:w="80"/>
+              <w:left w:type="dxa" w:w="100"/>
+              <w:bottom w:type="dxa" w:w="80"/>
+              <w:right w:type="dxa" w:w="100"/>
+            </w:tcMar>
+          </w:tcPr>
+          <w:p>
+            <w:pPr>
+              <w:jc w:val="left"/>
+            </w:pPr>
+            <w:r>
+              <w:rPr>
+                <w:b w:val="false"/>
+                <w:bCs w:val="false"/>
+                <w:color w:val="000000"/>
                 <w:sz w:val="19"/>
                 <w:szCs w:val="19"/>
               </w:rPr>
@@ -3844,17 +4713,24 @@
         </w:tc>
         <w:tc>
           <w:tcPr>
-            <w:shd w:fill="F0F4FF" w:color="F0F4FF" w:val="solid"/>
-            <w:tcMar>
-              <w:top w:type="dxa" w:w="60"/>
-              <w:left w:type="dxa" w:w="80"/>
-              <w:bottom w:type="dxa" w:w="60"/>
-              <w:right w:type="dxa" w:w="80"/>
-            </w:tcMar>
-          </w:tcPr>
-          <w:p>
-            <w:r>
-              <w:rPr>
+            <w:tcW w:type="dxa" w:w="1306"/>
+            <w:shd w:fill="F0F4FF" w:color="F0F4FF" w:val="solid"/>
+            <w:tcMar>
+              <w:top w:type="dxa" w:w="80"/>
+              <w:left w:type="dxa" w:w="100"/>
+              <w:bottom w:type="dxa" w:w="80"/>
+              <w:right w:type="dxa" w:w="100"/>
+            </w:tcMar>
+          </w:tcPr>
+          <w:p>
+            <w:pPr>
+              <w:jc w:val="left"/>
+            </w:pPr>
+            <w:r>
+              <w:rPr>
+                <w:b w:val="false"/>
+                <w:bCs w:val="false"/>
+                <w:color w:val="000000"/>
                 <w:sz w:val="19"/>
                 <w:szCs w:val="19"/>
               </w:rPr>
@@ -3864,17 +4740,24 @@
         </w:tc>
         <w:tc>
           <w:tcPr>
-            <w:shd w:fill="F0F4FF" w:color="F0F4FF" w:val="solid"/>
-            <w:tcMar>
-              <w:top w:type="dxa" w:w="60"/>
-              <w:left w:type="dxa" w:w="80"/>
-              <w:bottom w:type="dxa" w:w="60"/>
-              <w:right w:type="dxa" w:w="80"/>
-            </w:tcMar>
-          </w:tcPr>
-          <w:p>
-            <w:r>
-              <w:rPr>
+            <w:tcW w:type="dxa" w:w="1307"/>
+            <w:shd w:fill="F0F4FF" w:color="F0F4FF" w:val="solid"/>
+            <w:tcMar>
+              <w:top w:type="dxa" w:w="80"/>
+              <w:left w:type="dxa" w:w="100"/>
+              <w:bottom w:type="dxa" w:w="80"/>
+              <w:right w:type="dxa" w:w="100"/>
+            </w:tcMar>
+          </w:tcPr>
+          <w:p>
+            <w:pPr>
+              <w:jc w:val="left"/>
+            </w:pPr>
+            <w:r>
+              <w:rPr>
+                <w:b w:val="false"/>
+                <w:bCs w:val="false"/>
+                <w:color w:val="000000"/>
                 <w:sz w:val="19"/>
                 <w:szCs w:val="19"/>
               </w:rPr>
@@ -3886,17 +4769,24 @@
       <w:tr>
         <w:tc>
           <w:tcPr>
-            <w:shd w:fill="FFFFFF" w:color="FFFFFF" w:val="solid"/>
-            <w:tcMar>
-              <w:top w:type="dxa" w:w="60"/>
-              <w:left w:type="dxa" w:w="80"/>
-              <w:bottom w:type="dxa" w:w="60"/>
-              <w:right w:type="dxa" w:w="80"/>
-            </w:tcMar>
-          </w:tcPr>
-          <w:p>
-            <w:r>
-              <w:rPr>
+            <w:tcW w:type="dxa" w:w="3800"/>
+            <w:shd w:fill="FFFFFF" w:color="FFFFFF" w:val="solid"/>
+            <w:tcMar>
+              <w:top w:type="dxa" w:w="80"/>
+              <w:left w:type="dxa" w:w="100"/>
+              <w:bottom w:type="dxa" w:w="80"/>
+              <w:right w:type="dxa" w:w="100"/>
+            </w:tcMar>
+          </w:tcPr>
+          <w:p>
+            <w:pPr>
+              <w:jc w:val="left"/>
+            </w:pPr>
+            <w:r>
+              <w:rPr>
+                <w:b w:val="false"/>
+                <w:bCs w:val="false"/>
+                <w:color w:val="000000"/>
                 <w:sz w:val="19"/>
                 <w:szCs w:val="19"/>
               </w:rPr>
@@ -3906,17 +4796,24 @@
         </w:tc>
         <w:tc>
           <w:tcPr>
-            <w:shd w:fill="FFFFFF" w:color="FFFFFF" w:val="solid"/>
-            <w:tcMar>
-              <w:top w:type="dxa" w:w="60"/>
-              <w:left w:type="dxa" w:w="80"/>
-              <w:bottom w:type="dxa" w:w="60"/>
-              <w:right w:type="dxa" w:w="80"/>
-            </w:tcMar>
-          </w:tcPr>
-          <w:p>
-            <w:r>
-              <w:rPr>
+            <w:tcW w:type="dxa" w:w="1307"/>
+            <w:shd w:fill="FFFFFF" w:color="FFFFFF" w:val="solid"/>
+            <w:tcMar>
+              <w:top w:type="dxa" w:w="80"/>
+              <w:left w:type="dxa" w:w="100"/>
+              <w:bottom w:type="dxa" w:w="80"/>
+              <w:right w:type="dxa" w:w="100"/>
+            </w:tcMar>
+          </w:tcPr>
+          <w:p>
+            <w:pPr>
+              <w:jc w:val="left"/>
+            </w:pPr>
+            <w:r>
+              <w:rPr>
+                <w:b w:val="false"/>
+                <w:bCs w:val="false"/>
+                <w:color w:val="000000"/>
                 <w:sz w:val="19"/>
                 <w:szCs w:val="19"/>
               </w:rPr>
@@ -3926,17 +4823,24 @@
         </w:tc>
         <w:tc>
           <w:tcPr>
-            <w:shd w:fill="FFFFFF" w:color="FFFFFF" w:val="solid"/>
-            <w:tcMar>
-              <w:top w:type="dxa" w:w="60"/>
-              <w:left w:type="dxa" w:w="80"/>
-              <w:bottom w:type="dxa" w:w="60"/>
-              <w:right w:type="dxa" w:w="80"/>
-            </w:tcMar>
-          </w:tcPr>
-          <w:p>
-            <w:r>
-              <w:rPr>
+            <w:tcW w:type="dxa" w:w="1306"/>
+            <w:shd w:fill="FFFFFF" w:color="FFFFFF" w:val="solid"/>
+            <w:tcMar>
+              <w:top w:type="dxa" w:w="80"/>
+              <w:left w:type="dxa" w:w="100"/>
+              <w:bottom w:type="dxa" w:w="80"/>
+              <w:right w:type="dxa" w:w="100"/>
+            </w:tcMar>
+          </w:tcPr>
+          <w:p>
+            <w:pPr>
+              <w:jc w:val="left"/>
+            </w:pPr>
+            <w:r>
+              <w:rPr>
+                <w:b w:val="false"/>
+                <w:bCs w:val="false"/>
+                <w:color w:val="000000"/>
                 <w:sz w:val="19"/>
                 <w:szCs w:val="19"/>
               </w:rPr>
@@ -3946,17 +4850,24 @@
         </w:tc>
         <w:tc>
           <w:tcPr>
-            <w:shd w:fill="FFFFFF" w:color="FFFFFF" w:val="solid"/>
-            <w:tcMar>
-              <w:top w:type="dxa" w:w="60"/>
-              <w:left w:type="dxa" w:w="80"/>
-              <w:bottom w:type="dxa" w:w="60"/>
-              <w:right w:type="dxa" w:w="80"/>
-            </w:tcMar>
-          </w:tcPr>
-          <w:p>
-            <w:r>
-              <w:rPr>
+            <w:tcW w:type="dxa" w:w="1306"/>
+            <w:shd w:fill="FFFFFF" w:color="FFFFFF" w:val="solid"/>
+            <w:tcMar>
+              <w:top w:type="dxa" w:w="80"/>
+              <w:left w:type="dxa" w:w="100"/>
+              <w:bottom w:type="dxa" w:w="80"/>
+              <w:right w:type="dxa" w:w="100"/>
+            </w:tcMar>
+          </w:tcPr>
+          <w:p>
+            <w:pPr>
+              <w:jc w:val="left"/>
+            </w:pPr>
+            <w:r>
+              <w:rPr>
+                <w:b w:val="false"/>
+                <w:bCs w:val="false"/>
+                <w:color w:val="000000"/>
                 <w:sz w:val="19"/>
                 <w:szCs w:val="19"/>
               </w:rPr>
@@ -3966,17 +4877,24 @@
         </w:tc>
         <w:tc>
           <w:tcPr>
-            <w:shd w:fill="FFFFFF" w:color="FFFFFF" w:val="solid"/>
-            <w:tcMar>
-              <w:top w:type="dxa" w:w="60"/>
-              <w:left w:type="dxa" w:w="80"/>
-              <w:bottom w:type="dxa" w:w="60"/>
-              <w:right w:type="dxa" w:w="80"/>
-            </w:tcMar>
-          </w:tcPr>
-          <w:p>
-            <w:r>
-              <w:rPr>
+            <w:tcW w:type="dxa" w:w="1307"/>
+            <w:shd w:fill="FFFFFF" w:color="FFFFFF" w:val="solid"/>
+            <w:tcMar>
+              <w:top w:type="dxa" w:w="80"/>
+              <w:left w:type="dxa" w:w="100"/>
+              <w:bottom w:type="dxa" w:w="80"/>
+              <w:right w:type="dxa" w:w="100"/>
+            </w:tcMar>
+          </w:tcPr>
+          <w:p>
+            <w:pPr>
+              <w:jc w:val="left"/>
+            </w:pPr>
+            <w:r>
+              <w:rPr>
+                <w:b w:val="false"/>
+                <w:bCs w:val="false"/>
+                <w:color w:val="000000"/>
                 <w:sz w:val="19"/>
                 <w:szCs w:val="19"/>
               </w:rPr>
@@ -3988,17 +4906,24 @@
       <w:tr>
         <w:tc>
           <w:tcPr>
-            <w:shd w:fill="F0F4FF" w:color="F0F4FF" w:val="solid"/>
-            <w:tcMar>
-              <w:top w:type="dxa" w:w="60"/>
-              <w:left w:type="dxa" w:w="80"/>
-              <w:bottom w:type="dxa" w:w="60"/>
-              <w:right w:type="dxa" w:w="80"/>
-            </w:tcMar>
-          </w:tcPr>
-          <w:p>
-            <w:r>
-              <w:rPr>
+            <w:tcW w:type="dxa" w:w="3800"/>
+            <w:shd w:fill="F0F4FF" w:color="F0F4FF" w:val="solid"/>
+            <w:tcMar>
+              <w:top w:type="dxa" w:w="80"/>
+              <w:left w:type="dxa" w:w="100"/>
+              <w:bottom w:type="dxa" w:w="80"/>
+              <w:right w:type="dxa" w:w="100"/>
+            </w:tcMar>
+          </w:tcPr>
+          <w:p>
+            <w:pPr>
+              <w:jc w:val="left"/>
+            </w:pPr>
+            <w:r>
+              <w:rPr>
+                <w:b w:val="false"/>
+                <w:bCs w:val="false"/>
+                <w:color w:val="000000"/>
                 <w:sz w:val="19"/>
                 <w:szCs w:val="19"/>
               </w:rPr>
@@ -4008,17 +4933,24 @@
         </w:tc>
         <w:tc>
           <w:tcPr>
-            <w:shd w:fill="F0F4FF" w:color="F0F4FF" w:val="solid"/>
-            <w:tcMar>
-              <w:top w:type="dxa" w:w="60"/>
-              <w:left w:type="dxa" w:w="80"/>
-              <w:bottom w:type="dxa" w:w="60"/>
-              <w:right w:type="dxa" w:w="80"/>
-            </w:tcMar>
-          </w:tcPr>
-          <w:p>
-            <w:r>
-              <w:rPr>
+            <w:tcW w:type="dxa" w:w="1307"/>
+            <w:shd w:fill="F0F4FF" w:color="F0F4FF" w:val="solid"/>
+            <w:tcMar>
+              <w:top w:type="dxa" w:w="80"/>
+              <w:left w:type="dxa" w:w="100"/>
+              <w:bottom w:type="dxa" w:w="80"/>
+              <w:right w:type="dxa" w:w="100"/>
+            </w:tcMar>
+          </w:tcPr>
+          <w:p>
+            <w:pPr>
+              <w:jc w:val="left"/>
+            </w:pPr>
+            <w:r>
+              <w:rPr>
+                <w:b w:val="false"/>
+                <w:bCs w:val="false"/>
+                <w:color w:val="000000"/>
                 <w:sz w:val="19"/>
                 <w:szCs w:val="19"/>
               </w:rPr>
@@ -4028,17 +4960,24 @@
         </w:tc>
         <w:tc>
           <w:tcPr>
-            <w:shd w:fill="F0F4FF" w:color="F0F4FF" w:val="solid"/>
-            <w:tcMar>
-              <w:top w:type="dxa" w:w="60"/>
-              <w:left w:type="dxa" w:w="80"/>
-              <w:bottom w:type="dxa" w:w="60"/>
-              <w:right w:type="dxa" w:w="80"/>
-            </w:tcMar>
-          </w:tcPr>
-          <w:p>
-            <w:r>
-              <w:rPr>
+            <w:tcW w:type="dxa" w:w="1306"/>
+            <w:shd w:fill="F0F4FF" w:color="F0F4FF" w:val="solid"/>
+            <w:tcMar>
+              <w:top w:type="dxa" w:w="80"/>
+              <w:left w:type="dxa" w:w="100"/>
+              <w:bottom w:type="dxa" w:w="80"/>
+              <w:right w:type="dxa" w:w="100"/>
+            </w:tcMar>
+          </w:tcPr>
+          <w:p>
+            <w:pPr>
+              <w:jc w:val="left"/>
+            </w:pPr>
+            <w:r>
+              <w:rPr>
+                <w:b w:val="false"/>
+                <w:bCs w:val="false"/>
+                <w:color w:val="000000"/>
                 <w:sz w:val="19"/>
                 <w:szCs w:val="19"/>
               </w:rPr>
@@ -4048,17 +4987,24 @@
         </w:tc>
         <w:tc>
           <w:tcPr>
-            <w:shd w:fill="F0F4FF" w:color="F0F4FF" w:val="solid"/>
-            <w:tcMar>
-              <w:top w:type="dxa" w:w="60"/>
-              <w:left w:type="dxa" w:w="80"/>
-              <w:bottom w:type="dxa" w:w="60"/>
-              <w:right w:type="dxa" w:w="80"/>
-            </w:tcMar>
-          </w:tcPr>
-          <w:p>
-            <w:r>
-              <w:rPr>
+            <w:tcW w:type="dxa" w:w="1306"/>
+            <w:shd w:fill="F0F4FF" w:color="F0F4FF" w:val="solid"/>
+            <w:tcMar>
+              <w:top w:type="dxa" w:w="80"/>
+              <w:left w:type="dxa" w:w="100"/>
+              <w:bottom w:type="dxa" w:w="80"/>
+              <w:right w:type="dxa" w:w="100"/>
+            </w:tcMar>
+          </w:tcPr>
+          <w:p>
+            <w:pPr>
+              <w:jc w:val="left"/>
+            </w:pPr>
+            <w:r>
+              <w:rPr>
+                <w:b w:val="false"/>
+                <w:bCs w:val="false"/>
+                <w:color w:val="000000"/>
                 <w:sz w:val="19"/>
                 <w:szCs w:val="19"/>
               </w:rPr>
@@ -4068,17 +5014,24 @@
         </w:tc>
         <w:tc>
           <w:tcPr>
-            <w:shd w:fill="F0F4FF" w:color="F0F4FF" w:val="solid"/>
-            <w:tcMar>
-              <w:top w:type="dxa" w:w="60"/>
-              <w:left w:type="dxa" w:w="80"/>
-              <w:bottom w:type="dxa" w:w="60"/>
-              <w:right w:type="dxa" w:w="80"/>
-            </w:tcMar>
-          </w:tcPr>
-          <w:p>
-            <w:r>
-              <w:rPr>
+            <w:tcW w:type="dxa" w:w="1307"/>
+            <w:shd w:fill="F0F4FF" w:color="F0F4FF" w:val="solid"/>
+            <w:tcMar>
+              <w:top w:type="dxa" w:w="80"/>
+              <w:left w:type="dxa" w:w="100"/>
+              <w:bottom w:type="dxa" w:w="80"/>
+              <w:right w:type="dxa" w:w="100"/>
+            </w:tcMar>
+          </w:tcPr>
+          <w:p>
+            <w:pPr>
+              <w:jc w:val="left"/>
+            </w:pPr>
+            <w:r>
+              <w:rPr>
+                <w:b w:val="false"/>
+                <w:bCs w:val="false"/>
+                <w:color w:val="000000"/>
                 <w:sz w:val="19"/>
                 <w:szCs w:val="19"/>
               </w:rPr>
@@ -4214,7 +5167,7 @@
     </w:p>
     <w:tbl>
       <w:tblPr>
-        <w:tblW w:type="pct" w:w="100%"/>
+        <w:tblW w:type="dxa" w:w="9026"/>
         <w:tblBorders>
           <w:top w:val="single" w:color="auto" w:sz="4"/>
           <w:left w:val="single" w:color="auto" w:sz="4"/>
@@ -4225,11 +5178,11 @@
         </w:tblBorders>
       </w:tblPr>
       <w:tblGrid>
-        <w:gridCol w:w="100"/>
-        <w:gridCol w:w="100"/>
-        <w:gridCol w:w="100"/>
-        <w:gridCol w:w="100"/>
-        <w:gridCol w:w="100"/>
+        <w:gridCol w:w="2200"/>
+        <w:gridCol w:w="1300"/>
+        <w:gridCol w:w="1200"/>
+        <w:gridCol w:w="2163"/>
+        <w:gridCol w:w="2163"/>
       </w:tblGrid>
       <w:tr>
         <w:trPr>
@@ -4237,12 +5190,13 @@
         </w:trPr>
         <w:tc>
           <w:tcPr>
+            <w:tcW w:type="dxa" w:w="2200"/>
             <w:shd w:fill="2563EB" w:color="2563EB" w:val="solid"/>
             <w:tcMar>
               <w:top w:type="dxa" w:w="80"/>
-              <w:left w:type="dxa" w:w="80"/>
-              <w:bottom w:type="dxa" w:w="80"/>
-              <w:right w:type="dxa" w:w="80"/>
+              <w:left w:type="dxa" w:w="100"/>
+              <w:bottom w:type="dxa" w:w="80"/>
+              <w:right w:type="dxa" w:w="100"/>
             </w:tcMar>
           </w:tcPr>
           <w:p>
@@ -4263,12 +5217,13 @@
         </w:tc>
         <w:tc>
           <w:tcPr>
+            <w:tcW w:type="dxa" w:w="1300"/>
             <w:shd w:fill="2563EB" w:color="2563EB" w:val="solid"/>
             <w:tcMar>
               <w:top w:type="dxa" w:w="80"/>
-              <w:left w:type="dxa" w:w="80"/>
-              <w:bottom w:type="dxa" w:w="80"/>
-              <w:right w:type="dxa" w:w="80"/>
+              <w:left w:type="dxa" w:w="100"/>
+              <w:bottom w:type="dxa" w:w="80"/>
+              <w:right w:type="dxa" w:w="100"/>
             </w:tcMar>
           </w:tcPr>
           <w:p>
@@ -4289,12 +5244,13 @@
         </w:tc>
         <w:tc>
           <w:tcPr>
+            <w:tcW w:type="dxa" w:w="1200"/>
             <w:shd w:fill="2563EB" w:color="2563EB" w:val="solid"/>
             <w:tcMar>
               <w:top w:type="dxa" w:w="80"/>
-              <w:left w:type="dxa" w:w="80"/>
-              <w:bottom w:type="dxa" w:w="80"/>
-              <w:right w:type="dxa" w:w="80"/>
+              <w:left w:type="dxa" w:w="100"/>
+              <w:bottom w:type="dxa" w:w="80"/>
+              <w:right w:type="dxa" w:w="100"/>
             </w:tcMar>
           </w:tcPr>
           <w:p>
@@ -4315,12 +5271,13 @@
         </w:tc>
         <w:tc>
           <w:tcPr>
+            <w:tcW w:type="dxa" w:w="2163"/>
             <w:shd w:fill="2563EB" w:color="2563EB" w:val="solid"/>
             <w:tcMar>
               <w:top w:type="dxa" w:w="80"/>
-              <w:left w:type="dxa" w:w="80"/>
-              <w:bottom w:type="dxa" w:w="80"/>
-              <w:right w:type="dxa" w:w="80"/>
+              <w:left w:type="dxa" w:w="100"/>
+              <w:bottom w:type="dxa" w:w="80"/>
+              <w:right w:type="dxa" w:w="100"/>
             </w:tcMar>
           </w:tcPr>
           <w:p>
@@ -4341,12 +5298,13 @@
         </w:tc>
         <w:tc>
           <w:tcPr>
+            <w:tcW w:type="dxa" w:w="2163"/>
             <w:shd w:fill="2563EB" w:color="2563EB" w:val="solid"/>
             <w:tcMar>
               <w:top w:type="dxa" w:w="80"/>
-              <w:left w:type="dxa" w:w="80"/>
-              <w:bottom w:type="dxa" w:w="80"/>
-              <w:right w:type="dxa" w:w="80"/>
+              <w:left w:type="dxa" w:w="100"/>
+              <w:bottom w:type="dxa" w:w="80"/>
+              <w:right w:type="dxa" w:w="100"/>
             </w:tcMar>
           </w:tcPr>
           <w:p>
@@ -4369,17 +5327,24 @@
       <w:tr>
         <w:tc>
           <w:tcPr>
-            <w:shd w:fill="FFFFFF" w:color="FFFFFF" w:val="solid"/>
-            <w:tcMar>
-              <w:top w:type="dxa" w:w="60"/>
-              <w:left w:type="dxa" w:w="80"/>
-              <w:bottom w:type="dxa" w:w="60"/>
-              <w:right w:type="dxa" w:w="80"/>
-            </w:tcMar>
-          </w:tcPr>
-          <w:p>
-            <w:r>
-              <w:rPr>
+            <w:tcW w:type="dxa" w:w="2200"/>
+            <w:shd w:fill="FFFFFF" w:color="FFFFFF" w:val="solid"/>
+            <w:tcMar>
+              <w:top w:type="dxa" w:w="80"/>
+              <w:left w:type="dxa" w:w="100"/>
+              <w:bottom w:type="dxa" w:w="80"/>
+              <w:right w:type="dxa" w:w="100"/>
+            </w:tcMar>
+          </w:tcPr>
+          <w:p>
+            <w:pPr>
+              <w:jc w:val="left"/>
+            </w:pPr>
+            <w:r>
+              <w:rPr>
+                <w:b w:val="false"/>
+                <w:bCs w:val="false"/>
+                <w:color w:val="000000"/>
                 <w:sz w:val="19"/>
                 <w:szCs w:val="19"/>
               </w:rPr>
@@ -4389,17 +5354,24 @@
         </w:tc>
         <w:tc>
           <w:tcPr>
-            <w:shd w:fill="FFFFFF" w:color="FFFFFF" w:val="solid"/>
-            <w:tcMar>
-              <w:top w:type="dxa" w:w="60"/>
-              <w:left w:type="dxa" w:w="80"/>
-              <w:bottom w:type="dxa" w:w="60"/>
-              <w:right w:type="dxa" w:w="80"/>
-            </w:tcMar>
-          </w:tcPr>
-          <w:p>
-            <w:r>
-              <w:rPr>
+            <w:tcW w:type="dxa" w:w="1300"/>
+            <w:shd w:fill="FFFFFF" w:color="FFFFFF" w:val="solid"/>
+            <w:tcMar>
+              <w:top w:type="dxa" w:w="80"/>
+              <w:left w:type="dxa" w:w="100"/>
+              <w:bottom w:type="dxa" w:w="80"/>
+              <w:right w:type="dxa" w:w="100"/>
+            </w:tcMar>
+          </w:tcPr>
+          <w:p>
+            <w:pPr>
+              <w:jc w:val="left"/>
+            </w:pPr>
+            <w:r>
+              <w:rPr>
+                <w:b w:val="false"/>
+                <w:bCs w:val="false"/>
+                <w:color w:val="000000"/>
                 <w:sz w:val="19"/>
                 <w:szCs w:val="19"/>
               </w:rPr>
@@ -4409,17 +5381,24 @@
         </w:tc>
         <w:tc>
           <w:tcPr>
-            <w:shd w:fill="FFFFFF" w:color="FFFFFF" w:val="solid"/>
-            <w:tcMar>
-              <w:top w:type="dxa" w:w="60"/>
-              <w:left w:type="dxa" w:w="80"/>
-              <w:bottom w:type="dxa" w:w="60"/>
-              <w:right w:type="dxa" w:w="80"/>
-            </w:tcMar>
-          </w:tcPr>
-          <w:p>
-            <w:r>
-              <w:rPr>
+            <w:tcW w:type="dxa" w:w="1200"/>
+            <w:shd w:fill="FFFFFF" w:color="FFFFFF" w:val="solid"/>
+            <w:tcMar>
+              <w:top w:type="dxa" w:w="80"/>
+              <w:left w:type="dxa" w:w="100"/>
+              <w:bottom w:type="dxa" w:w="80"/>
+              <w:right w:type="dxa" w:w="100"/>
+            </w:tcMar>
+          </w:tcPr>
+          <w:p>
+            <w:pPr>
+              <w:jc w:val="left"/>
+            </w:pPr>
+            <w:r>
+              <w:rPr>
+                <w:b w:val="false"/>
+                <w:bCs w:val="false"/>
+                <w:color w:val="000000"/>
                 <w:sz w:val="19"/>
                 <w:szCs w:val="19"/>
               </w:rPr>
@@ -4429,17 +5408,24 @@
         </w:tc>
         <w:tc>
           <w:tcPr>
-            <w:shd w:fill="FFFFFF" w:color="FFFFFF" w:val="solid"/>
-            <w:tcMar>
-              <w:top w:type="dxa" w:w="60"/>
-              <w:left w:type="dxa" w:w="80"/>
-              <w:bottom w:type="dxa" w:w="60"/>
-              <w:right w:type="dxa" w:w="80"/>
-            </w:tcMar>
-          </w:tcPr>
-          <w:p>
-            <w:r>
-              <w:rPr>
+            <w:tcW w:type="dxa" w:w="2163"/>
+            <w:shd w:fill="FFFFFF" w:color="FFFFFF" w:val="solid"/>
+            <w:tcMar>
+              <w:top w:type="dxa" w:w="80"/>
+              <w:left w:type="dxa" w:w="100"/>
+              <w:bottom w:type="dxa" w:w="80"/>
+              <w:right w:type="dxa" w:w="100"/>
+            </w:tcMar>
+          </w:tcPr>
+          <w:p>
+            <w:pPr>
+              <w:jc w:val="left"/>
+            </w:pPr>
+            <w:r>
+              <w:rPr>
+                <w:b w:val="false"/>
+                <w:bCs w:val="false"/>
+                <w:color w:val="000000"/>
                 <w:sz w:val="19"/>
                 <w:szCs w:val="19"/>
               </w:rPr>
@@ -4449,17 +5435,24 @@
         </w:tc>
         <w:tc>
           <w:tcPr>
-            <w:shd w:fill="FFFFFF" w:color="FFFFFF" w:val="solid"/>
-            <w:tcMar>
-              <w:top w:type="dxa" w:w="60"/>
-              <w:left w:type="dxa" w:w="80"/>
-              <w:bottom w:type="dxa" w:w="60"/>
-              <w:right w:type="dxa" w:w="80"/>
-            </w:tcMar>
-          </w:tcPr>
-          <w:p>
-            <w:r>
-              <w:rPr>
+            <w:tcW w:type="dxa" w:w="2163"/>
+            <w:shd w:fill="FFFFFF" w:color="FFFFFF" w:val="solid"/>
+            <w:tcMar>
+              <w:top w:type="dxa" w:w="80"/>
+              <w:left w:type="dxa" w:w="100"/>
+              <w:bottom w:type="dxa" w:w="80"/>
+              <w:right w:type="dxa" w:w="100"/>
+            </w:tcMar>
+          </w:tcPr>
+          <w:p>
+            <w:pPr>
+              <w:jc w:val="left"/>
+            </w:pPr>
+            <w:r>
+              <w:rPr>
+                <w:b w:val="false"/>
+                <w:bCs w:val="false"/>
+                <w:color w:val="000000"/>
                 <w:sz w:val="19"/>
                 <w:szCs w:val="19"/>
               </w:rPr>
@@ -4471,17 +5464,24 @@
       <w:tr>
         <w:tc>
           <w:tcPr>
-            <w:shd w:fill="F0F4FF" w:color="F0F4FF" w:val="solid"/>
-            <w:tcMar>
-              <w:top w:type="dxa" w:w="60"/>
-              <w:left w:type="dxa" w:w="80"/>
-              <w:bottom w:type="dxa" w:w="60"/>
-              <w:right w:type="dxa" w:w="80"/>
-            </w:tcMar>
-          </w:tcPr>
-          <w:p>
-            <w:r>
-              <w:rPr>
+            <w:tcW w:type="dxa" w:w="2200"/>
+            <w:shd w:fill="F0F4FF" w:color="F0F4FF" w:val="solid"/>
+            <w:tcMar>
+              <w:top w:type="dxa" w:w="80"/>
+              <w:left w:type="dxa" w:w="100"/>
+              <w:bottom w:type="dxa" w:w="80"/>
+              <w:right w:type="dxa" w:w="100"/>
+            </w:tcMar>
+          </w:tcPr>
+          <w:p>
+            <w:pPr>
+              <w:jc w:val="left"/>
+            </w:pPr>
+            <w:r>
+              <w:rPr>
+                <w:b w:val="false"/>
+                <w:bCs w:val="false"/>
+                <w:color w:val="000000"/>
                 <w:sz w:val="19"/>
                 <w:szCs w:val="19"/>
               </w:rPr>
@@ -4491,17 +5491,24 @@
         </w:tc>
         <w:tc>
           <w:tcPr>
-            <w:shd w:fill="F0F4FF" w:color="F0F4FF" w:val="solid"/>
-            <w:tcMar>
-              <w:top w:type="dxa" w:w="60"/>
-              <w:left w:type="dxa" w:w="80"/>
-              <w:bottom w:type="dxa" w:w="60"/>
-              <w:right w:type="dxa" w:w="80"/>
-            </w:tcMar>
-          </w:tcPr>
-          <w:p>
-            <w:r>
-              <w:rPr>
+            <w:tcW w:type="dxa" w:w="1300"/>
+            <w:shd w:fill="F0F4FF" w:color="F0F4FF" w:val="solid"/>
+            <w:tcMar>
+              <w:top w:type="dxa" w:w="80"/>
+              <w:left w:type="dxa" w:w="100"/>
+              <w:bottom w:type="dxa" w:w="80"/>
+              <w:right w:type="dxa" w:w="100"/>
+            </w:tcMar>
+          </w:tcPr>
+          <w:p>
+            <w:pPr>
+              <w:jc w:val="left"/>
+            </w:pPr>
+            <w:r>
+              <w:rPr>
+                <w:b w:val="false"/>
+                <w:bCs w:val="false"/>
+                <w:color w:val="000000"/>
                 <w:sz w:val="19"/>
                 <w:szCs w:val="19"/>
               </w:rPr>
@@ -4511,17 +5518,24 @@
         </w:tc>
         <w:tc>
           <w:tcPr>
-            <w:shd w:fill="F0F4FF" w:color="F0F4FF" w:val="solid"/>
-            <w:tcMar>
-              <w:top w:type="dxa" w:w="60"/>
-              <w:left w:type="dxa" w:w="80"/>
-              <w:bottom w:type="dxa" w:w="60"/>
-              <w:right w:type="dxa" w:w="80"/>
-            </w:tcMar>
-          </w:tcPr>
-          <w:p>
-            <w:r>
-              <w:rPr>
+            <w:tcW w:type="dxa" w:w="1200"/>
+            <w:shd w:fill="F0F4FF" w:color="F0F4FF" w:val="solid"/>
+            <w:tcMar>
+              <w:top w:type="dxa" w:w="80"/>
+              <w:left w:type="dxa" w:w="100"/>
+              <w:bottom w:type="dxa" w:w="80"/>
+              <w:right w:type="dxa" w:w="100"/>
+            </w:tcMar>
+          </w:tcPr>
+          <w:p>
+            <w:pPr>
+              <w:jc w:val="left"/>
+            </w:pPr>
+            <w:r>
+              <w:rPr>
+                <w:b w:val="false"/>
+                <w:bCs w:val="false"/>
+                <w:color w:val="000000"/>
                 <w:sz w:val="19"/>
                 <w:szCs w:val="19"/>
               </w:rPr>
@@ -4531,17 +5545,24 @@
         </w:tc>
         <w:tc>
           <w:tcPr>
-            <w:shd w:fill="F0F4FF" w:color="F0F4FF" w:val="solid"/>
-            <w:tcMar>
-              <w:top w:type="dxa" w:w="60"/>
-              <w:left w:type="dxa" w:w="80"/>
-              <w:bottom w:type="dxa" w:w="60"/>
-              <w:right w:type="dxa" w:w="80"/>
-            </w:tcMar>
-          </w:tcPr>
-          <w:p>
-            <w:r>
-              <w:rPr>
+            <w:tcW w:type="dxa" w:w="2163"/>
+            <w:shd w:fill="F0F4FF" w:color="F0F4FF" w:val="solid"/>
+            <w:tcMar>
+              <w:top w:type="dxa" w:w="80"/>
+              <w:left w:type="dxa" w:w="100"/>
+              <w:bottom w:type="dxa" w:w="80"/>
+              <w:right w:type="dxa" w:w="100"/>
+            </w:tcMar>
+          </w:tcPr>
+          <w:p>
+            <w:pPr>
+              <w:jc w:val="left"/>
+            </w:pPr>
+            <w:r>
+              <w:rPr>
+                <w:b w:val="false"/>
+                <w:bCs w:val="false"/>
+                <w:color w:val="000000"/>
                 <w:sz w:val="19"/>
                 <w:szCs w:val="19"/>
               </w:rPr>
@@ -4551,17 +5572,24 @@
         </w:tc>
         <w:tc>
           <w:tcPr>
-            <w:shd w:fill="F0F4FF" w:color="F0F4FF" w:val="solid"/>
-            <w:tcMar>
-              <w:top w:type="dxa" w:w="60"/>
-              <w:left w:type="dxa" w:w="80"/>
-              <w:bottom w:type="dxa" w:w="60"/>
-              <w:right w:type="dxa" w:w="80"/>
-            </w:tcMar>
-          </w:tcPr>
-          <w:p>
-            <w:r>
-              <w:rPr>
+            <w:tcW w:type="dxa" w:w="2163"/>
+            <w:shd w:fill="F0F4FF" w:color="F0F4FF" w:val="solid"/>
+            <w:tcMar>
+              <w:top w:type="dxa" w:w="80"/>
+              <w:left w:type="dxa" w:w="100"/>
+              <w:bottom w:type="dxa" w:w="80"/>
+              <w:right w:type="dxa" w:w="100"/>
+            </w:tcMar>
+          </w:tcPr>
+          <w:p>
+            <w:pPr>
+              <w:jc w:val="left"/>
+            </w:pPr>
+            <w:r>
+              <w:rPr>
+                <w:b w:val="false"/>
+                <w:bCs w:val="false"/>
+                <w:color w:val="000000"/>
                 <w:sz w:val="19"/>
                 <w:szCs w:val="19"/>
               </w:rPr>
@@ -4573,17 +5601,24 @@
       <w:tr>
         <w:tc>
           <w:tcPr>
-            <w:shd w:fill="FFFFFF" w:color="FFFFFF" w:val="solid"/>
-            <w:tcMar>
-              <w:top w:type="dxa" w:w="60"/>
-              <w:left w:type="dxa" w:w="80"/>
-              <w:bottom w:type="dxa" w:w="60"/>
-              <w:right w:type="dxa" w:w="80"/>
-            </w:tcMar>
-          </w:tcPr>
-          <w:p>
-            <w:r>
-              <w:rPr>
+            <w:tcW w:type="dxa" w:w="2200"/>
+            <w:shd w:fill="FFFFFF" w:color="FFFFFF" w:val="solid"/>
+            <w:tcMar>
+              <w:top w:type="dxa" w:w="80"/>
+              <w:left w:type="dxa" w:w="100"/>
+              <w:bottom w:type="dxa" w:w="80"/>
+              <w:right w:type="dxa" w:w="100"/>
+            </w:tcMar>
+          </w:tcPr>
+          <w:p>
+            <w:pPr>
+              <w:jc w:val="left"/>
+            </w:pPr>
+            <w:r>
+              <w:rPr>
+                <w:b w:val="false"/>
+                <w:bCs w:val="false"/>
+                <w:color w:val="000000"/>
                 <w:sz w:val="19"/>
                 <w:szCs w:val="19"/>
               </w:rPr>
@@ -4593,17 +5628,24 @@
         </w:tc>
         <w:tc>
           <w:tcPr>
-            <w:shd w:fill="FFFFFF" w:color="FFFFFF" w:val="solid"/>
-            <w:tcMar>
-              <w:top w:type="dxa" w:w="60"/>
-              <w:left w:type="dxa" w:w="80"/>
-              <w:bottom w:type="dxa" w:w="60"/>
-              <w:right w:type="dxa" w:w="80"/>
-            </w:tcMar>
-          </w:tcPr>
-          <w:p>
-            <w:r>
-              <w:rPr>
+            <w:tcW w:type="dxa" w:w="1300"/>
+            <w:shd w:fill="FFFFFF" w:color="FFFFFF" w:val="solid"/>
+            <w:tcMar>
+              <w:top w:type="dxa" w:w="80"/>
+              <w:left w:type="dxa" w:w="100"/>
+              <w:bottom w:type="dxa" w:w="80"/>
+              <w:right w:type="dxa" w:w="100"/>
+            </w:tcMar>
+          </w:tcPr>
+          <w:p>
+            <w:pPr>
+              <w:jc w:val="left"/>
+            </w:pPr>
+            <w:r>
+              <w:rPr>
+                <w:b w:val="false"/>
+                <w:bCs w:val="false"/>
+                <w:color w:val="000000"/>
                 <w:sz w:val="19"/>
                 <w:szCs w:val="19"/>
               </w:rPr>
@@ -4613,17 +5655,24 @@
         </w:tc>
         <w:tc>
           <w:tcPr>
-            <w:shd w:fill="FFFFFF" w:color="FFFFFF" w:val="solid"/>
-            <w:tcMar>
-              <w:top w:type="dxa" w:w="60"/>
-              <w:left w:type="dxa" w:w="80"/>
-              <w:bottom w:type="dxa" w:w="60"/>
-              <w:right w:type="dxa" w:w="80"/>
-            </w:tcMar>
-          </w:tcPr>
-          <w:p>
-            <w:r>
-              <w:rPr>
+            <w:tcW w:type="dxa" w:w="1200"/>
+            <w:shd w:fill="FFFFFF" w:color="FFFFFF" w:val="solid"/>
+            <w:tcMar>
+              <w:top w:type="dxa" w:w="80"/>
+              <w:left w:type="dxa" w:w="100"/>
+              <w:bottom w:type="dxa" w:w="80"/>
+              <w:right w:type="dxa" w:w="100"/>
+            </w:tcMar>
+          </w:tcPr>
+          <w:p>
+            <w:pPr>
+              <w:jc w:val="left"/>
+            </w:pPr>
+            <w:r>
+              <w:rPr>
+                <w:b w:val="false"/>
+                <w:bCs w:val="false"/>
+                <w:color w:val="000000"/>
                 <w:sz w:val="19"/>
                 <w:szCs w:val="19"/>
               </w:rPr>
@@ -4633,17 +5682,24 @@
         </w:tc>
         <w:tc>
           <w:tcPr>
-            <w:shd w:fill="FFFFFF" w:color="FFFFFF" w:val="solid"/>
-            <w:tcMar>
-              <w:top w:type="dxa" w:w="60"/>
-              <w:left w:type="dxa" w:w="80"/>
-              <w:bottom w:type="dxa" w:w="60"/>
-              <w:right w:type="dxa" w:w="80"/>
-            </w:tcMar>
-          </w:tcPr>
-          <w:p>
-            <w:r>
-              <w:rPr>
+            <w:tcW w:type="dxa" w:w="2163"/>
+            <w:shd w:fill="FFFFFF" w:color="FFFFFF" w:val="solid"/>
+            <w:tcMar>
+              <w:top w:type="dxa" w:w="80"/>
+              <w:left w:type="dxa" w:w="100"/>
+              <w:bottom w:type="dxa" w:w="80"/>
+              <w:right w:type="dxa" w:w="100"/>
+            </w:tcMar>
+          </w:tcPr>
+          <w:p>
+            <w:pPr>
+              <w:jc w:val="left"/>
+            </w:pPr>
+            <w:r>
+              <w:rPr>
+                <w:b w:val="false"/>
+                <w:bCs w:val="false"/>
+                <w:color w:val="000000"/>
                 <w:sz w:val="19"/>
                 <w:szCs w:val="19"/>
               </w:rPr>
@@ -4653,17 +5709,24 @@
         </w:tc>
         <w:tc>
           <w:tcPr>
-            <w:shd w:fill="FFFFFF" w:color="FFFFFF" w:val="solid"/>
-            <w:tcMar>
-              <w:top w:type="dxa" w:w="60"/>
-              <w:left w:type="dxa" w:w="80"/>
-              <w:bottom w:type="dxa" w:w="60"/>
-              <w:right w:type="dxa" w:w="80"/>
-            </w:tcMar>
-          </w:tcPr>
-          <w:p>
-            <w:r>
-              <w:rPr>
+            <w:tcW w:type="dxa" w:w="2163"/>
+            <w:shd w:fill="FFFFFF" w:color="FFFFFF" w:val="solid"/>
+            <w:tcMar>
+              <w:top w:type="dxa" w:w="80"/>
+              <w:left w:type="dxa" w:w="100"/>
+              <w:bottom w:type="dxa" w:w="80"/>
+              <w:right w:type="dxa" w:w="100"/>
+            </w:tcMar>
+          </w:tcPr>
+          <w:p>
+            <w:pPr>
+              <w:jc w:val="left"/>
+            </w:pPr>
+            <w:r>
+              <w:rPr>
+                <w:b w:val="false"/>
+                <w:bCs w:val="false"/>
+                <w:color w:val="000000"/>
                 <w:sz w:val="19"/>
                 <w:szCs w:val="19"/>
               </w:rPr>
@@ -4675,17 +5738,24 @@
       <w:tr>
         <w:tc>
           <w:tcPr>
-            <w:shd w:fill="F0F4FF" w:color="F0F4FF" w:val="solid"/>
-            <w:tcMar>
-              <w:top w:type="dxa" w:w="60"/>
-              <w:left w:type="dxa" w:w="80"/>
-              <w:bottom w:type="dxa" w:w="60"/>
-              <w:right w:type="dxa" w:w="80"/>
-            </w:tcMar>
-          </w:tcPr>
-          <w:p>
-            <w:r>
-              <w:rPr>
+            <w:tcW w:type="dxa" w:w="2200"/>
+            <w:shd w:fill="F0F4FF" w:color="F0F4FF" w:val="solid"/>
+            <w:tcMar>
+              <w:top w:type="dxa" w:w="80"/>
+              <w:left w:type="dxa" w:w="100"/>
+              <w:bottom w:type="dxa" w:w="80"/>
+              <w:right w:type="dxa" w:w="100"/>
+            </w:tcMar>
+          </w:tcPr>
+          <w:p>
+            <w:pPr>
+              <w:jc w:val="left"/>
+            </w:pPr>
+            <w:r>
+              <w:rPr>
+                <w:b w:val="false"/>
+                <w:bCs w:val="false"/>
+                <w:color w:val="000000"/>
                 <w:sz w:val="19"/>
                 <w:szCs w:val="19"/>
               </w:rPr>
@@ -4695,17 +5765,24 @@
         </w:tc>
         <w:tc>
           <w:tcPr>
-            <w:shd w:fill="F0F4FF" w:color="F0F4FF" w:val="solid"/>
-            <w:tcMar>
-              <w:top w:type="dxa" w:w="60"/>
-              <w:left w:type="dxa" w:w="80"/>
-              <w:bottom w:type="dxa" w:w="60"/>
-              <w:right w:type="dxa" w:w="80"/>
-            </w:tcMar>
-          </w:tcPr>
-          <w:p>
-            <w:r>
-              <w:rPr>
+            <w:tcW w:type="dxa" w:w="1300"/>
+            <w:shd w:fill="F0F4FF" w:color="F0F4FF" w:val="solid"/>
+            <w:tcMar>
+              <w:top w:type="dxa" w:w="80"/>
+              <w:left w:type="dxa" w:w="100"/>
+              <w:bottom w:type="dxa" w:w="80"/>
+              <w:right w:type="dxa" w:w="100"/>
+            </w:tcMar>
+          </w:tcPr>
+          <w:p>
+            <w:pPr>
+              <w:jc w:val="left"/>
+            </w:pPr>
+            <w:r>
+              <w:rPr>
+                <w:b w:val="false"/>
+                <w:bCs w:val="false"/>
+                <w:color w:val="000000"/>
                 <w:sz w:val="19"/>
                 <w:szCs w:val="19"/>
               </w:rPr>
@@ -4715,17 +5792,24 @@
         </w:tc>
         <w:tc>
           <w:tcPr>
-            <w:shd w:fill="F0F4FF" w:color="F0F4FF" w:val="solid"/>
-            <w:tcMar>
-              <w:top w:type="dxa" w:w="60"/>
-              <w:left w:type="dxa" w:w="80"/>
-              <w:bottom w:type="dxa" w:w="60"/>
-              <w:right w:type="dxa" w:w="80"/>
-            </w:tcMar>
-          </w:tcPr>
-          <w:p>
-            <w:r>
-              <w:rPr>
+            <w:tcW w:type="dxa" w:w="1200"/>
+            <w:shd w:fill="F0F4FF" w:color="F0F4FF" w:val="solid"/>
+            <w:tcMar>
+              <w:top w:type="dxa" w:w="80"/>
+              <w:left w:type="dxa" w:w="100"/>
+              <w:bottom w:type="dxa" w:w="80"/>
+              <w:right w:type="dxa" w:w="100"/>
+            </w:tcMar>
+          </w:tcPr>
+          <w:p>
+            <w:pPr>
+              <w:jc w:val="left"/>
+            </w:pPr>
+            <w:r>
+              <w:rPr>
+                <w:b w:val="false"/>
+                <w:bCs w:val="false"/>
+                <w:color w:val="000000"/>
                 <w:sz w:val="19"/>
                 <w:szCs w:val="19"/>
               </w:rPr>
@@ -4735,17 +5819,24 @@
         </w:tc>
         <w:tc>
           <w:tcPr>
-            <w:shd w:fill="F0F4FF" w:color="F0F4FF" w:val="solid"/>
-            <w:tcMar>
-              <w:top w:type="dxa" w:w="60"/>
-              <w:left w:type="dxa" w:w="80"/>
-              <w:bottom w:type="dxa" w:w="60"/>
-              <w:right w:type="dxa" w:w="80"/>
-            </w:tcMar>
-          </w:tcPr>
-          <w:p>
-            <w:r>
-              <w:rPr>
+            <w:tcW w:type="dxa" w:w="2163"/>
+            <w:shd w:fill="F0F4FF" w:color="F0F4FF" w:val="solid"/>
+            <w:tcMar>
+              <w:top w:type="dxa" w:w="80"/>
+              <w:left w:type="dxa" w:w="100"/>
+              <w:bottom w:type="dxa" w:w="80"/>
+              <w:right w:type="dxa" w:w="100"/>
+            </w:tcMar>
+          </w:tcPr>
+          <w:p>
+            <w:pPr>
+              <w:jc w:val="left"/>
+            </w:pPr>
+            <w:r>
+              <w:rPr>
+                <w:b w:val="false"/>
+                <w:bCs w:val="false"/>
+                <w:color w:val="000000"/>
                 <w:sz w:val="19"/>
                 <w:szCs w:val="19"/>
               </w:rPr>
@@ -4755,17 +5846,24 @@
         </w:tc>
         <w:tc>
           <w:tcPr>
-            <w:shd w:fill="F0F4FF" w:color="F0F4FF" w:val="solid"/>
-            <w:tcMar>
-              <w:top w:type="dxa" w:w="60"/>
-              <w:left w:type="dxa" w:w="80"/>
-              <w:bottom w:type="dxa" w:w="60"/>
-              <w:right w:type="dxa" w:w="80"/>
-            </w:tcMar>
-          </w:tcPr>
-          <w:p>
-            <w:r>
-              <w:rPr>
+            <w:tcW w:type="dxa" w:w="2163"/>
+            <w:shd w:fill="F0F4FF" w:color="F0F4FF" w:val="solid"/>
+            <w:tcMar>
+              <w:top w:type="dxa" w:w="80"/>
+              <w:left w:type="dxa" w:w="100"/>
+              <w:bottom w:type="dxa" w:w="80"/>
+              <w:right w:type="dxa" w:w="100"/>
+            </w:tcMar>
+          </w:tcPr>
+          <w:p>
+            <w:pPr>
+              <w:jc w:val="left"/>
+            </w:pPr>
+            <w:r>
+              <w:rPr>
+                <w:b w:val="false"/>
+                <w:bCs w:val="false"/>
+                <w:color w:val="000000"/>
                 <w:sz w:val="19"/>
                 <w:szCs w:val="19"/>
               </w:rPr>
@@ -4777,17 +5875,24 @@
       <w:tr>
         <w:tc>
           <w:tcPr>
-            <w:shd w:fill="FFFFFF" w:color="FFFFFF" w:val="solid"/>
-            <w:tcMar>
-              <w:top w:type="dxa" w:w="60"/>
-              <w:left w:type="dxa" w:w="80"/>
-              <w:bottom w:type="dxa" w:w="60"/>
-              <w:right w:type="dxa" w:w="80"/>
-            </w:tcMar>
-          </w:tcPr>
-          <w:p>
-            <w:r>
-              <w:rPr>
+            <w:tcW w:type="dxa" w:w="2200"/>
+            <w:shd w:fill="FFFFFF" w:color="FFFFFF" w:val="solid"/>
+            <w:tcMar>
+              <w:top w:type="dxa" w:w="80"/>
+              <w:left w:type="dxa" w:w="100"/>
+              <w:bottom w:type="dxa" w:w="80"/>
+              <w:right w:type="dxa" w:w="100"/>
+            </w:tcMar>
+          </w:tcPr>
+          <w:p>
+            <w:pPr>
+              <w:jc w:val="left"/>
+            </w:pPr>
+            <w:r>
+              <w:rPr>
+                <w:b w:val="false"/>
+                <w:bCs w:val="false"/>
+                <w:color w:val="000000"/>
                 <w:sz w:val="19"/>
                 <w:szCs w:val="19"/>
               </w:rPr>
@@ -4797,17 +5902,24 @@
         </w:tc>
         <w:tc>
           <w:tcPr>
-            <w:shd w:fill="FFFFFF" w:color="FFFFFF" w:val="solid"/>
-            <w:tcMar>
-              <w:top w:type="dxa" w:w="60"/>
-              <w:left w:type="dxa" w:w="80"/>
-              <w:bottom w:type="dxa" w:w="60"/>
-              <w:right w:type="dxa" w:w="80"/>
-            </w:tcMar>
-          </w:tcPr>
-          <w:p>
-            <w:r>
-              <w:rPr>
+            <w:tcW w:type="dxa" w:w="1300"/>
+            <w:shd w:fill="FFFFFF" w:color="FFFFFF" w:val="solid"/>
+            <w:tcMar>
+              <w:top w:type="dxa" w:w="80"/>
+              <w:left w:type="dxa" w:w="100"/>
+              <w:bottom w:type="dxa" w:w="80"/>
+              <w:right w:type="dxa" w:w="100"/>
+            </w:tcMar>
+          </w:tcPr>
+          <w:p>
+            <w:pPr>
+              <w:jc w:val="left"/>
+            </w:pPr>
+            <w:r>
+              <w:rPr>
+                <w:b w:val="false"/>
+                <w:bCs w:val="false"/>
+                <w:color w:val="000000"/>
                 <w:sz w:val="19"/>
                 <w:szCs w:val="19"/>
               </w:rPr>
@@ -4817,17 +5929,24 @@
         </w:tc>
         <w:tc>
           <w:tcPr>
-            <w:shd w:fill="FFFFFF" w:color="FFFFFF" w:val="solid"/>
-            <w:tcMar>
-              <w:top w:type="dxa" w:w="60"/>
-              <w:left w:type="dxa" w:w="80"/>
-              <w:bottom w:type="dxa" w:w="60"/>
-              <w:right w:type="dxa" w:w="80"/>
-            </w:tcMar>
-          </w:tcPr>
-          <w:p>
-            <w:r>
-              <w:rPr>
+            <w:tcW w:type="dxa" w:w="1200"/>
+            <w:shd w:fill="FFFFFF" w:color="FFFFFF" w:val="solid"/>
+            <w:tcMar>
+              <w:top w:type="dxa" w:w="80"/>
+              <w:left w:type="dxa" w:w="100"/>
+              <w:bottom w:type="dxa" w:w="80"/>
+              <w:right w:type="dxa" w:w="100"/>
+            </w:tcMar>
+          </w:tcPr>
+          <w:p>
+            <w:pPr>
+              <w:jc w:val="left"/>
+            </w:pPr>
+            <w:r>
+              <w:rPr>
+                <w:b w:val="false"/>
+                <w:bCs w:val="false"/>
+                <w:color w:val="000000"/>
                 <w:sz w:val="19"/>
                 <w:szCs w:val="19"/>
               </w:rPr>
@@ -4837,17 +5956,24 @@
         </w:tc>
         <w:tc>
           <w:tcPr>
-            <w:shd w:fill="FFFFFF" w:color="FFFFFF" w:val="solid"/>
-            <w:tcMar>
-              <w:top w:type="dxa" w:w="60"/>
-              <w:left w:type="dxa" w:w="80"/>
-              <w:bottom w:type="dxa" w:w="60"/>
-              <w:right w:type="dxa" w:w="80"/>
-            </w:tcMar>
-          </w:tcPr>
-          <w:p>
-            <w:r>
-              <w:rPr>
+            <w:tcW w:type="dxa" w:w="2163"/>
+            <w:shd w:fill="FFFFFF" w:color="FFFFFF" w:val="solid"/>
+            <w:tcMar>
+              <w:top w:type="dxa" w:w="80"/>
+              <w:left w:type="dxa" w:w="100"/>
+              <w:bottom w:type="dxa" w:w="80"/>
+              <w:right w:type="dxa" w:w="100"/>
+            </w:tcMar>
+          </w:tcPr>
+          <w:p>
+            <w:pPr>
+              <w:jc w:val="left"/>
+            </w:pPr>
+            <w:r>
+              <w:rPr>
+                <w:b w:val="false"/>
+                <w:bCs w:val="false"/>
+                <w:color w:val="000000"/>
                 <w:sz w:val="19"/>
                 <w:szCs w:val="19"/>
               </w:rPr>
@@ -4857,17 +5983,24 @@
         </w:tc>
         <w:tc>
           <w:tcPr>
-            <w:shd w:fill="FFFFFF" w:color="FFFFFF" w:val="solid"/>
-            <w:tcMar>
-              <w:top w:type="dxa" w:w="60"/>
-              <w:left w:type="dxa" w:w="80"/>
-              <w:bottom w:type="dxa" w:w="60"/>
-              <w:right w:type="dxa" w:w="80"/>
-            </w:tcMar>
-          </w:tcPr>
-          <w:p>
-            <w:r>
-              <w:rPr>
+            <w:tcW w:type="dxa" w:w="2163"/>
+            <w:shd w:fill="FFFFFF" w:color="FFFFFF" w:val="solid"/>
+            <w:tcMar>
+              <w:top w:type="dxa" w:w="80"/>
+              <w:left w:type="dxa" w:w="100"/>
+              <w:bottom w:type="dxa" w:w="80"/>
+              <w:right w:type="dxa" w:w="100"/>
+            </w:tcMar>
+          </w:tcPr>
+          <w:p>
+            <w:pPr>
+              <w:jc w:val="left"/>
+            </w:pPr>
+            <w:r>
+              <w:rPr>
+                <w:b w:val="false"/>
+                <w:bCs w:val="false"/>
+                <w:color w:val="000000"/>
                 <w:sz w:val="19"/>
                 <w:szCs w:val="19"/>
               </w:rPr>
@@ -4879,17 +6012,24 @@
       <w:tr>
         <w:tc>
           <w:tcPr>
-            <w:shd w:fill="F0F4FF" w:color="F0F4FF" w:val="solid"/>
-            <w:tcMar>
-              <w:top w:type="dxa" w:w="60"/>
-              <w:left w:type="dxa" w:w="80"/>
-              <w:bottom w:type="dxa" w:w="60"/>
-              <w:right w:type="dxa" w:w="80"/>
-            </w:tcMar>
-          </w:tcPr>
-          <w:p>
-            <w:r>
-              <w:rPr>
+            <w:tcW w:type="dxa" w:w="2200"/>
+            <w:shd w:fill="F0F4FF" w:color="F0F4FF" w:val="solid"/>
+            <w:tcMar>
+              <w:top w:type="dxa" w:w="80"/>
+              <w:left w:type="dxa" w:w="100"/>
+              <w:bottom w:type="dxa" w:w="80"/>
+              <w:right w:type="dxa" w:w="100"/>
+            </w:tcMar>
+          </w:tcPr>
+          <w:p>
+            <w:pPr>
+              <w:jc w:val="left"/>
+            </w:pPr>
+            <w:r>
+              <w:rPr>
+                <w:b w:val="false"/>
+                <w:bCs w:val="false"/>
+                <w:color w:val="000000"/>
                 <w:sz w:val="19"/>
                 <w:szCs w:val="19"/>
               </w:rPr>
@@ -4899,17 +6039,24 @@
         </w:tc>
         <w:tc>
           <w:tcPr>
-            <w:shd w:fill="F0F4FF" w:color="F0F4FF" w:val="solid"/>
-            <w:tcMar>
-              <w:top w:type="dxa" w:w="60"/>
-              <w:left w:type="dxa" w:w="80"/>
-              <w:bottom w:type="dxa" w:w="60"/>
-              <w:right w:type="dxa" w:w="80"/>
-            </w:tcMar>
-          </w:tcPr>
-          <w:p>
-            <w:r>
-              <w:rPr>
+            <w:tcW w:type="dxa" w:w="1300"/>
+            <w:shd w:fill="F0F4FF" w:color="F0F4FF" w:val="solid"/>
+            <w:tcMar>
+              <w:top w:type="dxa" w:w="80"/>
+              <w:left w:type="dxa" w:w="100"/>
+              <w:bottom w:type="dxa" w:w="80"/>
+              <w:right w:type="dxa" w:w="100"/>
+            </w:tcMar>
+          </w:tcPr>
+          <w:p>
+            <w:pPr>
+              <w:jc w:val="left"/>
+            </w:pPr>
+            <w:r>
+              <w:rPr>
+                <w:b w:val="false"/>
+                <w:bCs w:val="false"/>
+                <w:color w:val="000000"/>
                 <w:sz w:val="19"/>
                 <w:szCs w:val="19"/>
               </w:rPr>
@@ -4919,17 +6066,24 @@
         </w:tc>
         <w:tc>
           <w:tcPr>
-            <w:shd w:fill="F0F4FF" w:color="F0F4FF" w:val="solid"/>
-            <w:tcMar>
-              <w:top w:type="dxa" w:w="60"/>
-              <w:left w:type="dxa" w:w="80"/>
-              <w:bottom w:type="dxa" w:w="60"/>
-              <w:right w:type="dxa" w:w="80"/>
-            </w:tcMar>
-          </w:tcPr>
-          <w:p>
-            <w:r>
-              <w:rPr>
+            <w:tcW w:type="dxa" w:w="1200"/>
+            <w:shd w:fill="F0F4FF" w:color="F0F4FF" w:val="solid"/>
+            <w:tcMar>
+              <w:top w:type="dxa" w:w="80"/>
+              <w:left w:type="dxa" w:w="100"/>
+              <w:bottom w:type="dxa" w:w="80"/>
+              <w:right w:type="dxa" w:w="100"/>
+            </w:tcMar>
+          </w:tcPr>
+          <w:p>
+            <w:pPr>
+              <w:jc w:val="left"/>
+            </w:pPr>
+            <w:r>
+              <w:rPr>
+                <w:b w:val="false"/>
+                <w:bCs w:val="false"/>
+                <w:color w:val="000000"/>
                 <w:sz w:val="19"/>
                 <w:szCs w:val="19"/>
               </w:rPr>
@@ -4939,17 +6093,24 @@
         </w:tc>
         <w:tc>
           <w:tcPr>
-            <w:shd w:fill="F0F4FF" w:color="F0F4FF" w:val="solid"/>
-            <w:tcMar>
-              <w:top w:type="dxa" w:w="60"/>
-              <w:left w:type="dxa" w:w="80"/>
-              <w:bottom w:type="dxa" w:w="60"/>
-              <w:right w:type="dxa" w:w="80"/>
-            </w:tcMar>
-          </w:tcPr>
-          <w:p>
-            <w:r>
-              <w:rPr>
+            <w:tcW w:type="dxa" w:w="2163"/>
+            <w:shd w:fill="F0F4FF" w:color="F0F4FF" w:val="solid"/>
+            <w:tcMar>
+              <w:top w:type="dxa" w:w="80"/>
+              <w:left w:type="dxa" w:w="100"/>
+              <w:bottom w:type="dxa" w:w="80"/>
+              <w:right w:type="dxa" w:w="100"/>
+            </w:tcMar>
+          </w:tcPr>
+          <w:p>
+            <w:pPr>
+              <w:jc w:val="left"/>
+            </w:pPr>
+            <w:r>
+              <w:rPr>
+                <w:b w:val="false"/>
+                <w:bCs w:val="false"/>
+                <w:color w:val="000000"/>
                 <w:sz w:val="19"/>
                 <w:szCs w:val="19"/>
               </w:rPr>
@@ -4959,17 +6120,24 @@
         </w:tc>
         <w:tc>
           <w:tcPr>
-            <w:shd w:fill="F0F4FF" w:color="F0F4FF" w:val="solid"/>
-            <w:tcMar>
-              <w:top w:type="dxa" w:w="60"/>
-              <w:left w:type="dxa" w:w="80"/>
-              <w:bottom w:type="dxa" w:w="60"/>
-              <w:right w:type="dxa" w:w="80"/>
-            </w:tcMar>
-          </w:tcPr>
-          <w:p>
-            <w:r>
-              <w:rPr>
+            <w:tcW w:type="dxa" w:w="2163"/>
+            <w:shd w:fill="F0F4FF" w:color="F0F4FF" w:val="solid"/>
+            <w:tcMar>
+              <w:top w:type="dxa" w:w="80"/>
+              <w:left w:type="dxa" w:w="100"/>
+              <w:bottom w:type="dxa" w:w="80"/>
+              <w:right w:type="dxa" w:w="100"/>
+            </w:tcMar>
+          </w:tcPr>
+          <w:p>
+            <w:pPr>
+              <w:jc w:val="left"/>
+            </w:pPr>
+            <w:r>
+              <w:rPr>
+                <w:b w:val="false"/>
+                <w:bCs w:val="false"/>
+                <w:color w:val="000000"/>
                 <w:sz w:val="19"/>
                 <w:szCs w:val="19"/>
               </w:rPr>
@@ -4981,17 +6149,24 @@
       <w:tr>
         <w:tc>
           <w:tcPr>
-            <w:shd w:fill="FFFFFF" w:color="FFFFFF" w:val="solid"/>
-            <w:tcMar>
-              <w:top w:type="dxa" w:w="60"/>
-              <w:left w:type="dxa" w:w="80"/>
-              <w:bottom w:type="dxa" w:w="60"/>
-              <w:right w:type="dxa" w:w="80"/>
-            </w:tcMar>
-          </w:tcPr>
-          <w:p>
-            <w:r>
-              <w:rPr>
+            <w:tcW w:type="dxa" w:w="2200"/>
+            <w:shd w:fill="FFFFFF" w:color="FFFFFF" w:val="solid"/>
+            <w:tcMar>
+              <w:top w:type="dxa" w:w="80"/>
+              <w:left w:type="dxa" w:w="100"/>
+              <w:bottom w:type="dxa" w:w="80"/>
+              <w:right w:type="dxa" w:w="100"/>
+            </w:tcMar>
+          </w:tcPr>
+          <w:p>
+            <w:pPr>
+              <w:jc w:val="left"/>
+            </w:pPr>
+            <w:r>
+              <w:rPr>
+                <w:b w:val="false"/>
+                <w:bCs w:val="false"/>
+                <w:color w:val="000000"/>
                 <w:sz w:val="19"/>
                 <w:szCs w:val="19"/>
               </w:rPr>
@@ -5001,17 +6176,24 @@
         </w:tc>
         <w:tc>
           <w:tcPr>
-            <w:shd w:fill="FFFFFF" w:color="FFFFFF" w:val="solid"/>
-            <w:tcMar>
-              <w:top w:type="dxa" w:w="60"/>
-              <w:left w:type="dxa" w:w="80"/>
-              <w:bottom w:type="dxa" w:w="60"/>
-              <w:right w:type="dxa" w:w="80"/>
-            </w:tcMar>
-          </w:tcPr>
-          <w:p>
-            <w:r>
-              <w:rPr>
+            <w:tcW w:type="dxa" w:w="1300"/>
+            <w:shd w:fill="FFFFFF" w:color="FFFFFF" w:val="solid"/>
+            <w:tcMar>
+              <w:top w:type="dxa" w:w="80"/>
+              <w:left w:type="dxa" w:w="100"/>
+              <w:bottom w:type="dxa" w:w="80"/>
+              <w:right w:type="dxa" w:w="100"/>
+            </w:tcMar>
+          </w:tcPr>
+          <w:p>
+            <w:pPr>
+              <w:jc w:val="left"/>
+            </w:pPr>
+            <w:r>
+              <w:rPr>
+                <w:b w:val="false"/>
+                <w:bCs w:val="false"/>
+                <w:color w:val="000000"/>
                 <w:sz w:val="19"/>
                 <w:szCs w:val="19"/>
               </w:rPr>
@@ -5021,17 +6203,24 @@
         </w:tc>
         <w:tc>
           <w:tcPr>
-            <w:shd w:fill="FFFFFF" w:color="FFFFFF" w:val="solid"/>
-            <w:tcMar>
-              <w:top w:type="dxa" w:w="60"/>
-              <w:left w:type="dxa" w:w="80"/>
-              <w:bottom w:type="dxa" w:w="60"/>
-              <w:right w:type="dxa" w:w="80"/>
-            </w:tcMar>
-          </w:tcPr>
-          <w:p>
-            <w:r>
-              <w:rPr>
+            <w:tcW w:type="dxa" w:w="1200"/>
+            <w:shd w:fill="FFFFFF" w:color="FFFFFF" w:val="solid"/>
+            <w:tcMar>
+              <w:top w:type="dxa" w:w="80"/>
+              <w:left w:type="dxa" w:w="100"/>
+              <w:bottom w:type="dxa" w:w="80"/>
+              <w:right w:type="dxa" w:w="100"/>
+            </w:tcMar>
+          </w:tcPr>
+          <w:p>
+            <w:pPr>
+              <w:jc w:val="left"/>
+            </w:pPr>
+            <w:r>
+              <w:rPr>
+                <w:b w:val="false"/>
+                <w:bCs w:val="false"/>
+                <w:color w:val="000000"/>
                 <w:sz w:val="19"/>
                 <w:szCs w:val="19"/>
               </w:rPr>
@@ -5041,17 +6230,24 @@
         </w:tc>
         <w:tc>
           <w:tcPr>
-            <w:shd w:fill="FFFFFF" w:color="FFFFFF" w:val="solid"/>
-            <w:tcMar>
-              <w:top w:type="dxa" w:w="60"/>
-              <w:left w:type="dxa" w:w="80"/>
-              <w:bottom w:type="dxa" w:w="60"/>
-              <w:right w:type="dxa" w:w="80"/>
-            </w:tcMar>
-          </w:tcPr>
-          <w:p>
-            <w:r>
-              <w:rPr>
+            <w:tcW w:type="dxa" w:w="2163"/>
+            <w:shd w:fill="FFFFFF" w:color="FFFFFF" w:val="solid"/>
+            <w:tcMar>
+              <w:top w:type="dxa" w:w="80"/>
+              <w:left w:type="dxa" w:w="100"/>
+              <w:bottom w:type="dxa" w:w="80"/>
+              <w:right w:type="dxa" w:w="100"/>
+            </w:tcMar>
+          </w:tcPr>
+          <w:p>
+            <w:pPr>
+              <w:jc w:val="left"/>
+            </w:pPr>
+            <w:r>
+              <w:rPr>
+                <w:b w:val="false"/>
+                <w:bCs w:val="false"/>
+                <w:color w:val="000000"/>
                 <w:sz w:val="19"/>
                 <w:szCs w:val="19"/>
               </w:rPr>
@@ -5061,17 +6257,24 @@
         </w:tc>
         <w:tc>
           <w:tcPr>
-            <w:shd w:fill="FFFFFF" w:color="FFFFFF" w:val="solid"/>
-            <w:tcMar>
-              <w:top w:type="dxa" w:w="60"/>
-              <w:left w:type="dxa" w:w="80"/>
-              <w:bottom w:type="dxa" w:w="60"/>
-              <w:right w:type="dxa" w:w="80"/>
-            </w:tcMar>
-          </w:tcPr>
-          <w:p>
-            <w:r>
-              <w:rPr>
+            <w:tcW w:type="dxa" w:w="2163"/>
+            <w:shd w:fill="FFFFFF" w:color="FFFFFF" w:val="solid"/>
+            <w:tcMar>
+              <w:top w:type="dxa" w:w="80"/>
+              <w:left w:type="dxa" w:w="100"/>
+              <w:bottom w:type="dxa" w:w="80"/>
+              <w:right w:type="dxa" w:w="100"/>
+            </w:tcMar>
+          </w:tcPr>
+          <w:p>
+            <w:pPr>
+              <w:jc w:val="left"/>
+            </w:pPr>
+            <w:r>
+              <w:rPr>
+                <w:b w:val="false"/>
+                <w:bCs w:val="false"/>
+                <w:color w:val="000000"/>
                 <w:sz w:val="19"/>
                 <w:szCs w:val="19"/>
               </w:rPr>
@@ -5083,17 +6286,24 @@
       <w:tr>
         <w:tc>
           <w:tcPr>
-            <w:shd w:fill="F0F4FF" w:color="F0F4FF" w:val="solid"/>
-            <w:tcMar>
-              <w:top w:type="dxa" w:w="60"/>
-              <w:left w:type="dxa" w:w="80"/>
-              <w:bottom w:type="dxa" w:w="60"/>
-              <w:right w:type="dxa" w:w="80"/>
-            </w:tcMar>
-          </w:tcPr>
-          <w:p>
-            <w:r>
-              <w:rPr>
+            <w:tcW w:type="dxa" w:w="2200"/>
+            <w:shd w:fill="F0F4FF" w:color="F0F4FF" w:val="solid"/>
+            <w:tcMar>
+              <w:top w:type="dxa" w:w="80"/>
+              <w:left w:type="dxa" w:w="100"/>
+              <w:bottom w:type="dxa" w:w="80"/>
+              <w:right w:type="dxa" w:w="100"/>
+            </w:tcMar>
+          </w:tcPr>
+          <w:p>
+            <w:pPr>
+              <w:jc w:val="left"/>
+            </w:pPr>
+            <w:r>
+              <w:rPr>
+                <w:b w:val="false"/>
+                <w:bCs w:val="false"/>
+                <w:color w:val="000000"/>
                 <w:sz w:val="19"/>
                 <w:szCs w:val="19"/>
               </w:rPr>
@@ -5103,17 +6313,24 @@
         </w:tc>
         <w:tc>
           <w:tcPr>
-            <w:shd w:fill="F0F4FF" w:color="F0F4FF" w:val="solid"/>
-            <w:tcMar>
-              <w:top w:type="dxa" w:w="60"/>
-              <w:left w:type="dxa" w:w="80"/>
-              <w:bottom w:type="dxa" w:w="60"/>
-              <w:right w:type="dxa" w:w="80"/>
-            </w:tcMar>
-          </w:tcPr>
-          <w:p>
-            <w:r>
-              <w:rPr>
+            <w:tcW w:type="dxa" w:w="1300"/>
+            <w:shd w:fill="F0F4FF" w:color="F0F4FF" w:val="solid"/>
+            <w:tcMar>
+              <w:top w:type="dxa" w:w="80"/>
+              <w:left w:type="dxa" w:w="100"/>
+              <w:bottom w:type="dxa" w:w="80"/>
+              <w:right w:type="dxa" w:w="100"/>
+            </w:tcMar>
+          </w:tcPr>
+          <w:p>
+            <w:pPr>
+              <w:jc w:val="left"/>
+            </w:pPr>
+            <w:r>
+              <w:rPr>
+                <w:b w:val="false"/>
+                <w:bCs w:val="false"/>
+                <w:color w:val="000000"/>
                 <w:sz w:val="19"/>
                 <w:szCs w:val="19"/>
               </w:rPr>
@@ -5123,17 +6340,24 @@
         </w:tc>
         <w:tc>
           <w:tcPr>
-            <w:shd w:fill="F0F4FF" w:color="F0F4FF" w:val="solid"/>
-            <w:tcMar>
-              <w:top w:type="dxa" w:w="60"/>
-              <w:left w:type="dxa" w:w="80"/>
-              <w:bottom w:type="dxa" w:w="60"/>
-              <w:right w:type="dxa" w:w="80"/>
-            </w:tcMar>
-          </w:tcPr>
-          <w:p>
-            <w:r>
-              <w:rPr>
+            <w:tcW w:type="dxa" w:w="1200"/>
+            <w:shd w:fill="F0F4FF" w:color="F0F4FF" w:val="solid"/>
+            <w:tcMar>
+              <w:top w:type="dxa" w:w="80"/>
+              <w:left w:type="dxa" w:w="100"/>
+              <w:bottom w:type="dxa" w:w="80"/>
+              <w:right w:type="dxa" w:w="100"/>
+            </w:tcMar>
+          </w:tcPr>
+          <w:p>
+            <w:pPr>
+              <w:jc w:val="left"/>
+            </w:pPr>
+            <w:r>
+              <w:rPr>
+                <w:b w:val="false"/>
+                <w:bCs w:val="false"/>
+                <w:color w:val="000000"/>
                 <w:sz w:val="19"/>
                 <w:szCs w:val="19"/>
               </w:rPr>
@@ -5143,17 +6367,24 @@
         </w:tc>
         <w:tc>
           <w:tcPr>
-            <w:shd w:fill="F0F4FF" w:color="F0F4FF" w:val="solid"/>
-            <w:tcMar>
-              <w:top w:type="dxa" w:w="60"/>
-              <w:left w:type="dxa" w:w="80"/>
-              <w:bottom w:type="dxa" w:w="60"/>
-              <w:right w:type="dxa" w:w="80"/>
-            </w:tcMar>
-          </w:tcPr>
-          <w:p>
-            <w:r>
-              <w:rPr>
+            <w:tcW w:type="dxa" w:w="2163"/>
+            <w:shd w:fill="F0F4FF" w:color="F0F4FF" w:val="solid"/>
+            <w:tcMar>
+              <w:top w:type="dxa" w:w="80"/>
+              <w:left w:type="dxa" w:w="100"/>
+              <w:bottom w:type="dxa" w:w="80"/>
+              <w:right w:type="dxa" w:w="100"/>
+            </w:tcMar>
+          </w:tcPr>
+          <w:p>
+            <w:pPr>
+              <w:jc w:val="left"/>
+            </w:pPr>
+            <w:r>
+              <w:rPr>
+                <w:b w:val="false"/>
+                <w:bCs w:val="false"/>
+                <w:color w:val="000000"/>
                 <w:sz w:val="19"/>
                 <w:szCs w:val="19"/>
               </w:rPr>
@@ -5163,17 +6394,24 @@
         </w:tc>
         <w:tc>
           <w:tcPr>
-            <w:shd w:fill="F0F4FF" w:color="F0F4FF" w:val="solid"/>
-            <w:tcMar>
-              <w:top w:type="dxa" w:w="60"/>
-              <w:left w:type="dxa" w:w="80"/>
-              <w:bottom w:type="dxa" w:w="60"/>
-              <w:right w:type="dxa" w:w="80"/>
-            </w:tcMar>
-          </w:tcPr>
-          <w:p>
-            <w:r>
-              <w:rPr>
+            <w:tcW w:type="dxa" w:w="2163"/>
+            <w:shd w:fill="F0F4FF" w:color="F0F4FF" w:val="solid"/>
+            <w:tcMar>
+              <w:top w:type="dxa" w:w="80"/>
+              <w:left w:type="dxa" w:w="100"/>
+              <w:bottom w:type="dxa" w:w="80"/>
+              <w:right w:type="dxa" w:w="100"/>
+            </w:tcMar>
+          </w:tcPr>
+          <w:p>
+            <w:pPr>
+              <w:jc w:val="left"/>
+            </w:pPr>
+            <w:r>
+              <w:rPr>
+                <w:b w:val="false"/>
+                <w:bCs w:val="false"/>
+                <w:color w:val="000000"/>
                 <w:sz w:val="19"/>
                 <w:szCs w:val="19"/>
               </w:rPr>
@@ -5994,7 +7232,7 @@
     </w:p>
     <w:tbl>
       <w:tblPr>
-        <w:tblW w:type="pct" w:w="100%"/>
+        <w:tblW w:type="dxa" w:w="9026"/>
         <w:tblBorders>
           <w:top w:val="single" w:color="auto" w:sz="4"/>
           <w:left w:val="single" w:color="auto" w:sz="4"/>
@@ -6005,10 +7243,10 @@
         </w:tblBorders>
       </w:tblPr>
       <w:tblGrid>
-        <w:gridCol w:w="100"/>
-        <w:gridCol w:w="100"/>
-        <w:gridCol w:w="100"/>
-        <w:gridCol w:w="100"/>
+        <w:gridCol w:w="2257"/>
+        <w:gridCol w:w="2256"/>
+        <w:gridCol w:w="2256"/>
+        <w:gridCol w:w="2257"/>
       </w:tblGrid>
       <w:tr>
         <w:trPr>
@@ -6016,12 +7254,13 @@
         </w:trPr>
         <w:tc>
           <w:tcPr>
+            <w:tcW w:type="dxa" w:w="2257"/>
             <w:shd w:fill="2563EB" w:color="2563EB" w:val="solid"/>
             <w:tcMar>
               <w:top w:type="dxa" w:w="80"/>
-              <w:left w:type="dxa" w:w="80"/>
-              <w:bottom w:type="dxa" w:w="80"/>
-              <w:right w:type="dxa" w:w="80"/>
+              <w:left w:type="dxa" w:w="100"/>
+              <w:bottom w:type="dxa" w:w="80"/>
+              <w:right w:type="dxa" w:w="100"/>
             </w:tcMar>
           </w:tcPr>
           <w:p>
@@ -6042,12 +7281,13 @@
         </w:tc>
         <w:tc>
           <w:tcPr>
+            <w:tcW w:type="dxa" w:w="2256"/>
             <w:shd w:fill="2563EB" w:color="2563EB" w:val="solid"/>
             <w:tcMar>
               <w:top w:type="dxa" w:w="80"/>
-              <w:left w:type="dxa" w:w="80"/>
-              <w:bottom w:type="dxa" w:w="80"/>
-              <w:right w:type="dxa" w:w="80"/>
+              <w:left w:type="dxa" w:w="100"/>
+              <w:bottom w:type="dxa" w:w="80"/>
+              <w:right w:type="dxa" w:w="100"/>
             </w:tcMar>
           </w:tcPr>
           <w:p>
@@ -6068,12 +7308,13 @@
         </w:tc>
         <w:tc>
           <w:tcPr>
+            <w:tcW w:type="dxa" w:w="2256"/>
             <w:shd w:fill="2563EB" w:color="2563EB" w:val="solid"/>
             <w:tcMar>
               <w:top w:type="dxa" w:w="80"/>
-              <w:left w:type="dxa" w:w="80"/>
-              <w:bottom w:type="dxa" w:w="80"/>
-              <w:right w:type="dxa" w:w="80"/>
+              <w:left w:type="dxa" w:w="100"/>
+              <w:bottom w:type="dxa" w:w="80"/>
+              <w:right w:type="dxa" w:w="100"/>
             </w:tcMar>
           </w:tcPr>
           <w:p>
@@ -6094,12 +7335,13 @@
         </w:tc>
         <w:tc>
           <w:tcPr>
+            <w:tcW w:type="dxa" w:w="2257"/>
             <w:shd w:fill="2563EB" w:color="2563EB" w:val="solid"/>
             <w:tcMar>
               <w:top w:type="dxa" w:w="80"/>
-              <w:left w:type="dxa" w:w="80"/>
-              <w:bottom w:type="dxa" w:w="80"/>
-              <w:right w:type="dxa" w:w="80"/>
+              <w:left w:type="dxa" w:w="100"/>
+              <w:bottom w:type="dxa" w:w="80"/>
+              <w:right w:type="dxa" w:w="100"/>
             </w:tcMar>
           </w:tcPr>
           <w:p>
@@ -6122,17 +7364,24 @@
       <w:tr>
         <w:tc>
           <w:tcPr>
-            <w:shd w:fill="FFFFFF" w:color="FFFFFF" w:val="solid"/>
-            <w:tcMar>
-              <w:top w:type="dxa" w:w="60"/>
-              <w:left w:type="dxa" w:w="80"/>
-              <w:bottom w:type="dxa" w:w="60"/>
-              <w:right w:type="dxa" w:w="80"/>
-            </w:tcMar>
-          </w:tcPr>
-          <w:p>
-            <w:r>
-              <w:rPr>
+            <w:tcW w:type="dxa" w:w="2257"/>
+            <w:shd w:fill="FFFFFF" w:color="FFFFFF" w:val="solid"/>
+            <w:tcMar>
+              <w:top w:type="dxa" w:w="80"/>
+              <w:left w:type="dxa" w:w="100"/>
+              <w:bottom w:type="dxa" w:w="80"/>
+              <w:right w:type="dxa" w:w="100"/>
+            </w:tcMar>
+          </w:tcPr>
+          <w:p>
+            <w:pPr>
+              <w:jc w:val="left"/>
+            </w:pPr>
+            <w:r>
+              <w:rPr>
+                <w:b w:val="false"/>
+                <w:bCs w:val="false"/>
+                <w:color w:val="000000"/>
                 <w:sz w:val="19"/>
                 <w:szCs w:val="19"/>
               </w:rPr>
@@ -6142,17 +7391,24 @@
         </w:tc>
         <w:tc>
           <w:tcPr>
-            <w:shd w:fill="FFFFFF" w:color="FFFFFF" w:val="solid"/>
-            <w:tcMar>
-              <w:top w:type="dxa" w:w="60"/>
-              <w:left w:type="dxa" w:w="80"/>
-              <w:bottom w:type="dxa" w:w="60"/>
-              <w:right w:type="dxa" w:w="80"/>
-            </w:tcMar>
-          </w:tcPr>
-          <w:p>
-            <w:r>
-              <w:rPr>
+            <w:tcW w:type="dxa" w:w="2256"/>
+            <w:shd w:fill="FFFFFF" w:color="FFFFFF" w:val="solid"/>
+            <w:tcMar>
+              <w:top w:type="dxa" w:w="80"/>
+              <w:left w:type="dxa" w:w="100"/>
+              <w:bottom w:type="dxa" w:w="80"/>
+              <w:right w:type="dxa" w:w="100"/>
+            </w:tcMar>
+          </w:tcPr>
+          <w:p>
+            <w:pPr>
+              <w:jc w:val="left"/>
+            </w:pPr>
+            <w:r>
+              <w:rPr>
+                <w:b w:val="false"/>
+                <w:bCs w:val="false"/>
+                <w:color w:val="000000"/>
                 <w:sz w:val="19"/>
                 <w:szCs w:val="19"/>
               </w:rPr>
@@ -6162,17 +7418,24 @@
         </w:tc>
         <w:tc>
           <w:tcPr>
-            <w:shd w:fill="FFFFFF" w:color="FFFFFF" w:val="solid"/>
-            <w:tcMar>
-              <w:top w:type="dxa" w:w="60"/>
-              <w:left w:type="dxa" w:w="80"/>
-              <w:bottom w:type="dxa" w:w="60"/>
-              <w:right w:type="dxa" w:w="80"/>
-            </w:tcMar>
-          </w:tcPr>
-          <w:p>
-            <w:r>
-              <w:rPr>
+            <w:tcW w:type="dxa" w:w="2256"/>
+            <w:shd w:fill="FFFFFF" w:color="FFFFFF" w:val="solid"/>
+            <w:tcMar>
+              <w:top w:type="dxa" w:w="80"/>
+              <w:left w:type="dxa" w:w="100"/>
+              <w:bottom w:type="dxa" w:w="80"/>
+              <w:right w:type="dxa" w:w="100"/>
+            </w:tcMar>
+          </w:tcPr>
+          <w:p>
+            <w:pPr>
+              <w:jc w:val="left"/>
+            </w:pPr>
+            <w:r>
+              <w:rPr>
+                <w:b w:val="false"/>
+                <w:bCs w:val="false"/>
+                <w:color w:val="000000"/>
                 <w:sz w:val="19"/>
                 <w:szCs w:val="19"/>
               </w:rPr>
@@ -6182,17 +7445,24 @@
         </w:tc>
         <w:tc>
           <w:tcPr>
-            <w:shd w:fill="FFFFFF" w:color="FFFFFF" w:val="solid"/>
-            <w:tcMar>
-              <w:top w:type="dxa" w:w="60"/>
-              <w:left w:type="dxa" w:w="80"/>
-              <w:bottom w:type="dxa" w:w="60"/>
-              <w:right w:type="dxa" w:w="80"/>
-            </w:tcMar>
-          </w:tcPr>
-          <w:p>
-            <w:r>
-              <w:rPr>
+            <w:tcW w:type="dxa" w:w="2257"/>
+            <w:shd w:fill="FFFFFF" w:color="FFFFFF" w:val="solid"/>
+            <w:tcMar>
+              <w:top w:type="dxa" w:w="80"/>
+              <w:left w:type="dxa" w:w="100"/>
+              <w:bottom w:type="dxa" w:w="80"/>
+              <w:right w:type="dxa" w:w="100"/>
+            </w:tcMar>
+          </w:tcPr>
+          <w:p>
+            <w:pPr>
+              <w:jc w:val="left"/>
+            </w:pPr>
+            <w:r>
+              <w:rPr>
+                <w:b w:val="false"/>
+                <w:bCs w:val="false"/>
+                <w:color w:val="000000"/>
                 <w:sz w:val="19"/>
                 <w:szCs w:val="19"/>
               </w:rPr>
@@ -6204,17 +7474,24 @@
       <w:tr>
         <w:tc>
           <w:tcPr>
-            <w:shd w:fill="F0F4FF" w:color="F0F4FF" w:val="solid"/>
-            <w:tcMar>
-              <w:top w:type="dxa" w:w="60"/>
-              <w:left w:type="dxa" w:w="80"/>
-              <w:bottom w:type="dxa" w:w="60"/>
-              <w:right w:type="dxa" w:w="80"/>
-            </w:tcMar>
-          </w:tcPr>
-          <w:p>
-            <w:r>
-              <w:rPr>
+            <w:tcW w:type="dxa" w:w="2257"/>
+            <w:shd w:fill="F0F4FF" w:color="F0F4FF" w:val="solid"/>
+            <w:tcMar>
+              <w:top w:type="dxa" w:w="80"/>
+              <w:left w:type="dxa" w:w="100"/>
+              <w:bottom w:type="dxa" w:w="80"/>
+              <w:right w:type="dxa" w:w="100"/>
+            </w:tcMar>
+          </w:tcPr>
+          <w:p>
+            <w:pPr>
+              <w:jc w:val="left"/>
+            </w:pPr>
+            <w:r>
+              <w:rPr>
+                <w:b w:val="false"/>
+                <w:bCs w:val="false"/>
+                <w:color w:val="000000"/>
                 <w:sz w:val="19"/>
                 <w:szCs w:val="19"/>
               </w:rPr>
@@ -6224,17 +7501,24 @@
         </w:tc>
         <w:tc>
           <w:tcPr>
-            <w:shd w:fill="F0F4FF" w:color="F0F4FF" w:val="solid"/>
-            <w:tcMar>
-              <w:top w:type="dxa" w:w="60"/>
-              <w:left w:type="dxa" w:w="80"/>
-              <w:bottom w:type="dxa" w:w="60"/>
-              <w:right w:type="dxa" w:w="80"/>
-            </w:tcMar>
-          </w:tcPr>
-          <w:p>
-            <w:r>
-              <w:rPr>
+            <w:tcW w:type="dxa" w:w="2256"/>
+            <w:shd w:fill="F0F4FF" w:color="F0F4FF" w:val="solid"/>
+            <w:tcMar>
+              <w:top w:type="dxa" w:w="80"/>
+              <w:left w:type="dxa" w:w="100"/>
+              <w:bottom w:type="dxa" w:w="80"/>
+              <w:right w:type="dxa" w:w="100"/>
+            </w:tcMar>
+          </w:tcPr>
+          <w:p>
+            <w:pPr>
+              <w:jc w:val="left"/>
+            </w:pPr>
+            <w:r>
+              <w:rPr>
+                <w:b w:val="false"/>
+                <w:bCs w:val="false"/>
+                <w:color w:val="000000"/>
                 <w:sz w:val="19"/>
                 <w:szCs w:val="19"/>
               </w:rPr>
@@ -6244,17 +7528,24 @@
         </w:tc>
         <w:tc>
           <w:tcPr>
-            <w:shd w:fill="F0F4FF" w:color="F0F4FF" w:val="solid"/>
-            <w:tcMar>
-              <w:top w:type="dxa" w:w="60"/>
-              <w:left w:type="dxa" w:w="80"/>
-              <w:bottom w:type="dxa" w:w="60"/>
-              <w:right w:type="dxa" w:w="80"/>
-            </w:tcMar>
-          </w:tcPr>
-          <w:p>
-            <w:r>
-              <w:rPr>
+            <w:tcW w:type="dxa" w:w="2256"/>
+            <w:shd w:fill="F0F4FF" w:color="F0F4FF" w:val="solid"/>
+            <w:tcMar>
+              <w:top w:type="dxa" w:w="80"/>
+              <w:left w:type="dxa" w:w="100"/>
+              <w:bottom w:type="dxa" w:w="80"/>
+              <w:right w:type="dxa" w:w="100"/>
+            </w:tcMar>
+          </w:tcPr>
+          <w:p>
+            <w:pPr>
+              <w:jc w:val="left"/>
+            </w:pPr>
+            <w:r>
+              <w:rPr>
+                <w:b w:val="false"/>
+                <w:bCs w:val="false"/>
+                <w:color w:val="000000"/>
                 <w:sz w:val="19"/>
                 <w:szCs w:val="19"/>
               </w:rPr>
@@ -6264,17 +7555,24 @@
         </w:tc>
         <w:tc>
           <w:tcPr>
-            <w:shd w:fill="F0F4FF" w:color="F0F4FF" w:val="solid"/>
-            <w:tcMar>
-              <w:top w:type="dxa" w:w="60"/>
-              <w:left w:type="dxa" w:w="80"/>
-              <w:bottom w:type="dxa" w:w="60"/>
-              <w:right w:type="dxa" w:w="80"/>
-            </w:tcMar>
-          </w:tcPr>
-          <w:p>
-            <w:r>
-              <w:rPr>
+            <w:tcW w:type="dxa" w:w="2257"/>
+            <w:shd w:fill="F0F4FF" w:color="F0F4FF" w:val="solid"/>
+            <w:tcMar>
+              <w:top w:type="dxa" w:w="80"/>
+              <w:left w:type="dxa" w:w="100"/>
+              <w:bottom w:type="dxa" w:w="80"/>
+              <w:right w:type="dxa" w:w="100"/>
+            </w:tcMar>
+          </w:tcPr>
+          <w:p>
+            <w:pPr>
+              <w:jc w:val="left"/>
+            </w:pPr>
+            <w:r>
+              <w:rPr>
+                <w:b w:val="false"/>
+                <w:bCs w:val="false"/>
+                <w:color w:val="000000"/>
                 <w:sz w:val="19"/>
                 <w:szCs w:val="19"/>
               </w:rPr>
@@ -6286,17 +7584,24 @@
       <w:tr>
         <w:tc>
           <w:tcPr>
-            <w:shd w:fill="FFFFFF" w:color="FFFFFF" w:val="solid"/>
-            <w:tcMar>
-              <w:top w:type="dxa" w:w="60"/>
-              <w:left w:type="dxa" w:w="80"/>
-              <w:bottom w:type="dxa" w:w="60"/>
-              <w:right w:type="dxa" w:w="80"/>
-            </w:tcMar>
-          </w:tcPr>
-          <w:p>
-            <w:r>
-              <w:rPr>
+            <w:tcW w:type="dxa" w:w="2257"/>
+            <w:shd w:fill="FFFFFF" w:color="FFFFFF" w:val="solid"/>
+            <w:tcMar>
+              <w:top w:type="dxa" w:w="80"/>
+              <w:left w:type="dxa" w:w="100"/>
+              <w:bottom w:type="dxa" w:w="80"/>
+              <w:right w:type="dxa" w:w="100"/>
+            </w:tcMar>
+          </w:tcPr>
+          <w:p>
+            <w:pPr>
+              <w:jc w:val="left"/>
+            </w:pPr>
+            <w:r>
+              <w:rPr>
+                <w:b w:val="false"/>
+                <w:bCs w:val="false"/>
+                <w:color w:val="000000"/>
                 <w:sz w:val="19"/>
                 <w:szCs w:val="19"/>
               </w:rPr>
@@ -6306,17 +7611,24 @@
         </w:tc>
         <w:tc>
           <w:tcPr>
-            <w:shd w:fill="FFFFFF" w:color="FFFFFF" w:val="solid"/>
-            <w:tcMar>
-              <w:top w:type="dxa" w:w="60"/>
-              <w:left w:type="dxa" w:w="80"/>
-              <w:bottom w:type="dxa" w:w="60"/>
-              <w:right w:type="dxa" w:w="80"/>
-            </w:tcMar>
-          </w:tcPr>
-          <w:p>
-            <w:r>
-              <w:rPr>
+            <w:tcW w:type="dxa" w:w="2256"/>
+            <w:shd w:fill="FFFFFF" w:color="FFFFFF" w:val="solid"/>
+            <w:tcMar>
+              <w:top w:type="dxa" w:w="80"/>
+              <w:left w:type="dxa" w:w="100"/>
+              <w:bottom w:type="dxa" w:w="80"/>
+              <w:right w:type="dxa" w:w="100"/>
+            </w:tcMar>
+          </w:tcPr>
+          <w:p>
+            <w:pPr>
+              <w:jc w:val="left"/>
+            </w:pPr>
+            <w:r>
+              <w:rPr>
+                <w:b w:val="false"/>
+                <w:bCs w:val="false"/>
+                <w:color w:val="000000"/>
                 <w:sz w:val="19"/>
                 <w:szCs w:val="19"/>
               </w:rPr>
@@ -6326,17 +7638,24 @@
         </w:tc>
         <w:tc>
           <w:tcPr>
-            <w:shd w:fill="FFFFFF" w:color="FFFFFF" w:val="solid"/>
-            <w:tcMar>
-              <w:top w:type="dxa" w:w="60"/>
-              <w:left w:type="dxa" w:w="80"/>
-              <w:bottom w:type="dxa" w:w="60"/>
-              <w:right w:type="dxa" w:w="80"/>
-            </w:tcMar>
-          </w:tcPr>
-          <w:p>
-            <w:r>
-              <w:rPr>
+            <w:tcW w:type="dxa" w:w="2256"/>
+            <w:shd w:fill="FFFFFF" w:color="FFFFFF" w:val="solid"/>
+            <w:tcMar>
+              <w:top w:type="dxa" w:w="80"/>
+              <w:left w:type="dxa" w:w="100"/>
+              <w:bottom w:type="dxa" w:w="80"/>
+              <w:right w:type="dxa" w:w="100"/>
+            </w:tcMar>
+          </w:tcPr>
+          <w:p>
+            <w:pPr>
+              <w:jc w:val="left"/>
+            </w:pPr>
+            <w:r>
+              <w:rPr>
+                <w:b w:val="false"/>
+                <w:bCs w:val="false"/>
+                <w:color w:val="000000"/>
                 <w:sz w:val="19"/>
                 <w:szCs w:val="19"/>
               </w:rPr>
@@ -6346,17 +7665,24 @@
         </w:tc>
         <w:tc>
           <w:tcPr>
-            <w:shd w:fill="FFFFFF" w:color="FFFFFF" w:val="solid"/>
-            <w:tcMar>
-              <w:top w:type="dxa" w:w="60"/>
-              <w:left w:type="dxa" w:w="80"/>
-              <w:bottom w:type="dxa" w:w="60"/>
-              <w:right w:type="dxa" w:w="80"/>
-            </w:tcMar>
-          </w:tcPr>
-          <w:p>
-            <w:r>
-              <w:rPr>
+            <w:tcW w:type="dxa" w:w="2257"/>
+            <w:shd w:fill="FFFFFF" w:color="FFFFFF" w:val="solid"/>
+            <w:tcMar>
+              <w:top w:type="dxa" w:w="80"/>
+              <w:left w:type="dxa" w:w="100"/>
+              <w:bottom w:type="dxa" w:w="80"/>
+              <w:right w:type="dxa" w:w="100"/>
+            </w:tcMar>
+          </w:tcPr>
+          <w:p>
+            <w:pPr>
+              <w:jc w:val="left"/>
+            </w:pPr>
+            <w:r>
+              <w:rPr>
+                <w:b w:val="false"/>
+                <w:bCs w:val="false"/>
+                <w:color w:val="000000"/>
                 <w:sz w:val="19"/>
                 <w:szCs w:val="19"/>
               </w:rPr>
@@ -6368,17 +7694,24 @@
       <w:tr>
         <w:tc>
           <w:tcPr>
-            <w:shd w:fill="F0F4FF" w:color="F0F4FF" w:val="solid"/>
-            <w:tcMar>
-              <w:top w:type="dxa" w:w="60"/>
-              <w:left w:type="dxa" w:w="80"/>
-              <w:bottom w:type="dxa" w:w="60"/>
-              <w:right w:type="dxa" w:w="80"/>
-            </w:tcMar>
-          </w:tcPr>
-          <w:p>
-            <w:r>
-              <w:rPr>
+            <w:tcW w:type="dxa" w:w="2257"/>
+            <w:shd w:fill="F0F4FF" w:color="F0F4FF" w:val="solid"/>
+            <w:tcMar>
+              <w:top w:type="dxa" w:w="80"/>
+              <w:left w:type="dxa" w:w="100"/>
+              <w:bottom w:type="dxa" w:w="80"/>
+              <w:right w:type="dxa" w:w="100"/>
+            </w:tcMar>
+          </w:tcPr>
+          <w:p>
+            <w:pPr>
+              <w:jc w:val="left"/>
+            </w:pPr>
+            <w:r>
+              <w:rPr>
+                <w:b w:val="false"/>
+                <w:bCs w:val="false"/>
+                <w:color w:val="000000"/>
                 <w:sz w:val="19"/>
                 <w:szCs w:val="19"/>
               </w:rPr>
@@ -6388,17 +7721,24 @@
         </w:tc>
         <w:tc>
           <w:tcPr>
-            <w:shd w:fill="F0F4FF" w:color="F0F4FF" w:val="solid"/>
-            <w:tcMar>
-              <w:top w:type="dxa" w:w="60"/>
-              <w:left w:type="dxa" w:w="80"/>
-              <w:bottom w:type="dxa" w:w="60"/>
-              <w:right w:type="dxa" w:w="80"/>
-            </w:tcMar>
-          </w:tcPr>
-          <w:p>
-            <w:r>
-              <w:rPr>
+            <w:tcW w:type="dxa" w:w="2256"/>
+            <w:shd w:fill="F0F4FF" w:color="F0F4FF" w:val="solid"/>
+            <w:tcMar>
+              <w:top w:type="dxa" w:w="80"/>
+              <w:left w:type="dxa" w:w="100"/>
+              <w:bottom w:type="dxa" w:w="80"/>
+              <w:right w:type="dxa" w:w="100"/>
+            </w:tcMar>
+          </w:tcPr>
+          <w:p>
+            <w:pPr>
+              <w:jc w:val="left"/>
+            </w:pPr>
+            <w:r>
+              <w:rPr>
+                <w:b w:val="false"/>
+                <w:bCs w:val="false"/>
+                <w:color w:val="000000"/>
                 <w:sz w:val="19"/>
                 <w:szCs w:val="19"/>
               </w:rPr>
@@ -6408,17 +7748,24 @@
         </w:tc>
         <w:tc>
           <w:tcPr>
-            <w:shd w:fill="F0F4FF" w:color="F0F4FF" w:val="solid"/>
-            <w:tcMar>
-              <w:top w:type="dxa" w:w="60"/>
-              <w:left w:type="dxa" w:w="80"/>
-              <w:bottom w:type="dxa" w:w="60"/>
-              <w:right w:type="dxa" w:w="80"/>
-            </w:tcMar>
-          </w:tcPr>
-          <w:p>
-            <w:r>
-              <w:rPr>
+            <w:tcW w:type="dxa" w:w="2256"/>
+            <w:shd w:fill="F0F4FF" w:color="F0F4FF" w:val="solid"/>
+            <w:tcMar>
+              <w:top w:type="dxa" w:w="80"/>
+              <w:left w:type="dxa" w:w="100"/>
+              <w:bottom w:type="dxa" w:w="80"/>
+              <w:right w:type="dxa" w:w="100"/>
+            </w:tcMar>
+          </w:tcPr>
+          <w:p>
+            <w:pPr>
+              <w:jc w:val="left"/>
+            </w:pPr>
+            <w:r>
+              <w:rPr>
+                <w:b w:val="false"/>
+                <w:bCs w:val="false"/>
+                <w:color w:val="000000"/>
                 <w:sz w:val="19"/>
                 <w:szCs w:val="19"/>
               </w:rPr>
@@ -6428,17 +7775,24 @@
         </w:tc>
         <w:tc>
           <w:tcPr>
-            <w:shd w:fill="F0F4FF" w:color="F0F4FF" w:val="solid"/>
-            <w:tcMar>
-              <w:top w:type="dxa" w:w="60"/>
-              <w:left w:type="dxa" w:w="80"/>
-              <w:bottom w:type="dxa" w:w="60"/>
-              <w:right w:type="dxa" w:w="80"/>
-            </w:tcMar>
-          </w:tcPr>
-          <w:p>
-            <w:r>
-              <w:rPr>
+            <w:tcW w:type="dxa" w:w="2257"/>
+            <w:shd w:fill="F0F4FF" w:color="F0F4FF" w:val="solid"/>
+            <w:tcMar>
+              <w:top w:type="dxa" w:w="80"/>
+              <w:left w:type="dxa" w:w="100"/>
+              <w:bottom w:type="dxa" w:w="80"/>
+              <w:right w:type="dxa" w:w="100"/>
+            </w:tcMar>
+          </w:tcPr>
+          <w:p>
+            <w:pPr>
+              <w:jc w:val="left"/>
+            </w:pPr>
+            <w:r>
+              <w:rPr>
+                <w:b w:val="false"/>
+                <w:bCs w:val="false"/>
+                <w:color w:val="000000"/>
                 <w:sz w:val="19"/>
                 <w:szCs w:val="19"/>
               </w:rPr>
@@ -6450,17 +7804,24 @@
       <w:tr>
         <w:tc>
           <w:tcPr>
-            <w:shd w:fill="FFFFFF" w:color="FFFFFF" w:val="solid"/>
-            <w:tcMar>
-              <w:top w:type="dxa" w:w="60"/>
-              <w:left w:type="dxa" w:w="80"/>
-              <w:bottom w:type="dxa" w:w="60"/>
-              <w:right w:type="dxa" w:w="80"/>
-            </w:tcMar>
-          </w:tcPr>
-          <w:p>
-            <w:r>
-              <w:rPr>
+            <w:tcW w:type="dxa" w:w="2257"/>
+            <w:shd w:fill="FFFFFF" w:color="FFFFFF" w:val="solid"/>
+            <w:tcMar>
+              <w:top w:type="dxa" w:w="80"/>
+              <w:left w:type="dxa" w:w="100"/>
+              <w:bottom w:type="dxa" w:w="80"/>
+              <w:right w:type="dxa" w:w="100"/>
+            </w:tcMar>
+          </w:tcPr>
+          <w:p>
+            <w:pPr>
+              <w:jc w:val="left"/>
+            </w:pPr>
+            <w:r>
+              <w:rPr>
+                <w:b w:val="false"/>
+                <w:bCs w:val="false"/>
+                <w:color w:val="000000"/>
                 <w:sz w:val="19"/>
                 <w:szCs w:val="19"/>
               </w:rPr>
@@ -6470,17 +7831,24 @@
         </w:tc>
         <w:tc>
           <w:tcPr>
-            <w:shd w:fill="FFFFFF" w:color="FFFFFF" w:val="solid"/>
-            <w:tcMar>
-              <w:top w:type="dxa" w:w="60"/>
-              <w:left w:type="dxa" w:w="80"/>
-              <w:bottom w:type="dxa" w:w="60"/>
-              <w:right w:type="dxa" w:w="80"/>
-            </w:tcMar>
-          </w:tcPr>
-          <w:p>
-            <w:r>
-              <w:rPr>
+            <w:tcW w:type="dxa" w:w="2256"/>
+            <w:shd w:fill="FFFFFF" w:color="FFFFFF" w:val="solid"/>
+            <w:tcMar>
+              <w:top w:type="dxa" w:w="80"/>
+              <w:left w:type="dxa" w:w="100"/>
+              <w:bottom w:type="dxa" w:w="80"/>
+              <w:right w:type="dxa" w:w="100"/>
+            </w:tcMar>
+          </w:tcPr>
+          <w:p>
+            <w:pPr>
+              <w:jc w:val="left"/>
+            </w:pPr>
+            <w:r>
+              <w:rPr>
+                <w:b w:val="false"/>
+                <w:bCs w:val="false"/>
+                <w:color w:val="000000"/>
                 <w:sz w:val="19"/>
                 <w:szCs w:val="19"/>
               </w:rPr>
@@ -6490,17 +7858,24 @@
         </w:tc>
         <w:tc>
           <w:tcPr>
-            <w:shd w:fill="FFFFFF" w:color="FFFFFF" w:val="solid"/>
-            <w:tcMar>
-              <w:top w:type="dxa" w:w="60"/>
-              <w:left w:type="dxa" w:w="80"/>
-              <w:bottom w:type="dxa" w:w="60"/>
-              <w:right w:type="dxa" w:w="80"/>
-            </w:tcMar>
-          </w:tcPr>
-          <w:p>
-            <w:r>
-              <w:rPr>
+            <w:tcW w:type="dxa" w:w="2256"/>
+            <w:shd w:fill="FFFFFF" w:color="FFFFFF" w:val="solid"/>
+            <w:tcMar>
+              <w:top w:type="dxa" w:w="80"/>
+              <w:left w:type="dxa" w:w="100"/>
+              <w:bottom w:type="dxa" w:w="80"/>
+              <w:right w:type="dxa" w:w="100"/>
+            </w:tcMar>
+          </w:tcPr>
+          <w:p>
+            <w:pPr>
+              <w:jc w:val="left"/>
+            </w:pPr>
+            <w:r>
+              <w:rPr>
+                <w:b w:val="false"/>
+                <w:bCs w:val="false"/>
+                <w:color w:val="000000"/>
                 <w:sz w:val="19"/>
                 <w:szCs w:val="19"/>
               </w:rPr>
@@ -6510,17 +7885,24 @@
         </w:tc>
         <w:tc>
           <w:tcPr>
-            <w:shd w:fill="FFFFFF" w:color="FFFFFF" w:val="solid"/>
-            <w:tcMar>
-              <w:top w:type="dxa" w:w="60"/>
-              <w:left w:type="dxa" w:w="80"/>
-              <w:bottom w:type="dxa" w:w="60"/>
-              <w:right w:type="dxa" w:w="80"/>
-            </w:tcMar>
-          </w:tcPr>
-          <w:p>
-            <w:r>
-              <w:rPr>
+            <w:tcW w:type="dxa" w:w="2257"/>
+            <w:shd w:fill="FFFFFF" w:color="FFFFFF" w:val="solid"/>
+            <w:tcMar>
+              <w:top w:type="dxa" w:w="80"/>
+              <w:left w:type="dxa" w:w="100"/>
+              <w:bottom w:type="dxa" w:w="80"/>
+              <w:right w:type="dxa" w:w="100"/>
+            </w:tcMar>
+          </w:tcPr>
+          <w:p>
+            <w:pPr>
+              <w:jc w:val="left"/>
+            </w:pPr>
+            <w:r>
+              <w:rPr>
+                <w:b w:val="false"/>
+                <w:bCs w:val="false"/>
+                <w:color w:val="000000"/>
                 <w:sz w:val="19"/>
                 <w:szCs w:val="19"/>
               </w:rPr>
